--- a/doc/第四门课 卷积神经网络/第三周 目标检测.docx
+++ b/doc/第四门课 卷积神经网络/第三周 目标检测.docx
@@ -3116,13 +3116,7 @@
           <w:rPr>
             <w:rFonts w:ascii="Cambria Math" w:hAnsi="Cambria Math"/>
           </w:rPr>
-          <m:t>=</m:t>
-        </m:r>
-        <m:r>
-          <w:rPr>
-            <w:rFonts w:ascii="Cambria Math" w:hAnsi="Cambria Math"/>
-          </w:rPr>
-          <m:t>0</m:t>
+          <m:t>=0</m:t>
         </m:r>
       </m:oMath>
       <w:r>
@@ -3165,13 +3159,7 @@
           <w:rPr>
             <w:rFonts w:ascii="Cambria Math" w:hAnsi="Cambria Math"/>
           </w:rPr>
-          <m:t>=</m:t>
-        </m:r>
-        <m:r>
-          <w:rPr>
-            <w:rFonts w:ascii="Cambria Math" w:hAnsi="Cambria Math"/>
-          </w:rPr>
-          <m:t>0</m:t>
+          <m:t>=0</m:t>
         </m:r>
       </m:oMath>
       <w:r>
@@ -3429,13 +3417,7 @@
           <w:rPr>
             <w:rFonts w:ascii="Cambria Math" w:hAnsi="Cambria Math"/>
           </w:rPr>
-          <m:t>=</m:t>
-        </m:r>
-        <m:r>
-          <w:rPr>
-            <w:rFonts w:ascii="Cambria Math" w:hAnsi="Cambria Math"/>
-          </w:rPr>
-          <m:t>0</m:t>
+          <m:t>=0</m:t>
         </m:r>
       </m:oMath>
       <w:r>
@@ -4006,13 +3988,7 @@
               <w:rPr>
                 <w:rFonts w:ascii="Cambria Math" w:hAnsi="Cambria Math"/>
               </w:rPr>
-              <m:t>1</m:t>
-            </m:r>
-            <m:r>
-              <w:rPr>
-                <w:rFonts w:ascii="Cambria Math" w:hAnsi="Cambria Math"/>
-              </w:rPr>
-              <m:t>x</m:t>
+              <m:t>1x</m:t>
             </m:r>
           </m:sub>
         </m:sSub>
@@ -4042,13 +4018,7 @@
               <w:rPr>
                 <w:rFonts w:ascii="Cambria Math" w:hAnsi="Cambria Math"/>
               </w:rPr>
-              <m:t>1</m:t>
-            </m:r>
-            <m:r>
-              <w:rPr>
-                <w:rFonts w:ascii="Cambria Math" w:hAnsi="Cambria Math"/>
-              </w:rPr>
-              <m:t>y</m:t>
+              <m:t>1y</m:t>
             </m:r>
           </m:sub>
         </m:sSub>
@@ -4081,13 +4051,7 @@
               <w:rPr>
                 <w:rFonts w:ascii="Cambria Math" w:hAnsi="Cambria Math"/>
               </w:rPr>
-              <m:t>2</m:t>
-            </m:r>
-            <m:r>
-              <w:rPr>
-                <w:rFonts w:ascii="Cambria Math" w:hAnsi="Cambria Math"/>
-              </w:rPr>
-              <m:t>x</m:t>
+              <m:t>2x</m:t>
             </m:r>
           </m:sub>
         </m:sSub>
@@ -4345,13 +4309,7 @@
               <w:rPr>
                 <w:rFonts w:ascii="Cambria Math" w:hAnsi="Cambria Math"/>
               </w:rPr>
-              <m:t>64</m:t>
-            </m:r>
-            <m:r>
-              <w:rPr>
-                <w:rFonts w:ascii="Cambria Math" w:hAnsi="Cambria Math"/>
-              </w:rPr>
-              <m:t>x</m:t>
+              <m:t>64x</m:t>
             </m:r>
           </m:sub>
         </m:sSub>
@@ -4381,13 +4339,7 @@
               <w:rPr>
                 <w:rFonts w:ascii="Cambria Math" w:hAnsi="Cambria Math"/>
               </w:rPr>
-              <m:t>64</m:t>
-            </m:r>
-            <m:r>
-              <w:rPr>
-                <w:rFonts w:ascii="Cambria Math" w:hAnsi="Cambria Math"/>
-              </w:rPr>
-              <m:t>y</m:t>
+              <m:t>64y</m:t>
             </m:r>
           </m:sub>
         </m:sSub>
@@ -4709,13 +4661,7 @@
               <w:rPr>
                 <w:rFonts w:ascii="Cambria Math" w:hAnsi="Cambria Math"/>
               </w:rPr>
-              <m:t>32</m:t>
-            </m:r>
-            <m:r>
-              <w:rPr>
-                <w:rFonts w:ascii="Cambria Math" w:hAnsi="Cambria Math"/>
-              </w:rPr>
-              <m:t>x</m:t>
+              <m:t>32x</m:t>
             </m:r>
           </m:sub>
         </m:sSub>
@@ -4745,13 +4691,7 @@
               <w:rPr>
                 <w:rFonts w:ascii="Cambria Math" w:hAnsi="Cambria Math"/>
               </w:rPr>
-              <m:t>32</m:t>
-            </m:r>
-            <m:r>
-              <w:rPr>
-                <w:rFonts w:ascii="Cambria Math" w:hAnsi="Cambria Math"/>
-              </w:rPr>
-              <m:t>y</m:t>
+              <m:t>32y</m:t>
             </m:r>
           </m:sub>
         </m:sSub>
@@ -4809,8 +4749,6 @@
         </w:rPr>
         <w:t>。</w:t>
       </w:r>
-      <w:bookmarkStart w:id="0" w:name="_GoBack"/>
-      <w:bookmarkEnd w:id="0"/>
     </w:p>
     <w:p>
       <w:pPr>
@@ -4840,7 +4778,7 @@
         <w:spacing w:before="100" w:beforeAutospacing="1" w:after="100" w:afterAutospacing="1"/>
         <w:jc w:val="left"/>
         <w:rPr>
-          <w:rFonts w:ascii="宋体" w:eastAsia="宋体" w:hAnsi="宋体" w:cs="宋体" w:hint="eastAsia"/>
+          <w:rFonts w:ascii="宋体" w:eastAsia="宋体" w:hAnsi="宋体" w:cs="宋体"/>
           <w:kern w:val="0"/>
           <w:sz w:val="24"/>
           <w:szCs w:val="24"/>
@@ -4849,10 +4787,5955 @@
     </w:p>
     <w:p>
       <w:pPr>
+        <w:pStyle w:val="3"/>
+      </w:pPr>
+      <w:r>
+        <w:lastRenderedPageBreak/>
+        <w:t>3.3 目标检测</w:t>
+      </w:r>
+    </w:p>
+    <w:p>
+      <w:r>
+        <w:t>学过了对象定位和特征点检测，今天我们来</w:t>
+      </w:r>
+      <w:r>
+        <w:rPr>
+          <w:b/>
+        </w:rPr>
+        <w:t>构建一个对象检测算法</w:t>
+      </w:r>
+      <w:r>
+        <w:t>。这节课，我们将学习如何</w:t>
+      </w:r>
+      <w:r>
+        <w:rPr>
+          <w:b/>
+        </w:rPr>
+        <w:t>通过卷积网络进行对象检测</w:t>
+      </w:r>
+      <w:r>
+        <w:t>，采用的是</w:t>
+      </w:r>
+      <w:r>
+        <w:rPr>
+          <w:b/>
+        </w:rPr>
+        <w:t>基于滑动窗口的目标检测算法</w:t>
+      </w:r>
+      <w:r>
+        <w:t>。</w:t>
+      </w:r>
+    </w:p>
+    <w:p/>
+    <w:p>
+      <w:r>
+        <w:rPr>
+          <w:noProof/>
+        </w:rPr>
+        <w:drawing>
+          <wp:inline distT="0" distB="0" distL="0" distR="0" wp14:anchorId="5AB90D0C" wp14:editId="19983893">
+            <wp:extent cx="5274310" cy="2791868"/>
+            <wp:effectExtent l="0" t="0" r="2540" b="8890"/>
+            <wp:docPr id="12" name="图片 12" descr="http://www.ai-start.com/dl2017/images/2f4e567978bb62fcbec093887de37783.png"/>
+            <wp:cNvGraphicFramePr>
+              <a:graphicFrameLocks xmlns:a="http://schemas.openxmlformats.org/drawingml/2006/main" noChangeAspect="1"/>
+            </wp:cNvGraphicFramePr>
+            <a:graphic xmlns:a="http://schemas.openxmlformats.org/drawingml/2006/main">
+              <a:graphicData uri="http://schemas.openxmlformats.org/drawingml/2006/picture">
+                <pic:pic xmlns:pic="http://schemas.openxmlformats.org/drawingml/2006/picture">
+                  <pic:nvPicPr>
+                    <pic:cNvPr id="0" name="Picture 1" descr="http://www.ai-start.com/dl2017/images/2f4e567978bb62fcbec093887de37783.png"/>
+                    <pic:cNvPicPr>
+                      <a:picLocks noChangeAspect="1" noChangeArrowheads="1"/>
+                    </pic:cNvPicPr>
+                  </pic:nvPicPr>
+                  <pic:blipFill>
+                    <a:blip r:embed="rId17">
+                      <a:extLst>
+                        <a:ext uri="{28A0092B-C50C-407E-A947-70E740481C1C}">
+                          <a14:useLocalDpi xmlns:a14="http://schemas.microsoft.com/office/drawing/2010/main" val="0"/>
+                        </a:ext>
+                      </a:extLst>
+                    </a:blip>
+                    <a:srcRect/>
+                    <a:stretch>
+                      <a:fillRect/>
+                    </a:stretch>
+                  </pic:blipFill>
+                  <pic:spPr bwMode="auto">
+                    <a:xfrm>
+                      <a:off x="0" y="0"/>
+                      <a:ext cx="5274310" cy="2791868"/>
+                    </a:xfrm>
+                    <a:prstGeom prst="rect">
+                      <a:avLst/>
+                    </a:prstGeom>
+                    <a:noFill/>
+                    <a:ln>
+                      <a:noFill/>
+                    </a:ln>
+                  </pic:spPr>
+                </pic:pic>
+              </a:graphicData>
+            </a:graphic>
+          </wp:inline>
+        </w:drawing>
+      </w:r>
+    </w:p>
+    <w:p/>
+    <w:p>
+      <w:r>
+        <w:t>假如你想构建一个汽车检测算法，步骤是，首先创建一个标签训练集，也就是</w:t>
+      </w:r>
+      <w:r>
         <w:rPr>
           <w:rFonts w:hint="eastAsia"/>
         </w:rPr>
-      </w:pPr>
+        <w:t>x</w:t>
+      </w:r>
+      <w:r>
+        <w:t>和</w:t>
+      </w:r>
+      <w:r>
+        <w:rPr>
+          <w:rFonts w:hint="eastAsia"/>
+        </w:rPr>
+        <w:t>y</w:t>
+      </w:r>
+      <w:r>
+        <w:t>表示适当剪切的汽车图片样本，这张图片（编号1）是一个</w:t>
+      </w:r>
+      <w:r>
+        <w:rPr>
+          <w:rStyle w:val="a4"/>
+        </w:rPr>
+        <w:t>正样本？？？</w:t>
+      </w:r>
+      <w:r>
+        <w:t>，因为它是一辆汽车图片，这几张图片（编号2、3）也有汽车，但这两张（编号4、5）没有汽车。出于我们对这个训练集的期望，你一开始可以使用适当剪切的图片，就是整张图片</w:t>
+      </w:r>
+      <w:r>
+        <w:rPr>
+          <w:rFonts w:hint="eastAsia"/>
+        </w:rPr>
+        <w:t>x</w:t>
+      </w:r>
+      <w:r>
+        <w:t>几乎都被汽车占据，你可以照张照片，然后剪切，剪掉汽车以外的部分，使汽车居于中间位置，并基本占据整张图片。有了这个标签训练集，你就可以开始训练卷积网络了，输入这些适当剪切过的图片（编号6），卷积网络输出，0或1表示图片中有汽车或没有汽车。</w:t>
+      </w:r>
+      <w:r>
+        <w:rPr>
+          <w:b/>
+        </w:rPr>
+        <w:t>训练完这个卷积网络，就可以用它来实现滑动窗口目标检测</w:t>
+      </w:r>
+      <w:r>
+        <w:t>，具体步骤如下。</w:t>
+      </w:r>
+    </w:p>
+    <w:p>
+      <w:pPr>
+        <w:jc w:val="center"/>
+      </w:pPr>
+      <w:r>
+        <w:rPr>
+          <w:noProof/>
+        </w:rPr>
+        <w:drawing>
+          <wp:inline distT="0" distB="0" distL="0" distR="0" wp14:anchorId="19843D6A" wp14:editId="50C42E25">
+            <wp:extent cx="3810000" cy="2880360"/>
+            <wp:effectExtent l="0" t="0" r="0" b="0"/>
+            <wp:docPr id="13" name="图片 13" descr="http://www.ai-start.com/dl2017/images/2ac2ab6dcdcc0fe26a9833ff9da49bd2.png"/>
+            <wp:cNvGraphicFramePr>
+              <a:graphicFrameLocks xmlns:a="http://schemas.openxmlformats.org/drawingml/2006/main" noChangeAspect="1"/>
+            </wp:cNvGraphicFramePr>
+            <a:graphic xmlns:a="http://schemas.openxmlformats.org/drawingml/2006/main">
+              <a:graphicData uri="http://schemas.openxmlformats.org/drawingml/2006/picture">
+                <pic:pic xmlns:pic="http://schemas.openxmlformats.org/drawingml/2006/picture">
+                  <pic:nvPicPr>
+                    <pic:cNvPr id="0" name="Picture 3" descr="http://www.ai-start.com/dl2017/images/2ac2ab6dcdcc0fe26a9833ff9da49bd2.png"/>
+                    <pic:cNvPicPr>
+                      <a:picLocks noChangeAspect="1" noChangeArrowheads="1"/>
+                    </pic:cNvPicPr>
+                  </pic:nvPicPr>
+                  <pic:blipFill>
+                    <a:blip r:embed="rId18">
+                      <a:extLst>
+                        <a:ext uri="{28A0092B-C50C-407E-A947-70E740481C1C}">
+                          <a14:useLocalDpi xmlns:a14="http://schemas.microsoft.com/office/drawing/2010/main" val="0"/>
+                        </a:ext>
+                      </a:extLst>
+                    </a:blip>
+                    <a:srcRect/>
+                    <a:stretch>
+                      <a:fillRect/>
+                    </a:stretch>
+                  </pic:blipFill>
+                  <pic:spPr bwMode="auto">
+                    <a:xfrm>
+                      <a:off x="0" y="0"/>
+                      <a:ext cx="3810000" cy="2880360"/>
+                    </a:xfrm>
+                    <a:prstGeom prst="rect">
+                      <a:avLst/>
+                    </a:prstGeom>
+                    <a:noFill/>
+                    <a:ln>
+                      <a:noFill/>
+                    </a:ln>
+                  </pic:spPr>
+                </pic:pic>
+              </a:graphicData>
+            </a:graphic>
+          </wp:inline>
+        </w:drawing>
+      </w:r>
+    </w:p>
+    <w:p>
+      <w:pPr>
+        <w:jc w:val="left"/>
+      </w:pPr>
+      <w:r>
+        <w:lastRenderedPageBreak/>
+        <w:t>假设这是一张测试图片，首先</w:t>
+      </w:r>
+      <w:r>
+        <w:rPr>
+          <w:b/>
+        </w:rPr>
+        <w:t>选定一个特定大小的窗口</w:t>
+      </w:r>
+      <w:r>
+        <w:t>，比如图片下方这个窗口，将这个红色小方块输入卷积神经网络，卷积网络开始进行预测，即判断红色方框内有没有汽车。</w:t>
+      </w:r>
+    </w:p>
+    <w:p>
+      <w:pPr>
+        <w:jc w:val="left"/>
+        <w:rPr>
+          <w:rFonts w:hint="eastAsia"/>
+        </w:rPr>
+      </w:pPr>
+    </w:p>
+    <w:p>
+      <w:pPr>
+        <w:jc w:val="left"/>
+      </w:pPr>
+      <w:r>
+        <w:rPr>
+          <w:noProof/>
+        </w:rPr>
+        <w:drawing>
+          <wp:inline distT="0" distB="0" distL="0" distR="0" wp14:anchorId="4004C309" wp14:editId="066E34D7">
+            <wp:extent cx="5274310" cy="977505"/>
+            <wp:effectExtent l="0" t="0" r="2540" b="0"/>
+            <wp:docPr id="14" name="图片 14" descr="http://www.ai-start.com/dl2017/images/c55f22f302899d5f9d77bef958465660.png"/>
+            <wp:cNvGraphicFramePr>
+              <a:graphicFrameLocks xmlns:a="http://schemas.openxmlformats.org/drawingml/2006/main" noChangeAspect="1"/>
+            </wp:cNvGraphicFramePr>
+            <a:graphic xmlns:a="http://schemas.openxmlformats.org/drawingml/2006/main">
+              <a:graphicData uri="http://schemas.openxmlformats.org/drawingml/2006/picture">
+                <pic:pic xmlns:pic="http://schemas.openxmlformats.org/drawingml/2006/picture">
+                  <pic:nvPicPr>
+                    <pic:cNvPr id="0" name="Picture 5" descr="http://www.ai-start.com/dl2017/images/c55f22f302899d5f9d77bef958465660.png"/>
+                    <pic:cNvPicPr>
+                      <a:picLocks noChangeAspect="1" noChangeArrowheads="1"/>
+                    </pic:cNvPicPr>
+                  </pic:nvPicPr>
+                  <pic:blipFill>
+                    <a:blip r:embed="rId19">
+                      <a:extLst>
+                        <a:ext uri="{28A0092B-C50C-407E-A947-70E740481C1C}">
+                          <a14:useLocalDpi xmlns:a14="http://schemas.microsoft.com/office/drawing/2010/main" val="0"/>
+                        </a:ext>
+                      </a:extLst>
+                    </a:blip>
+                    <a:srcRect/>
+                    <a:stretch>
+                      <a:fillRect/>
+                    </a:stretch>
+                  </pic:blipFill>
+                  <pic:spPr bwMode="auto">
+                    <a:xfrm>
+                      <a:off x="0" y="0"/>
+                      <a:ext cx="5274310" cy="977505"/>
+                    </a:xfrm>
+                    <a:prstGeom prst="rect">
+                      <a:avLst/>
+                    </a:prstGeom>
+                    <a:noFill/>
+                    <a:ln>
+                      <a:noFill/>
+                    </a:ln>
+                  </pic:spPr>
+                </pic:pic>
+              </a:graphicData>
+            </a:graphic>
+          </wp:inline>
+        </w:drawing>
+      </w:r>
+    </w:p>
+    <w:p>
+      <w:pPr>
+        <w:jc w:val="left"/>
+      </w:pPr>
+    </w:p>
+    <w:p>
+      <w:pPr>
+        <w:jc w:val="left"/>
+      </w:pPr>
+      <w:r>
+        <w:t>滑动窗口目标检测算法接下来会继续处理第二个图像，即红色方框稍向右滑动之后的区域，并输入给卷积网络，因此输入给卷积网络的只有红色方框内的区域，再次运行卷积网络，然后处理第三个图像，依次重复操作，直到这个窗口滑过图像的每一个角落。</w:t>
+      </w:r>
+    </w:p>
+    <w:p>
+      <w:pPr>
+        <w:jc w:val="left"/>
+      </w:pPr>
+    </w:p>
+    <w:p>
+      <w:pPr>
+        <w:jc w:val="left"/>
+      </w:pPr>
+      <w:r>
+        <w:t>为了滑动得更快，我这里选用的步幅比较大，</w:t>
+      </w:r>
+      <w:r>
+        <w:rPr>
+          <w:b/>
+        </w:rPr>
+        <w:t>思路是以固定步幅移动窗口，遍历图像的每个区域，把这些剪切后的小图像输入卷积网络，对每个位置按0或1进行分类，这就是所谓的图像滑动窗口操作</w:t>
+      </w:r>
+      <w:r>
+        <w:t>。</w:t>
+      </w:r>
+    </w:p>
+    <w:p>
+      <w:pPr>
+        <w:jc w:val="center"/>
+      </w:pPr>
+      <w:r>
+        <w:rPr>
+          <w:noProof/>
+        </w:rPr>
+        <w:drawing>
+          <wp:inline distT="0" distB="0" distL="0" distR="0" wp14:anchorId="3C9E2061" wp14:editId="4FD6E185">
+            <wp:extent cx="3810000" cy="2766060"/>
+            <wp:effectExtent l="0" t="0" r="0" b="0"/>
+            <wp:docPr id="15" name="图片 15" descr="http://www.ai-start.com/dl2017/images/34507c03fbda16049faeb3caf075fe50.png"/>
+            <wp:cNvGraphicFramePr>
+              <a:graphicFrameLocks xmlns:a="http://schemas.openxmlformats.org/drawingml/2006/main" noChangeAspect="1"/>
+            </wp:cNvGraphicFramePr>
+            <a:graphic xmlns:a="http://schemas.openxmlformats.org/drawingml/2006/main">
+              <a:graphicData uri="http://schemas.openxmlformats.org/drawingml/2006/picture">
+                <pic:pic xmlns:pic="http://schemas.openxmlformats.org/drawingml/2006/picture">
+                  <pic:nvPicPr>
+                    <pic:cNvPr id="0" name="Picture 7" descr="http://www.ai-start.com/dl2017/images/34507c03fbda16049faeb3caf075fe50.png"/>
+                    <pic:cNvPicPr>
+                      <a:picLocks noChangeAspect="1" noChangeArrowheads="1"/>
+                    </pic:cNvPicPr>
+                  </pic:nvPicPr>
+                  <pic:blipFill>
+                    <a:blip r:embed="rId20">
+                      <a:extLst>
+                        <a:ext uri="{28A0092B-C50C-407E-A947-70E740481C1C}">
+                          <a14:useLocalDpi xmlns:a14="http://schemas.microsoft.com/office/drawing/2010/main" val="0"/>
+                        </a:ext>
+                      </a:extLst>
+                    </a:blip>
+                    <a:srcRect/>
+                    <a:stretch>
+                      <a:fillRect/>
+                    </a:stretch>
+                  </pic:blipFill>
+                  <pic:spPr bwMode="auto">
+                    <a:xfrm>
+                      <a:off x="0" y="0"/>
+                      <a:ext cx="3810000" cy="2766060"/>
+                    </a:xfrm>
+                    <a:prstGeom prst="rect">
+                      <a:avLst/>
+                    </a:prstGeom>
+                    <a:noFill/>
+                    <a:ln>
+                      <a:noFill/>
+                    </a:ln>
+                  </pic:spPr>
+                </pic:pic>
+              </a:graphicData>
+            </a:graphic>
+          </wp:inline>
+        </w:drawing>
+      </w:r>
+    </w:p>
+    <w:p>
+      <w:pPr>
+        <w:jc w:val="left"/>
+      </w:pPr>
+      <w:r>
+        <w:t>重复上述操作，不过这次我们</w:t>
+      </w:r>
+      <w:r>
+        <w:rPr>
+          <w:b/>
+        </w:rPr>
+        <w:t>选择一个更大的窗口</w:t>
+      </w:r>
+      <w:r>
+        <w:t>，截取更大的区域，并输入给卷积神经网络处理，你可以根据卷积网络对输入大小调整这个区域，然后输入给卷积网络，输出0或1。</w:t>
+      </w:r>
+    </w:p>
+    <w:p>
+      <w:pPr>
+        <w:jc w:val="left"/>
+      </w:pPr>
+      <w:r>
+        <w:rPr>
+          <w:noProof/>
+        </w:rPr>
+        <w:drawing>
+          <wp:inline distT="0" distB="0" distL="0" distR="0" wp14:anchorId="6F424315" wp14:editId="402484CE">
+            <wp:extent cx="5274310" cy="949376"/>
+            <wp:effectExtent l="0" t="0" r="2540" b="3175"/>
+            <wp:docPr id="16" name="图片 16" descr="http://www.ai-start.com/dl2017/images/f2b6d5bfedc5298160bc2628544e315c.png"/>
+            <wp:cNvGraphicFramePr>
+              <a:graphicFrameLocks xmlns:a="http://schemas.openxmlformats.org/drawingml/2006/main" noChangeAspect="1"/>
+            </wp:cNvGraphicFramePr>
+            <a:graphic xmlns:a="http://schemas.openxmlformats.org/drawingml/2006/main">
+              <a:graphicData uri="http://schemas.openxmlformats.org/drawingml/2006/picture">
+                <pic:pic xmlns:pic="http://schemas.openxmlformats.org/drawingml/2006/picture">
+                  <pic:nvPicPr>
+                    <pic:cNvPr id="0" name="Picture 9" descr="http://www.ai-start.com/dl2017/images/f2b6d5bfedc5298160bc2628544e315c.png"/>
+                    <pic:cNvPicPr>
+                      <a:picLocks noChangeAspect="1" noChangeArrowheads="1"/>
+                    </pic:cNvPicPr>
+                  </pic:nvPicPr>
+                  <pic:blipFill>
+                    <a:blip r:embed="rId21">
+                      <a:extLst>
+                        <a:ext uri="{28A0092B-C50C-407E-A947-70E740481C1C}">
+                          <a14:useLocalDpi xmlns:a14="http://schemas.microsoft.com/office/drawing/2010/main" val="0"/>
+                        </a:ext>
+                      </a:extLst>
+                    </a:blip>
+                    <a:srcRect/>
+                    <a:stretch>
+                      <a:fillRect/>
+                    </a:stretch>
+                  </pic:blipFill>
+                  <pic:spPr bwMode="auto">
+                    <a:xfrm>
+                      <a:off x="0" y="0"/>
+                      <a:ext cx="5274310" cy="949376"/>
+                    </a:xfrm>
+                    <a:prstGeom prst="rect">
+                      <a:avLst/>
+                    </a:prstGeom>
+                    <a:noFill/>
+                    <a:ln>
+                      <a:noFill/>
+                    </a:ln>
+                  </pic:spPr>
+                </pic:pic>
+              </a:graphicData>
+            </a:graphic>
+          </wp:inline>
+        </w:drawing>
+      </w:r>
+    </w:p>
+    <w:p>
+      <w:pPr>
+        <w:jc w:val="left"/>
+      </w:pPr>
+    </w:p>
+    <w:p>
+      <w:pPr>
+        <w:jc w:val="left"/>
+      </w:pPr>
+      <w:r>
+        <w:t>再以某个固定步幅滑动窗口，重复以上操作，遍历整个图像，输出结果。</w:t>
+      </w:r>
+    </w:p>
+    <w:p>
+      <w:pPr>
+        <w:jc w:val="left"/>
+      </w:pPr>
+    </w:p>
+    <w:p>
+      <w:pPr>
+        <w:jc w:val="left"/>
+      </w:pPr>
+      <w:r>
+        <w:rPr>
+          <w:noProof/>
+        </w:rPr>
+        <w:lastRenderedPageBreak/>
+        <w:drawing>
+          <wp:inline distT="0" distB="0" distL="0" distR="0" wp14:anchorId="50004545" wp14:editId="19D2AA6B">
+            <wp:extent cx="5274310" cy="1427580"/>
+            <wp:effectExtent l="0" t="0" r="2540" b="1270"/>
+            <wp:docPr id="17" name="图片 17" descr="http://www.ai-start.com/dl2017/images/c14524aa0534ed78c433e1cd0a8dff50.png"/>
+            <wp:cNvGraphicFramePr>
+              <a:graphicFrameLocks xmlns:a="http://schemas.openxmlformats.org/drawingml/2006/main" noChangeAspect="1"/>
+            </wp:cNvGraphicFramePr>
+            <a:graphic xmlns:a="http://schemas.openxmlformats.org/drawingml/2006/main">
+              <a:graphicData uri="http://schemas.openxmlformats.org/drawingml/2006/picture">
+                <pic:pic xmlns:pic="http://schemas.openxmlformats.org/drawingml/2006/picture">
+                  <pic:nvPicPr>
+                    <pic:cNvPr id="0" name="Picture 11" descr="http://www.ai-start.com/dl2017/images/c14524aa0534ed78c433e1cd0a8dff50.png"/>
+                    <pic:cNvPicPr>
+                      <a:picLocks noChangeAspect="1" noChangeArrowheads="1"/>
+                    </pic:cNvPicPr>
+                  </pic:nvPicPr>
+                  <pic:blipFill>
+                    <a:blip r:embed="rId22">
+                      <a:extLst>
+                        <a:ext uri="{28A0092B-C50C-407E-A947-70E740481C1C}">
+                          <a14:useLocalDpi xmlns:a14="http://schemas.microsoft.com/office/drawing/2010/main" val="0"/>
+                        </a:ext>
+                      </a:extLst>
+                    </a:blip>
+                    <a:srcRect/>
+                    <a:stretch>
+                      <a:fillRect/>
+                    </a:stretch>
+                  </pic:blipFill>
+                  <pic:spPr bwMode="auto">
+                    <a:xfrm>
+                      <a:off x="0" y="0"/>
+                      <a:ext cx="5274310" cy="1427580"/>
+                    </a:xfrm>
+                    <a:prstGeom prst="rect">
+                      <a:avLst/>
+                    </a:prstGeom>
+                    <a:noFill/>
+                    <a:ln>
+                      <a:noFill/>
+                    </a:ln>
+                  </pic:spPr>
+                </pic:pic>
+              </a:graphicData>
+            </a:graphic>
+          </wp:inline>
+        </w:drawing>
+      </w:r>
+    </w:p>
+    <w:p>
+      <w:pPr>
+        <w:jc w:val="left"/>
+      </w:pPr>
+    </w:p>
+    <w:p>
+      <w:pPr>
+        <w:jc w:val="left"/>
+      </w:pPr>
+      <w:r>
+        <w:t>然后第三次重复操作，这次选用更大的窗口。</w:t>
+      </w:r>
+    </w:p>
+    <w:p>
+      <w:pPr>
+        <w:jc w:val="left"/>
+      </w:pPr>
+    </w:p>
+    <w:p>
+      <w:pPr>
+        <w:jc w:val="left"/>
+      </w:pPr>
+      <w:r>
+        <w:t>如果你这样做，不论汽车在图片的什么位置，总有一个窗口可以检测到它。</w:t>
+      </w:r>
+    </w:p>
+    <w:p>
+      <w:pPr>
+        <w:jc w:val="left"/>
+      </w:pPr>
+    </w:p>
+    <w:p>
+      <w:pPr>
+        <w:jc w:val="left"/>
+      </w:pPr>
+      <w:r>
+        <w:rPr>
+          <w:noProof/>
+        </w:rPr>
+        <w:drawing>
+          <wp:inline distT="0" distB="0" distL="0" distR="0" wp14:anchorId="2F906CC2" wp14:editId="3160B3F7">
+            <wp:extent cx="5274310" cy="2601791"/>
+            <wp:effectExtent l="0" t="0" r="2540" b="8255"/>
+            <wp:docPr id="18" name="图片 18" descr="http://www.ai-start.com/dl2017/images/ef8afff4e50fc1c50a46b8443f1d6976.png"/>
+            <wp:cNvGraphicFramePr>
+              <a:graphicFrameLocks xmlns:a="http://schemas.openxmlformats.org/drawingml/2006/main" noChangeAspect="1"/>
+            </wp:cNvGraphicFramePr>
+            <a:graphic xmlns:a="http://schemas.openxmlformats.org/drawingml/2006/main">
+              <a:graphicData uri="http://schemas.openxmlformats.org/drawingml/2006/picture">
+                <pic:pic xmlns:pic="http://schemas.openxmlformats.org/drawingml/2006/picture">
+                  <pic:nvPicPr>
+                    <pic:cNvPr id="0" name="Picture 13" descr="http://www.ai-start.com/dl2017/images/ef8afff4e50fc1c50a46b8443f1d6976.png"/>
+                    <pic:cNvPicPr>
+                      <a:picLocks noChangeAspect="1" noChangeArrowheads="1"/>
+                    </pic:cNvPicPr>
+                  </pic:nvPicPr>
+                  <pic:blipFill>
+                    <a:blip r:embed="rId23">
+                      <a:extLst>
+                        <a:ext uri="{28A0092B-C50C-407E-A947-70E740481C1C}">
+                          <a14:useLocalDpi xmlns:a14="http://schemas.microsoft.com/office/drawing/2010/main" val="0"/>
+                        </a:ext>
+                      </a:extLst>
+                    </a:blip>
+                    <a:srcRect/>
+                    <a:stretch>
+                      <a:fillRect/>
+                    </a:stretch>
+                  </pic:blipFill>
+                  <pic:spPr bwMode="auto">
+                    <a:xfrm>
+                      <a:off x="0" y="0"/>
+                      <a:ext cx="5274310" cy="2601791"/>
+                    </a:xfrm>
+                    <a:prstGeom prst="rect">
+                      <a:avLst/>
+                    </a:prstGeom>
+                    <a:noFill/>
+                    <a:ln>
+                      <a:noFill/>
+                    </a:ln>
+                  </pic:spPr>
+                </pic:pic>
+              </a:graphicData>
+            </a:graphic>
+          </wp:inline>
+        </w:drawing>
+      </w:r>
+    </w:p>
+    <w:p>
+      <w:pPr>
+        <w:jc w:val="left"/>
+      </w:pPr>
+    </w:p>
+    <w:p>
+      <w:pPr>
+        <w:pStyle w:val="a3"/>
+      </w:pPr>
+      <w:r>
+        <w:t>比如，将这个窗口（编号1）输入卷积网络，希望卷积网络对该输入区域的输出结果为1，说明网络检测到图上有辆车。</w:t>
+      </w:r>
+    </w:p>
+    <w:p>
+      <w:pPr>
+        <w:pStyle w:val="a3"/>
+        <w:rPr>
+          <w:b/>
+        </w:rPr>
+      </w:pPr>
+      <w:r>
+        <w:rPr>
+          <w:b/>
+        </w:rPr>
+        <w:t>这种算法叫作滑动窗口目标检测，因为我们以某个步幅滑动这些方框窗口遍历整张图片，对这些方形区域进行分类，判断里面有没有汽车。</w:t>
+      </w:r>
+    </w:p>
+    <w:p>
+      <w:pPr>
+        <w:pStyle w:val="a3"/>
+      </w:pPr>
+      <w:r>
+        <w:t>滑动窗口目标检测算法也有很明显的</w:t>
+      </w:r>
+      <w:r>
+        <w:rPr>
+          <w:b/>
+        </w:rPr>
+        <w:t>缺点</w:t>
+      </w:r>
+      <w:r>
+        <w:t>，就是</w:t>
+      </w:r>
+      <w:r>
+        <w:rPr>
+          <w:b/>
+        </w:rPr>
+        <w:t>计算成本</w:t>
+      </w:r>
+      <w:r>
+        <w:t>，因为你在图片中剪切出太多小方块，卷积网络要一个个地处理。如果你选用的步幅很大，显然会减少输入卷积网络的窗口个数，但是粗糙间隔尺寸可能会影响性能。反之，如果采用小粒度或小步幅，传递给卷积网络的小窗口会特别多，这意味着超高的计算成本。</w:t>
+      </w:r>
+    </w:p>
+    <w:p>
+      <w:pPr>
+        <w:pStyle w:val="a3"/>
+      </w:pPr>
+      <w:r>
+        <w:rPr>
+          <w:b/>
+        </w:rPr>
+        <w:t>所以在神经网络兴起之前，人们通常采用更简单的分类器进行对象检测，比如通过采用手工处理工程特征的简单的线性分类器来执行对象检测。至于误差，因为每个分类器的计算成本都很低，它只是一个线性函数，所以滑动窗口目标检测算法表现良好，是个不错的算法</w:t>
+      </w:r>
+      <w:r>
+        <w:t>。然而，</w:t>
+      </w:r>
+      <w:r>
+        <w:rPr>
+          <w:b/>
+        </w:rPr>
+        <w:t>卷积网络运行单个分类人物的成</w:t>
+      </w:r>
+      <w:r>
+        <w:rPr>
+          <w:b/>
+        </w:rPr>
+        <w:lastRenderedPageBreak/>
+        <w:t>本却高得多，</w:t>
+      </w:r>
+      <w:r>
+        <w:t>像这样滑动窗口太慢。除非采用超细粒度或极小步幅，否则无法准确定位图片中的对象。</w:t>
+      </w:r>
+    </w:p>
+    <w:p>
+      <w:pPr>
+        <w:pStyle w:val="a3"/>
+      </w:pPr>
+      <w:r>
+        <w:t>不过，庆幸的是，计算成本问题已经有了很好的解决方案，大大提高了卷积层上应用滑动窗口目标检测器的效率，关于它的具体实现，我们下节课再讲。</w:t>
+      </w:r>
+    </w:p>
+    <w:p>
+      <w:pPr>
+        <w:pStyle w:val="3"/>
+      </w:pPr>
+      <w:r>
+        <w:t>3.4 卷积的滑动窗口实现</w:t>
+      </w:r>
+    </w:p>
+    <w:p>
+      <w:pPr>
+        <w:pStyle w:val="a3"/>
+      </w:pPr>
+      <w:r>
+        <w:t>上节课，我们学习了如何通过卷积网络实现滑动窗口对象检测算法，但效率很低。这节课我们讲讲</w:t>
+      </w:r>
+      <w:r>
+        <w:rPr>
+          <w:b/>
+        </w:rPr>
+        <w:t>如何在卷积层上应用这个算法</w:t>
+      </w:r>
+      <w:r>
+        <w:t>。</w:t>
+      </w:r>
+    </w:p>
+    <w:p>
+      <w:pPr>
+        <w:pStyle w:val="a3"/>
+      </w:pPr>
+      <w:r>
+        <w:t>为了构建滑动窗口的卷积应用，</w:t>
+      </w:r>
+      <w:r>
+        <w:rPr>
+          <w:b/>
+        </w:rPr>
+        <w:t>首先要知道如何把神经网络的全连接层转化成卷积层</w:t>
+      </w:r>
+      <w:r>
+        <w:t>。我们先讲解这部分内容，下一张幻灯片，我们将按照这个思路来演示卷积的应用过程。</w:t>
+      </w:r>
+    </w:p>
+    <w:p>
+      <w:pPr>
+        <w:pStyle w:val="a3"/>
+      </w:pPr>
+      <w:r>
+        <w:rPr>
+          <w:noProof/>
+        </w:rPr>
+        <w:drawing>
+          <wp:inline distT="0" distB="0" distL="0" distR="0" wp14:anchorId="28824CD5" wp14:editId="5CE06F33">
+            <wp:extent cx="5274310" cy="1427580"/>
+            <wp:effectExtent l="0" t="0" r="2540" b="1270"/>
+            <wp:docPr id="19" name="图片 19" descr="http://www.ai-start.com/dl2017/images/d17d151e534753cc6ba17a57a927deb9.png"/>
+            <wp:cNvGraphicFramePr>
+              <a:graphicFrameLocks xmlns:a="http://schemas.openxmlformats.org/drawingml/2006/main" noChangeAspect="1"/>
+            </wp:cNvGraphicFramePr>
+            <a:graphic xmlns:a="http://schemas.openxmlformats.org/drawingml/2006/main">
+              <a:graphicData uri="http://schemas.openxmlformats.org/drawingml/2006/picture">
+                <pic:pic xmlns:pic="http://schemas.openxmlformats.org/drawingml/2006/picture">
+                  <pic:nvPicPr>
+                    <pic:cNvPr id="0" name="Picture 15" descr="http://www.ai-start.com/dl2017/images/d17d151e534753cc6ba17a57a927deb9.png"/>
+                    <pic:cNvPicPr>
+                      <a:picLocks noChangeAspect="1" noChangeArrowheads="1"/>
+                    </pic:cNvPicPr>
+                  </pic:nvPicPr>
+                  <pic:blipFill>
+                    <a:blip r:embed="rId24">
+                      <a:extLst>
+                        <a:ext uri="{28A0092B-C50C-407E-A947-70E740481C1C}">
+                          <a14:useLocalDpi xmlns:a14="http://schemas.microsoft.com/office/drawing/2010/main" val="0"/>
+                        </a:ext>
+                      </a:extLst>
+                    </a:blip>
+                    <a:srcRect/>
+                    <a:stretch>
+                      <a:fillRect/>
+                    </a:stretch>
+                  </pic:blipFill>
+                  <pic:spPr bwMode="auto">
+                    <a:xfrm>
+                      <a:off x="0" y="0"/>
+                      <a:ext cx="5274310" cy="1427580"/>
+                    </a:xfrm>
+                    <a:prstGeom prst="rect">
+                      <a:avLst/>
+                    </a:prstGeom>
+                    <a:noFill/>
+                    <a:ln>
+                      <a:noFill/>
+                    </a:ln>
+                  </pic:spPr>
+                </pic:pic>
+              </a:graphicData>
+            </a:graphic>
+          </wp:inline>
+        </w:drawing>
+      </w:r>
+    </w:p>
+    <w:p>
+      <w:pPr>
+        <w:pStyle w:val="a3"/>
+        <w:rPr>
+          <w:rFonts w:hint="eastAsia"/>
+        </w:rPr>
+      </w:pPr>
+      <w:r>
+        <w:t>假设对象检测算法输入一个14×14×3的图像，图像很小，不过演示起来方便。在这里过滤器大小为5×5，数量是16，14×14×3的图像在过滤器处理之后映射为10×10×16。然后通过参数为2×2的最大池化操作，图像减小到5×5×16。然后添加一个连接400个单元的全连接层，接着再添加一个全连接层，最后通过</w:t>
+      </w:r>
+      <w:r>
+        <w:rPr>
+          <w:rStyle w:val="a4"/>
+        </w:rPr>
+        <w:t>softmax</w:t>
+      </w:r>
+      <w:r>
+        <w:t>单元输出</w:t>
+      </w:r>
+      <w:r>
+        <w:rPr>
+          <w:rFonts w:hint="eastAsia"/>
+        </w:rPr>
+        <w:t>y</w:t>
+      </w:r>
+      <w:r>
+        <w:t>。为了跟下图区分开，我先做一点改动，用4个数字来表示</w:t>
+      </w:r>
+      <w:r>
+        <w:rPr>
+          <w:rFonts w:hint="eastAsia"/>
+        </w:rPr>
+        <w:t>y</w:t>
+      </w:r>
+      <w:r>
+        <w:t>，它们分别对应</w:t>
+      </w:r>
+      <w:r>
+        <w:rPr>
+          <w:rStyle w:val="a4"/>
+        </w:rPr>
+        <w:t>softmax</w:t>
+      </w:r>
+      <w:r>
+        <w:t>单元所输出的4个分类出现的概率。这4个分类可以是行人、汽车、摩托车和背景或其它对象。</w:t>
+      </w:r>
+    </w:p>
+    <w:p>
+      <w:pPr>
+        <w:pStyle w:val="a3"/>
+      </w:pPr>
+      <w:r>
+        <w:rPr>
+          <w:noProof/>
+        </w:rPr>
+        <w:lastRenderedPageBreak/>
+        <w:drawing>
+          <wp:inline distT="0" distB="0" distL="0" distR="0" wp14:anchorId="1EBDB95C" wp14:editId="489D3B42">
+            <wp:extent cx="5274310" cy="2939549"/>
+            <wp:effectExtent l="0" t="0" r="2540" b="0"/>
+            <wp:docPr id="20" name="图片 20" descr="http://www.ai-start.com/dl2017/images/38be387e37d131e44aff9d7fc9e3488a.png"/>
+            <wp:cNvGraphicFramePr>
+              <a:graphicFrameLocks xmlns:a="http://schemas.openxmlformats.org/drawingml/2006/main" noChangeAspect="1"/>
+            </wp:cNvGraphicFramePr>
+            <a:graphic xmlns:a="http://schemas.openxmlformats.org/drawingml/2006/main">
+              <a:graphicData uri="http://schemas.openxmlformats.org/drawingml/2006/picture">
+                <pic:pic xmlns:pic="http://schemas.openxmlformats.org/drawingml/2006/picture">
+                  <pic:nvPicPr>
+                    <pic:cNvPr id="0" name="Picture 17" descr="http://www.ai-start.com/dl2017/images/38be387e37d131e44aff9d7fc9e3488a.png"/>
+                    <pic:cNvPicPr>
+                      <a:picLocks noChangeAspect="1" noChangeArrowheads="1"/>
+                    </pic:cNvPicPr>
+                  </pic:nvPicPr>
+                  <pic:blipFill>
+                    <a:blip r:embed="rId25">
+                      <a:extLst>
+                        <a:ext uri="{28A0092B-C50C-407E-A947-70E740481C1C}">
+                          <a14:useLocalDpi xmlns:a14="http://schemas.microsoft.com/office/drawing/2010/main" val="0"/>
+                        </a:ext>
+                      </a:extLst>
+                    </a:blip>
+                    <a:srcRect/>
+                    <a:stretch>
+                      <a:fillRect/>
+                    </a:stretch>
+                  </pic:blipFill>
+                  <pic:spPr bwMode="auto">
+                    <a:xfrm>
+                      <a:off x="0" y="0"/>
+                      <a:ext cx="5274310" cy="2939549"/>
+                    </a:xfrm>
+                    <a:prstGeom prst="rect">
+                      <a:avLst/>
+                    </a:prstGeom>
+                    <a:noFill/>
+                    <a:ln>
+                      <a:noFill/>
+                    </a:ln>
+                  </pic:spPr>
+                </pic:pic>
+              </a:graphicData>
+            </a:graphic>
+          </wp:inline>
+        </w:drawing>
+      </w:r>
+    </w:p>
+    <w:p>
+      <w:pPr>
+        <w:pStyle w:val="a3"/>
+      </w:pPr>
+    </w:p>
+    <w:p>
+      <w:pPr>
+        <w:pStyle w:val="a3"/>
+      </w:pPr>
+      <w:r>
+        <w:t>现在我要演示的就是</w:t>
+      </w:r>
+      <w:r>
+        <w:rPr>
+          <w:b/>
+        </w:rPr>
+        <w:t>如何把这些全连接层转化为卷积层</w:t>
+      </w:r>
+      <w:r>
+        <w:t>，画一个这样的卷积网络，它的前几层和之前的一样，而对于下一层，也就是这个全连接层，我们可以</w:t>
+      </w:r>
+      <w:r>
+        <w:rPr>
+          <w:b/>
+        </w:rPr>
+        <w:t>用5×5的过滤器来实现，数量是400个</w:t>
+      </w:r>
+      <w:r>
+        <w:t>（编号1所示），</w:t>
+      </w:r>
+      <w:r>
+        <w:rPr>
+          <w:b/>
+        </w:rPr>
+        <w:t>输入图像大小为5×5×16，用5×5的过滤器对它进行卷积操作，过滤器实际上是5×5×16</w:t>
+      </w:r>
+      <w:r>
+        <w:t>，因为在卷积过程中，过滤器会遍历这16个通道，所以这两处的通道数量必须保持一致，输出结果为1×1。假设应用400个这样的5×5×16过滤器，输出维度就是</w:t>
+      </w:r>
+      <w:r>
+        <w:rPr>
+          <w:b/>
+        </w:rPr>
+        <w:t>1×1×400</w:t>
+      </w:r>
+      <w:r>
+        <w:t>，我们不再把它看作一个含有400个节点的集合，而是</w:t>
+      </w:r>
+      <w:r>
+        <w:rPr>
+          <w:b/>
+        </w:rPr>
+        <w:t>一个1×1×400的输出层</w:t>
+      </w:r>
+      <w:r>
+        <w:t>。从数学角度看，它和全连接层是一样的，因为这400个节点中每个节点都有一个5×5×16维度的过滤器，所以</w:t>
+      </w:r>
+      <w:r>
+        <w:rPr>
+          <w:b/>
+        </w:rPr>
+        <w:t>每个值都是上一层这些5×5×16激活值经过某个任意线性函数的输出结果</w:t>
+      </w:r>
+      <w:r>
+        <w:t>。</w:t>
+      </w:r>
+    </w:p>
+    <w:p>
+      <w:pPr>
+        <w:pStyle w:val="a3"/>
+      </w:pPr>
+      <w:r>
+        <w:t>我们再添加另外一个卷积层（编号2所示），这里用的是</w:t>
+      </w:r>
+      <w:r>
+        <w:rPr>
+          <w:b/>
+        </w:rPr>
+        <w:t>1×1卷积</w:t>
+      </w:r>
+      <w:r>
+        <w:t>，假设有400个1×1的过滤器，在这400个过滤器的作用下，下一层的维度是1×1×400，它其实就是上个网络中的这一全连接层。最后</w:t>
+      </w:r>
+      <w:r>
+        <w:rPr>
+          <w:b/>
+        </w:rPr>
+        <w:t>经由1×1过滤器的处理，得到一个softmax激活值</w:t>
+      </w:r>
+      <w:r>
+        <w:t>，通过卷积网络，我们最终得到这个</w:t>
+      </w:r>
+      <w:r>
+        <w:rPr>
+          <w:b/>
+        </w:rPr>
+        <w:t>1×1×4</w:t>
+      </w:r>
+      <w:r>
+        <w:t>的输出层，而不是这4个数字（编号3所示）。</w:t>
+      </w:r>
+    </w:p>
+    <w:p>
+      <w:pPr>
+        <w:pStyle w:val="a3"/>
+      </w:pPr>
+      <w:r>
+        <w:t>以上就是用卷积层代替全连接层的过程，结果这几个单元集变成了1×1×400和1×1×4的维度。</w:t>
+      </w:r>
+    </w:p>
+    <w:p>
+      <w:pPr>
+        <w:pStyle w:val="a3"/>
+        <w:rPr>
+          <w:rFonts w:hint="eastAsia"/>
+        </w:rPr>
+      </w:pPr>
+      <w:r>
+        <w:t>掌握了卷积知识，我们再看看</w:t>
+      </w:r>
+      <w:r>
+        <w:rPr>
+          <w:b/>
+        </w:rPr>
+        <w:t>如何通过卷积实现滑动窗口对象检测算法</w:t>
+      </w:r>
+      <w:r>
+        <w:t>。讲义中的内容借鉴了屏幕下方这篇关于</w:t>
+      </w:r>
+      <w:r>
+        <w:rPr>
+          <w:rStyle w:val="a4"/>
+        </w:rPr>
+        <w:t>OverFeat</w:t>
+      </w:r>
+      <w:r>
+        <w:t>的论文，它的作者包括</w:t>
+      </w:r>
+      <w:r>
+        <w:rPr>
+          <w:rStyle w:val="a4"/>
+        </w:rPr>
+        <w:t>Pierre Sermanet</w:t>
+      </w:r>
+      <w:r>
+        <w:t>，</w:t>
+      </w:r>
+      <w:r>
+        <w:rPr>
+          <w:rStyle w:val="a4"/>
+        </w:rPr>
+        <w:t>David Eigen</w:t>
+      </w:r>
+      <w:r>
+        <w:t>，</w:t>
+      </w:r>
+      <w:r>
+        <w:rPr>
+          <w:rStyle w:val="a4"/>
+        </w:rPr>
+        <w:t>张翔</w:t>
+      </w:r>
+      <w:r>
+        <w:t>，</w:t>
+      </w:r>
+      <w:r>
+        <w:rPr>
+          <w:rStyle w:val="a4"/>
+        </w:rPr>
+        <w:t>Michael Mathieu</w:t>
+      </w:r>
+      <w:r>
+        <w:t>，</w:t>
+      </w:r>
+      <w:r>
+        <w:rPr>
+          <w:rStyle w:val="a4"/>
+        </w:rPr>
+        <w:t>Rob Fergus</w:t>
+      </w:r>
+      <w:r>
+        <w:t>，</w:t>
+      </w:r>
+      <w:r>
+        <w:rPr>
+          <w:rStyle w:val="a4"/>
+        </w:rPr>
+        <w:t>Yann LeCun</w:t>
+      </w:r>
+      <w:r>
+        <w:t>。</w:t>
+      </w:r>
+    </w:p>
+    <w:p>
+      <w:pPr>
+        <w:pStyle w:val="a3"/>
+      </w:pPr>
+      <w:r>
+        <w:rPr>
+          <w:noProof/>
+        </w:rPr>
+        <w:lastRenderedPageBreak/>
+        <w:drawing>
+          <wp:inline distT="0" distB="0" distL="0" distR="0" wp14:anchorId="5AE97B49" wp14:editId="30AB9CE7">
+            <wp:extent cx="5274310" cy="1172069"/>
+            <wp:effectExtent l="0" t="0" r="2540" b="9525"/>
+            <wp:docPr id="21" name="图片 21" descr="http://www.ai-start.com/dl2017/images/00c4fb1a1af9b50f0fd0bcf5eacca6ff.png"/>
+            <wp:cNvGraphicFramePr>
+              <a:graphicFrameLocks xmlns:a="http://schemas.openxmlformats.org/drawingml/2006/main" noChangeAspect="1"/>
+            </wp:cNvGraphicFramePr>
+            <a:graphic xmlns:a="http://schemas.openxmlformats.org/drawingml/2006/main">
+              <a:graphicData uri="http://schemas.openxmlformats.org/drawingml/2006/picture">
+                <pic:pic xmlns:pic="http://schemas.openxmlformats.org/drawingml/2006/picture">
+                  <pic:nvPicPr>
+                    <pic:cNvPr id="0" name="Picture 19" descr="http://www.ai-start.com/dl2017/images/00c4fb1a1af9b50f0fd0bcf5eacca6ff.png"/>
+                    <pic:cNvPicPr>
+                      <a:picLocks noChangeAspect="1" noChangeArrowheads="1"/>
+                    </pic:cNvPicPr>
+                  </pic:nvPicPr>
+                  <pic:blipFill>
+                    <a:blip r:embed="rId26">
+                      <a:extLst>
+                        <a:ext uri="{28A0092B-C50C-407E-A947-70E740481C1C}">
+                          <a14:useLocalDpi xmlns:a14="http://schemas.microsoft.com/office/drawing/2010/main" val="0"/>
+                        </a:ext>
+                      </a:extLst>
+                    </a:blip>
+                    <a:srcRect/>
+                    <a:stretch>
+                      <a:fillRect/>
+                    </a:stretch>
+                  </pic:blipFill>
+                  <pic:spPr bwMode="auto">
+                    <a:xfrm>
+                      <a:off x="0" y="0"/>
+                      <a:ext cx="5274310" cy="1172069"/>
+                    </a:xfrm>
+                    <a:prstGeom prst="rect">
+                      <a:avLst/>
+                    </a:prstGeom>
+                    <a:noFill/>
+                    <a:ln>
+                      <a:noFill/>
+                    </a:ln>
+                  </pic:spPr>
+                </pic:pic>
+              </a:graphicData>
+            </a:graphic>
+          </wp:inline>
+        </w:drawing>
+      </w:r>
+    </w:p>
+    <w:p>
+      <w:pPr>
+        <w:pStyle w:val="a3"/>
+      </w:pPr>
+      <w:r>
+        <w:t>假设向滑动窗口卷积网络输入14×14×3的图片，为了简化演示和计算过程，这里我们依然用14×14的小图片。和前面一样，神经网络最后的输出层，即</w:t>
+      </w:r>
+      <w:r>
+        <w:rPr>
+          <w:rStyle w:val="a4"/>
+        </w:rPr>
+        <w:t>softmax</w:t>
+      </w:r>
+      <w:r>
+        <w:t>单元的输出是1×1×4，我画得比较简单，严格来说，14×14×3应该是一个长方体，第二个10×10×16也是一个长方体，但为了方便，我只画了正面。所以，对于1×1×400的这个输出层，我也只画了它1×1的那一面，所以这里显示的都是平面图，而不是3D图像。</w:t>
+      </w:r>
+    </w:p>
+    <w:p>
+      <w:pPr>
+        <w:pStyle w:val="a3"/>
+      </w:pPr>
+      <w:r>
+        <w:rPr>
+          <w:noProof/>
+        </w:rPr>
+        <w:drawing>
+          <wp:inline distT="0" distB="0" distL="0" distR="0" wp14:anchorId="1C10005F" wp14:editId="35DF526A">
+            <wp:extent cx="5274310" cy="1082992"/>
+            <wp:effectExtent l="0" t="0" r="2540" b="3175"/>
+            <wp:docPr id="22" name="图片 22" descr="http://www.ai-start.com/dl2017/images/2a8750d733379aebf58f4354203153f2.png"/>
+            <wp:cNvGraphicFramePr>
+              <a:graphicFrameLocks xmlns:a="http://schemas.openxmlformats.org/drawingml/2006/main" noChangeAspect="1"/>
+            </wp:cNvGraphicFramePr>
+            <a:graphic xmlns:a="http://schemas.openxmlformats.org/drawingml/2006/main">
+              <a:graphicData uri="http://schemas.openxmlformats.org/drawingml/2006/picture">
+                <pic:pic xmlns:pic="http://schemas.openxmlformats.org/drawingml/2006/picture">
+                  <pic:nvPicPr>
+                    <pic:cNvPr id="0" name="Picture 21" descr="http://www.ai-start.com/dl2017/images/2a8750d733379aebf58f4354203153f2.png"/>
+                    <pic:cNvPicPr>
+                      <a:picLocks noChangeAspect="1" noChangeArrowheads="1"/>
+                    </pic:cNvPicPr>
+                  </pic:nvPicPr>
+                  <pic:blipFill>
+                    <a:blip r:embed="rId27">
+                      <a:extLst>
+                        <a:ext uri="{28A0092B-C50C-407E-A947-70E740481C1C}">
+                          <a14:useLocalDpi xmlns:a14="http://schemas.microsoft.com/office/drawing/2010/main" val="0"/>
+                        </a:ext>
+                      </a:extLst>
+                    </a:blip>
+                    <a:srcRect/>
+                    <a:stretch>
+                      <a:fillRect/>
+                    </a:stretch>
+                  </pic:blipFill>
+                  <pic:spPr bwMode="auto">
+                    <a:xfrm>
+                      <a:off x="0" y="0"/>
+                      <a:ext cx="5274310" cy="1082992"/>
+                    </a:xfrm>
+                    <a:prstGeom prst="rect">
+                      <a:avLst/>
+                    </a:prstGeom>
+                    <a:noFill/>
+                    <a:ln>
+                      <a:noFill/>
+                    </a:ln>
+                  </pic:spPr>
+                </pic:pic>
+              </a:graphicData>
+            </a:graphic>
+          </wp:inline>
+        </w:drawing>
+      </w:r>
+    </w:p>
+    <w:p>
+      <w:pPr>
+        <w:pStyle w:val="a3"/>
+        <w:rPr>
+          <w:rFonts w:hint="eastAsia"/>
+          <w:b/>
+        </w:rPr>
+      </w:pPr>
+      <w:r>
+        <w:t>假设</w:t>
+      </w:r>
+      <w:r>
+        <w:rPr>
+          <w:b/>
+        </w:rPr>
+        <w:t>输入给卷积网络的图片大小是14×14×3</w:t>
+      </w:r>
+      <w:r>
+        <w:t>，测试集图片是</w:t>
+      </w:r>
+      <w:r>
+        <w:rPr>
+          <w:b/>
+        </w:rPr>
+        <w:t>16×16×3</w:t>
+      </w:r>
+      <w:r>
+        <w:t>，现在给这个输入图片加上黄色条块，在最初的滑动窗口算法中，你会把这片蓝色区域输入卷积网络（红色笔标记）生成0或1分类。接着滑动窗口，步幅为2个像素，向右滑动2个像素，将这个绿框区域输入给卷积网络，运行整个卷积网络，得到另外一个标签0或1。继续将这个橘色区域输入给卷积网络，卷积后得到另一个标签，最后对右下方的紫色区域进行最后一次卷积操作。</w:t>
+      </w:r>
+      <w:r>
+        <w:rPr>
+          <w:b/>
+        </w:rPr>
+        <w:t>我们在这个16×16×3的小图像上滑动窗口，卷积网络运行了4次，于是输出了了4个标签。</w:t>
+      </w:r>
+    </w:p>
+    <w:p>
+      <w:pPr>
+        <w:pStyle w:val="a3"/>
+      </w:pPr>
+      <w:r>
+        <w:rPr>
+          <w:noProof/>
+        </w:rPr>
+        <w:drawing>
+          <wp:inline distT="0" distB="0" distL="0" distR="0" wp14:anchorId="383AAACC" wp14:editId="5B38A619">
+            <wp:extent cx="5274310" cy="1971207"/>
+            <wp:effectExtent l="0" t="0" r="2540" b="0"/>
+            <wp:docPr id="23" name="图片 23" descr="http://www.ai-start.com/dl2017/images/b33768b46b3a06ff229a153765782b48.png"/>
+            <wp:cNvGraphicFramePr>
+              <a:graphicFrameLocks xmlns:a="http://schemas.openxmlformats.org/drawingml/2006/main" noChangeAspect="1"/>
+            </wp:cNvGraphicFramePr>
+            <a:graphic xmlns:a="http://schemas.openxmlformats.org/drawingml/2006/main">
+              <a:graphicData uri="http://schemas.openxmlformats.org/drawingml/2006/picture">
+                <pic:pic xmlns:pic="http://schemas.openxmlformats.org/drawingml/2006/picture">
+                  <pic:nvPicPr>
+                    <pic:cNvPr id="0" name="Picture 23" descr="http://www.ai-start.com/dl2017/images/b33768b46b3a06ff229a153765782b48.png"/>
+                    <pic:cNvPicPr>
+                      <a:picLocks noChangeAspect="1" noChangeArrowheads="1"/>
+                    </pic:cNvPicPr>
+                  </pic:nvPicPr>
+                  <pic:blipFill>
+                    <a:blip r:embed="rId28">
+                      <a:extLst>
+                        <a:ext uri="{28A0092B-C50C-407E-A947-70E740481C1C}">
+                          <a14:useLocalDpi xmlns:a14="http://schemas.microsoft.com/office/drawing/2010/main" val="0"/>
+                        </a:ext>
+                      </a:extLst>
+                    </a:blip>
+                    <a:srcRect/>
+                    <a:stretch>
+                      <a:fillRect/>
+                    </a:stretch>
+                  </pic:blipFill>
+                  <pic:spPr bwMode="auto">
+                    <a:xfrm>
+                      <a:off x="0" y="0"/>
+                      <a:ext cx="5274310" cy="1971207"/>
+                    </a:xfrm>
+                    <a:prstGeom prst="rect">
+                      <a:avLst/>
+                    </a:prstGeom>
+                    <a:noFill/>
+                    <a:ln>
+                      <a:noFill/>
+                    </a:ln>
+                  </pic:spPr>
+                </pic:pic>
+              </a:graphicData>
+            </a:graphic>
+          </wp:inline>
+        </w:drawing>
+      </w:r>
+    </w:p>
+    <w:p>
+      <w:pPr>
+        <w:pStyle w:val="a3"/>
+      </w:pPr>
+      <w:r>
+        <w:t>结果发现，</w:t>
+      </w:r>
+      <w:r>
+        <w:rPr>
+          <w:b/>
+        </w:rPr>
+        <w:t>这4次卷积操作中很多计算都是重复的。所以执行滑动窗口的卷积时使得卷积网络在这4次前向传播过程中共享很多计算</w:t>
+      </w:r>
+      <w:r>
+        <w:t>，尤其是在这一步操作中（编号1），卷积网络运行同样的参数，使得相同的5×5×16过滤器进行卷积操作，得到12×12×16的输出层。然后执行同样的最大池化（编号2），输</w:t>
+      </w:r>
+      <w:r>
+        <w:lastRenderedPageBreak/>
+        <w:t>出结果6×6×16。照旧应用400个5×5的过滤器（编号3），得到一个2×2×400的输出层，现在</w:t>
+      </w:r>
+      <w:r>
+        <w:rPr>
+          <w:b/>
+        </w:rPr>
+        <w:t>输出层为2×2×400</w:t>
+      </w:r>
+      <w:r>
+        <w:t>，而不是1×1×400。应用1×1过滤器（编号4）得到另一个2×2×400的输出层。再做一次全连接的操作（编号5），最终</w:t>
+      </w:r>
+      <w:r>
+        <w:rPr>
+          <w:b/>
+        </w:rPr>
+        <w:t>得到2×2×4的输出层</w:t>
+      </w:r>
+      <w:r>
+        <w:t>，而不是1×1×4。最终，在输出层这4个子方块中，蓝色的是图像左上部分14×14的输出（红色箭头标识），右上角方块是图像右上部分（绿色箭头标识）的对应输出，左下角方块是输入层左下角（橘色箭头标识），也就是这个14×14区域经过卷积网络处理后的结果，同样，右下角这个方块是卷积网络处理输入层右下角14×14区域(紫色箭头标识)的结果。</w:t>
+      </w:r>
+    </w:p>
+    <w:p>
+      <w:pPr>
+        <w:pStyle w:val="a3"/>
+      </w:pPr>
+      <w:r>
+        <w:rPr>
+          <w:noProof/>
+        </w:rPr>
+        <w:drawing>
+          <wp:inline distT="0" distB="0" distL="0" distR="0" wp14:anchorId="7CBE7FEE" wp14:editId="09868DC8">
+            <wp:extent cx="5334000" cy="1760220"/>
+            <wp:effectExtent l="0" t="0" r="0" b="0"/>
+            <wp:docPr id="24" name="图片 24" descr="http://www.ai-start.com/dl2017/images/ad1743ff113f9d30080f63a16c74ed64.png"/>
+            <wp:cNvGraphicFramePr>
+              <a:graphicFrameLocks xmlns:a="http://schemas.openxmlformats.org/drawingml/2006/main" noChangeAspect="1"/>
+            </wp:cNvGraphicFramePr>
+            <a:graphic xmlns:a="http://schemas.openxmlformats.org/drawingml/2006/main">
+              <a:graphicData uri="http://schemas.openxmlformats.org/drawingml/2006/picture">
+                <pic:pic xmlns:pic="http://schemas.openxmlformats.org/drawingml/2006/picture">
+                  <pic:nvPicPr>
+                    <pic:cNvPr id="0" name="Picture 25" descr="http://www.ai-start.com/dl2017/images/ad1743ff113f9d30080f63a16c74ed64.png"/>
+                    <pic:cNvPicPr>
+                      <a:picLocks noChangeAspect="1" noChangeArrowheads="1"/>
+                    </pic:cNvPicPr>
+                  </pic:nvPicPr>
+                  <pic:blipFill>
+                    <a:blip r:embed="rId29">
+                      <a:extLst>
+                        <a:ext uri="{28A0092B-C50C-407E-A947-70E740481C1C}">
+                          <a14:useLocalDpi xmlns:a14="http://schemas.microsoft.com/office/drawing/2010/main" val="0"/>
+                        </a:ext>
+                      </a:extLst>
+                    </a:blip>
+                    <a:srcRect/>
+                    <a:stretch>
+                      <a:fillRect/>
+                    </a:stretch>
+                  </pic:blipFill>
+                  <pic:spPr bwMode="auto">
+                    <a:xfrm>
+                      <a:off x="0" y="0"/>
+                      <a:ext cx="5334000" cy="1760220"/>
+                    </a:xfrm>
+                    <a:prstGeom prst="rect">
+                      <a:avLst/>
+                    </a:prstGeom>
+                    <a:noFill/>
+                    <a:ln>
+                      <a:noFill/>
+                    </a:ln>
+                  </pic:spPr>
+                </pic:pic>
+              </a:graphicData>
+            </a:graphic>
+          </wp:inline>
+        </w:drawing>
+      </w:r>
+    </w:p>
+    <w:p>
+      <w:pPr>
+        <w:pStyle w:val="a3"/>
+      </w:pPr>
+      <w:r>
+        <w:t>如果你想了解</w:t>
+      </w:r>
+      <w:r>
+        <w:rPr>
+          <w:b/>
+        </w:rPr>
+        <w:t>具体的计算步骤</w:t>
+      </w:r>
+      <w:r>
+        <w:t>，以绿色方块为例，假设你剪切出这块区域（编号1），传递给卷积网络，第一层的激活值就是这块区域（编号2），最大池化后的下一层的激活值是这块区域（编号3），这块区域对应着后面几层输出的</w:t>
+      </w:r>
+      <w:r>
+        <w:rPr>
+          <w:b/>
+        </w:rPr>
+        <w:t>右上角方块</w:t>
+      </w:r>
+      <w:r>
+        <w:t>（编号4，5，6）。</w:t>
+      </w:r>
+    </w:p>
+    <w:p>
+      <w:pPr>
+        <w:pStyle w:val="a3"/>
+      </w:pPr>
+      <w:r>
+        <w:t>所以该</w:t>
+      </w:r>
+      <w:r>
+        <w:rPr>
+          <w:b/>
+        </w:rPr>
+        <w:t>卷积操作的原理是我们不需要把输入图像分割成四个子集</w:t>
+      </w:r>
+      <w:r>
+        <w:t>，分别执行前向传播，而是</w:t>
+      </w:r>
+      <w:r>
+        <w:rPr>
+          <w:b/>
+        </w:rPr>
+        <w:t>把它们作为一张图片输入给卷积网络进行计算</w:t>
+      </w:r>
+      <w:r>
+        <w:t>，</w:t>
+      </w:r>
+      <w:r>
+        <w:rPr>
+          <w:b/>
+        </w:rPr>
+        <w:t>其中的公共区域可以共享很多计算</w:t>
+      </w:r>
+      <w:r>
+        <w:t>，就像这里我们看到的这个4个14×14的方块一样。</w:t>
+      </w:r>
+    </w:p>
+    <w:p>
+      <w:pPr>
+        <w:pStyle w:val="a3"/>
+      </w:pPr>
+      <w:r>
+        <w:rPr>
+          <w:noProof/>
+        </w:rPr>
+        <w:drawing>
+          <wp:inline distT="0" distB="0" distL="0" distR="0" wp14:anchorId="71F00A31" wp14:editId="7F5D864F">
+            <wp:extent cx="5274310" cy="872019"/>
+            <wp:effectExtent l="0" t="0" r="2540" b="4445"/>
+            <wp:docPr id="26" name="图片 26" descr="http://www.ai-start.com/dl2017/images/5fd2f8d039a3bfc5187dfe33f5276235.png"/>
+            <wp:cNvGraphicFramePr>
+              <a:graphicFrameLocks xmlns:a="http://schemas.openxmlformats.org/drawingml/2006/main" noChangeAspect="1"/>
+            </wp:cNvGraphicFramePr>
+            <a:graphic xmlns:a="http://schemas.openxmlformats.org/drawingml/2006/main">
+              <a:graphicData uri="http://schemas.openxmlformats.org/drawingml/2006/picture">
+                <pic:pic xmlns:pic="http://schemas.openxmlformats.org/drawingml/2006/picture">
+                  <pic:nvPicPr>
+                    <pic:cNvPr id="0" name="Picture 32" descr="http://www.ai-start.com/dl2017/images/5fd2f8d039a3bfc5187dfe33f5276235.png"/>
+                    <pic:cNvPicPr>
+                      <a:picLocks noChangeAspect="1" noChangeArrowheads="1"/>
+                    </pic:cNvPicPr>
+                  </pic:nvPicPr>
+                  <pic:blipFill>
+                    <a:blip r:embed="rId30">
+                      <a:extLst>
+                        <a:ext uri="{28A0092B-C50C-407E-A947-70E740481C1C}">
+                          <a14:useLocalDpi xmlns:a14="http://schemas.microsoft.com/office/drawing/2010/main" val="0"/>
+                        </a:ext>
+                      </a:extLst>
+                    </a:blip>
+                    <a:srcRect/>
+                    <a:stretch>
+                      <a:fillRect/>
+                    </a:stretch>
+                  </pic:blipFill>
+                  <pic:spPr bwMode="auto">
+                    <a:xfrm>
+                      <a:off x="0" y="0"/>
+                      <a:ext cx="5274310" cy="872019"/>
+                    </a:xfrm>
+                    <a:prstGeom prst="rect">
+                      <a:avLst/>
+                    </a:prstGeom>
+                    <a:noFill/>
+                    <a:ln>
+                      <a:noFill/>
+                    </a:ln>
+                  </pic:spPr>
+                </pic:pic>
+              </a:graphicData>
+            </a:graphic>
+          </wp:inline>
+        </w:drawing>
+      </w:r>
+    </w:p>
+    <w:p>
+      <w:pPr>
+        <w:pStyle w:val="a3"/>
+      </w:pPr>
+      <w:r>
+        <w:t>下面我们再看一个</w:t>
+      </w:r>
+      <w:r>
+        <w:rPr>
+          <w:b/>
+        </w:rPr>
+        <w:t>更大的图片样本</w:t>
+      </w:r>
+      <w:r>
+        <w:t>，假如对一个</w:t>
+      </w:r>
+      <w:r>
+        <w:rPr>
+          <w:b/>
+        </w:rPr>
+        <w:t>28×28×3的图片</w:t>
+      </w:r>
+      <w:r>
+        <w:t>应用滑动窗口操作，如果以同样的方式运行前向传播，最后得到8×8×4的结果。跟上一个范例一样，以14×14区域滑动窗口，首先在这个区域应用滑动窗口，其结果对应输出层的左上角部分。接着以大小为2的步幅不断地向右移动窗口，直到第8个单元格，得到输出层的第一行。然后向图片下方移动，最终输出这个</w:t>
+      </w:r>
+      <w:r>
+        <w:rPr>
+          <w:b/>
+        </w:rPr>
+        <w:t>8×8×4</w:t>
+      </w:r>
+      <w:r>
+        <w:t>的结果。因为最大池化参数为2，相当于以大小为2的步幅在原始图片上应用神经网络。</w:t>
+      </w:r>
+    </w:p>
+    <w:p>
+      <w:pPr>
+        <w:pStyle w:val="a3"/>
+        <w:rPr>
+          <w:rFonts w:hint="eastAsia"/>
+        </w:rPr>
+      </w:pPr>
+      <w:r>
+        <w:rPr>
+          <w:noProof/>
+        </w:rPr>
+        <w:lastRenderedPageBreak/>
+        <w:drawing>
+          <wp:inline distT="0" distB="0" distL="0" distR="0" wp14:anchorId="34A04431" wp14:editId="58870E8E">
+            <wp:extent cx="5274310" cy="1343191"/>
+            <wp:effectExtent l="0" t="0" r="2540" b="9525"/>
+            <wp:docPr id="28" name="图片 28" descr="http://www.ai-start.com/dl2017/images/c778140e6b853a26a7c9cd8440cf8a3e.png"/>
+            <wp:cNvGraphicFramePr>
+              <a:graphicFrameLocks xmlns:a="http://schemas.openxmlformats.org/drawingml/2006/main" noChangeAspect="1"/>
+            </wp:cNvGraphicFramePr>
+            <a:graphic xmlns:a="http://schemas.openxmlformats.org/drawingml/2006/main">
+              <a:graphicData uri="http://schemas.openxmlformats.org/drawingml/2006/picture">
+                <pic:pic xmlns:pic="http://schemas.openxmlformats.org/drawingml/2006/picture">
+                  <pic:nvPicPr>
+                    <pic:cNvPr id="0" name="Picture 36" descr="http://www.ai-start.com/dl2017/images/c778140e6b853a26a7c9cd8440cf8a3e.png"/>
+                    <pic:cNvPicPr>
+                      <a:picLocks noChangeAspect="1" noChangeArrowheads="1"/>
+                    </pic:cNvPicPr>
+                  </pic:nvPicPr>
+                  <pic:blipFill>
+                    <a:blip r:embed="rId31">
+                      <a:extLst>
+                        <a:ext uri="{28A0092B-C50C-407E-A947-70E740481C1C}">
+                          <a14:useLocalDpi xmlns:a14="http://schemas.microsoft.com/office/drawing/2010/main" val="0"/>
+                        </a:ext>
+                      </a:extLst>
+                    </a:blip>
+                    <a:srcRect/>
+                    <a:stretch>
+                      <a:fillRect/>
+                    </a:stretch>
+                  </pic:blipFill>
+                  <pic:spPr bwMode="auto">
+                    <a:xfrm>
+                      <a:off x="0" y="0"/>
+                      <a:ext cx="5274310" cy="1343191"/>
+                    </a:xfrm>
+                    <a:prstGeom prst="rect">
+                      <a:avLst/>
+                    </a:prstGeom>
+                    <a:noFill/>
+                    <a:ln>
+                      <a:noFill/>
+                    </a:ln>
+                  </pic:spPr>
+                </pic:pic>
+              </a:graphicData>
+            </a:graphic>
+          </wp:inline>
+        </w:drawing>
+      </w:r>
+    </w:p>
+    <w:p>
+      <w:pPr>
+        <w:jc w:val="left"/>
+      </w:pPr>
+      <w:r>
+        <w:rPr>
+          <w:noProof/>
+        </w:rPr>
+        <w:drawing>
+          <wp:inline distT="0" distB="0" distL="0" distR="0" wp14:anchorId="0971C42F" wp14:editId="2614C4DB">
+            <wp:extent cx="5274310" cy="984538"/>
+            <wp:effectExtent l="0" t="0" r="2540" b="6350"/>
+            <wp:docPr id="29" name="图片 29" descr="http://www.ai-start.com/dl2017/images/84a6a0505acc165c6600d4b6f03d5e3c.png"/>
+            <wp:cNvGraphicFramePr>
+              <a:graphicFrameLocks xmlns:a="http://schemas.openxmlformats.org/drawingml/2006/main" noChangeAspect="1"/>
+            </wp:cNvGraphicFramePr>
+            <a:graphic xmlns:a="http://schemas.openxmlformats.org/drawingml/2006/main">
+              <a:graphicData uri="http://schemas.openxmlformats.org/drawingml/2006/picture">
+                <pic:pic xmlns:pic="http://schemas.openxmlformats.org/drawingml/2006/picture">
+                  <pic:nvPicPr>
+                    <pic:cNvPr id="0" name="Picture 38" descr="http://www.ai-start.com/dl2017/images/84a6a0505acc165c6600d4b6f03d5e3c.png"/>
+                    <pic:cNvPicPr>
+                      <a:picLocks noChangeAspect="1" noChangeArrowheads="1"/>
+                    </pic:cNvPicPr>
+                  </pic:nvPicPr>
+                  <pic:blipFill>
+                    <a:blip r:embed="rId32">
+                      <a:extLst>
+                        <a:ext uri="{28A0092B-C50C-407E-A947-70E740481C1C}">
+                          <a14:useLocalDpi xmlns:a14="http://schemas.microsoft.com/office/drawing/2010/main" val="0"/>
+                        </a:ext>
+                      </a:extLst>
+                    </a:blip>
+                    <a:srcRect/>
+                    <a:stretch>
+                      <a:fillRect/>
+                    </a:stretch>
+                  </pic:blipFill>
+                  <pic:spPr bwMode="auto">
+                    <a:xfrm>
+                      <a:off x="0" y="0"/>
+                      <a:ext cx="5274310" cy="984538"/>
+                    </a:xfrm>
+                    <a:prstGeom prst="rect">
+                      <a:avLst/>
+                    </a:prstGeom>
+                    <a:noFill/>
+                    <a:ln>
+                      <a:noFill/>
+                    </a:ln>
+                  </pic:spPr>
+                </pic:pic>
+              </a:graphicData>
+            </a:graphic>
+          </wp:inline>
+        </w:drawing>
+      </w:r>
+    </w:p>
+    <w:p>
+      <w:pPr>
+        <w:pStyle w:val="a3"/>
+      </w:pPr>
+      <w:r>
+        <w:t>总结一下</w:t>
+      </w:r>
+      <w:r>
+        <w:rPr>
+          <w:b/>
+        </w:rPr>
+        <w:t>滑动窗口的实现过程</w:t>
+      </w:r>
+      <w:r>
+        <w:t>，</w:t>
+      </w:r>
+      <w:r>
+        <w:rPr>
+          <w:b/>
+        </w:rPr>
+        <w:t>在图片上剪切出一块区域，假设它的大小是14×14，把它输入到卷积网络。继续输入下一块区域，大小同样是14×14，重复操作，直到某个区域识别到汽车</w:t>
+      </w:r>
+      <w:r>
+        <w:t>。</w:t>
+      </w:r>
+    </w:p>
+    <w:p>
+      <w:pPr>
+        <w:pStyle w:val="a3"/>
+      </w:pPr>
+      <w:r>
+        <w:t>但是正如在前一页所看到的，我们</w:t>
+      </w:r>
+      <w:r>
+        <w:rPr>
+          <w:b/>
+        </w:rPr>
+        <w:t>不能依靠连续的卷积操作来识别图片中的汽车</w:t>
+      </w:r>
+      <w:r>
+        <w:t>，比如，我们可以对大小为28×28的整张图片进行卷积操作，一次得到所有预测值，如果足够幸运，神经网络便可以识别出汽车的位置。</w:t>
+      </w:r>
+    </w:p>
+    <w:p>
+      <w:pPr>
+        <w:jc w:val="center"/>
+      </w:pPr>
+      <w:r>
+        <w:rPr>
+          <w:noProof/>
+        </w:rPr>
+        <w:drawing>
+          <wp:inline distT="0" distB="0" distL="0" distR="0" wp14:anchorId="53127324" wp14:editId="250542A1">
+            <wp:extent cx="2857500" cy="2880360"/>
+            <wp:effectExtent l="0" t="0" r="0" b="0"/>
+            <wp:docPr id="30" name="图片 30" descr="http://www.ai-start.com/dl2017/images/447080411189a0a4544747c2380fbda4.png"/>
+            <wp:cNvGraphicFramePr>
+              <a:graphicFrameLocks xmlns:a="http://schemas.openxmlformats.org/drawingml/2006/main" noChangeAspect="1"/>
+            </wp:cNvGraphicFramePr>
+            <a:graphic xmlns:a="http://schemas.openxmlformats.org/drawingml/2006/main">
+              <a:graphicData uri="http://schemas.openxmlformats.org/drawingml/2006/picture">
+                <pic:pic xmlns:pic="http://schemas.openxmlformats.org/drawingml/2006/picture">
+                  <pic:nvPicPr>
+                    <pic:cNvPr id="0" name="Picture 40" descr="http://www.ai-start.com/dl2017/images/447080411189a0a4544747c2380fbda4.png"/>
+                    <pic:cNvPicPr>
+                      <a:picLocks noChangeAspect="1" noChangeArrowheads="1"/>
+                    </pic:cNvPicPr>
+                  </pic:nvPicPr>
+                  <pic:blipFill>
+                    <a:blip r:embed="rId33">
+                      <a:extLst>
+                        <a:ext uri="{28A0092B-C50C-407E-A947-70E740481C1C}">
+                          <a14:useLocalDpi xmlns:a14="http://schemas.microsoft.com/office/drawing/2010/main" val="0"/>
+                        </a:ext>
+                      </a:extLst>
+                    </a:blip>
+                    <a:srcRect/>
+                    <a:stretch>
+                      <a:fillRect/>
+                    </a:stretch>
+                  </pic:blipFill>
+                  <pic:spPr bwMode="auto">
+                    <a:xfrm>
+                      <a:off x="0" y="0"/>
+                      <a:ext cx="2857500" cy="2880360"/>
+                    </a:xfrm>
+                    <a:prstGeom prst="rect">
+                      <a:avLst/>
+                    </a:prstGeom>
+                    <a:noFill/>
+                    <a:ln>
+                      <a:noFill/>
+                    </a:ln>
+                  </pic:spPr>
+                </pic:pic>
+              </a:graphicData>
+            </a:graphic>
+          </wp:inline>
+        </w:drawing>
+      </w:r>
+    </w:p>
+    <w:p>
+      <w:pPr>
+        <w:rPr>
+          <w:rFonts w:hint="eastAsia"/>
+        </w:rPr>
+      </w:pPr>
+      <w:r>
+        <w:t>以上就是在</w:t>
+      </w:r>
+      <w:r>
+        <w:rPr>
+          <w:b/>
+        </w:rPr>
+        <w:t>卷积层上应用滑动窗口算法</w:t>
+      </w:r>
+      <w:r>
+        <w:t>的内容，它提高了整个算法的效率。不过这种算法仍然存在一个缺点，就是</w:t>
+      </w:r>
+      <w:r>
+        <w:rPr>
+          <w:b/>
+        </w:rPr>
+        <w:t>边界框的位置可能不够准确</w:t>
+      </w:r>
+      <w:r>
+        <w:t>。下节课，我们将学习如何解决这个问题。</w:t>
+      </w:r>
+    </w:p>
+    <w:p>
+      <w:pPr>
+        <w:jc w:val="left"/>
+      </w:pPr>
+    </w:p>
+    <w:p>
+      <w:pPr>
+        <w:pStyle w:val="3"/>
+      </w:pPr>
+      <w:bookmarkStart w:id="0" w:name="header-n180"/>
+      <w:bookmarkEnd w:id="0"/>
+      <w:r>
+        <w:t>3.5 Bounding Box预测</w:t>
+      </w:r>
+    </w:p>
+    <w:p>
+      <w:pPr>
+        <w:jc w:val="left"/>
+      </w:pPr>
+      <w:r>
+        <w:lastRenderedPageBreak/>
+        <w:t>在上一个视频中，你们学到了滑动窗口法的卷积实现，这个算法效率更高，但仍然存在问题，不能输出最精准的边界框。在这个视频中，我们看看</w:t>
+      </w:r>
+      <w:r>
+        <w:rPr>
+          <w:b/>
+        </w:rPr>
+        <w:t>如何得到更精准的边界框</w:t>
+      </w:r>
+      <w:r>
+        <w:t>。</w:t>
+      </w:r>
+    </w:p>
+    <w:p>
+      <w:pPr>
+        <w:jc w:val="left"/>
+      </w:pPr>
+    </w:p>
+    <w:p>
+      <w:pPr>
+        <w:jc w:val="left"/>
+      </w:pPr>
+      <w:r>
+        <w:rPr>
+          <w:noProof/>
+        </w:rPr>
+        <w:drawing>
+          <wp:inline distT="0" distB="0" distL="0" distR="0" wp14:anchorId="5E8D7D11" wp14:editId="59B68497">
+            <wp:extent cx="5274310" cy="3804536"/>
+            <wp:effectExtent l="0" t="0" r="2540" b="5715"/>
+            <wp:docPr id="31" name="图片 31" descr="http://www.ai-start.com/dl2017/images/cd3e263bf279739afe62eb8730b4e167.png"/>
+            <wp:cNvGraphicFramePr>
+              <a:graphicFrameLocks xmlns:a="http://schemas.openxmlformats.org/drawingml/2006/main" noChangeAspect="1"/>
+            </wp:cNvGraphicFramePr>
+            <a:graphic xmlns:a="http://schemas.openxmlformats.org/drawingml/2006/main">
+              <a:graphicData uri="http://schemas.openxmlformats.org/drawingml/2006/picture">
+                <pic:pic xmlns:pic="http://schemas.openxmlformats.org/drawingml/2006/picture">
+                  <pic:nvPicPr>
+                    <pic:cNvPr id="0" name="Picture 42" descr="http://www.ai-start.com/dl2017/images/cd3e263bf279739afe62eb8730b4e167.png"/>
+                    <pic:cNvPicPr>
+                      <a:picLocks noChangeAspect="1" noChangeArrowheads="1"/>
+                    </pic:cNvPicPr>
+                  </pic:nvPicPr>
+                  <pic:blipFill>
+                    <a:blip r:embed="rId34">
+                      <a:extLst>
+                        <a:ext uri="{28A0092B-C50C-407E-A947-70E740481C1C}">
+                          <a14:useLocalDpi xmlns:a14="http://schemas.microsoft.com/office/drawing/2010/main" val="0"/>
+                        </a:ext>
+                      </a:extLst>
+                    </a:blip>
+                    <a:srcRect/>
+                    <a:stretch>
+                      <a:fillRect/>
+                    </a:stretch>
+                  </pic:blipFill>
+                  <pic:spPr bwMode="auto">
+                    <a:xfrm>
+                      <a:off x="0" y="0"/>
+                      <a:ext cx="5274310" cy="3804536"/>
+                    </a:xfrm>
+                    <a:prstGeom prst="rect">
+                      <a:avLst/>
+                    </a:prstGeom>
+                    <a:noFill/>
+                    <a:ln>
+                      <a:noFill/>
+                    </a:ln>
+                  </pic:spPr>
+                </pic:pic>
+              </a:graphicData>
+            </a:graphic>
+          </wp:inline>
+        </w:drawing>
+      </w:r>
+    </w:p>
+    <w:p>
+      <w:pPr>
+        <w:jc w:val="left"/>
+      </w:pPr>
+    </w:p>
+    <w:p>
+      <w:pPr>
+        <w:jc w:val="left"/>
+      </w:pPr>
+      <w:r>
+        <w:t>在滑动窗口法中，你取这些离散的位置集合，然后在它们上运行分类器，在这种情况下，这些</w:t>
+      </w:r>
+      <w:r>
+        <w:rPr>
+          <w:b/>
+        </w:rPr>
+        <w:t>边界框没有一个能完美匹配汽车位置</w:t>
+      </w:r>
+      <w:r>
+        <w:t>，也许这个框（编号1）是最匹配的了。还有看起来这个真实值，最完美的边界框甚至不是方形，稍微有点长方形（红色方框所示），长宽比有点向水平方向延伸，有没有办法让这个算法输出更精准的边界框呢？</w:t>
+      </w:r>
+    </w:p>
+    <w:p>
+      <w:pPr>
+        <w:jc w:val="left"/>
+      </w:pPr>
+    </w:p>
+    <w:p>
+      <w:pPr>
+        <w:jc w:val="left"/>
+      </w:pPr>
+      <w:r>
+        <w:rPr>
+          <w:noProof/>
+        </w:rPr>
+        <w:drawing>
+          <wp:inline distT="0" distB="0" distL="0" distR="0" wp14:anchorId="6D491362" wp14:editId="296AEC1C">
+            <wp:extent cx="4396740" cy="2293620"/>
+            <wp:effectExtent l="0" t="0" r="3810" b="0"/>
+            <wp:docPr id="32" name="图片 32" descr="http://www.ai-start.com/dl2017/images/e4bebc707829a1610572f43f8e0995c9.png"/>
+            <wp:cNvGraphicFramePr>
+              <a:graphicFrameLocks xmlns:a="http://schemas.openxmlformats.org/drawingml/2006/main" noChangeAspect="1"/>
+            </wp:cNvGraphicFramePr>
+            <a:graphic xmlns:a="http://schemas.openxmlformats.org/drawingml/2006/main">
+              <a:graphicData uri="http://schemas.openxmlformats.org/drawingml/2006/picture">
+                <pic:pic xmlns:pic="http://schemas.openxmlformats.org/drawingml/2006/picture">
+                  <pic:nvPicPr>
+                    <pic:cNvPr id="0" name="Picture 44" descr="http://www.ai-start.com/dl2017/images/e4bebc707829a1610572f43f8e0995c9.png"/>
+                    <pic:cNvPicPr>
+                      <a:picLocks noChangeAspect="1" noChangeArrowheads="1"/>
+                    </pic:cNvPicPr>
+                  </pic:nvPicPr>
+                  <pic:blipFill>
+                    <a:blip r:embed="rId35">
+                      <a:extLst>
+                        <a:ext uri="{28A0092B-C50C-407E-A947-70E740481C1C}">
+                          <a14:useLocalDpi xmlns:a14="http://schemas.microsoft.com/office/drawing/2010/main" val="0"/>
+                        </a:ext>
+                      </a:extLst>
+                    </a:blip>
+                    <a:srcRect/>
+                    <a:stretch>
+                      <a:fillRect/>
+                    </a:stretch>
+                  </pic:blipFill>
+                  <pic:spPr bwMode="auto">
+                    <a:xfrm>
+                      <a:off x="0" y="0"/>
+                      <a:ext cx="4396740" cy="2293620"/>
+                    </a:xfrm>
+                    <a:prstGeom prst="rect">
+                      <a:avLst/>
+                    </a:prstGeom>
+                    <a:noFill/>
+                    <a:ln>
+                      <a:noFill/>
+                    </a:ln>
+                  </pic:spPr>
+                </pic:pic>
+              </a:graphicData>
+            </a:graphic>
+          </wp:inline>
+        </w:drawing>
+      </w:r>
+    </w:p>
+    <w:p>
+      <w:pPr>
+        <w:jc w:val="left"/>
+      </w:pPr>
+    </w:p>
+    <w:p>
+      <w:pPr>
+        <w:pStyle w:val="a3"/>
+      </w:pPr>
+      <w:r>
+        <w:lastRenderedPageBreak/>
+        <w:t>其中一个能得到更精准边界框的算法是</w:t>
+      </w:r>
+      <w:r>
+        <w:rPr>
+          <w:rStyle w:val="a4"/>
+        </w:rPr>
+        <w:t>YOLO</w:t>
+      </w:r>
+      <w:r>
+        <w:rPr>
+          <w:b/>
+        </w:rPr>
+        <w:t>算法</w:t>
+      </w:r>
+      <w:r>
+        <w:t>，</w:t>
+      </w:r>
+      <w:r>
+        <w:rPr>
+          <w:rStyle w:val="a4"/>
+        </w:rPr>
+        <w:t>YOLO</w:t>
+      </w:r>
+      <w:r>
+        <w:t>(</w:t>
+      </w:r>
+      <w:r>
+        <w:rPr>
+          <w:rStyle w:val="a4"/>
+        </w:rPr>
+        <w:t>You only look once</w:t>
+      </w:r>
+      <w:r>
+        <w:t>)意思是你只看一次，这是由</w:t>
+      </w:r>
+      <w:r>
+        <w:rPr>
+          <w:rStyle w:val="a4"/>
+        </w:rPr>
+        <w:t>Joseph Redmon</w:t>
+      </w:r>
+      <w:r>
+        <w:t>，</w:t>
+      </w:r>
+      <w:r>
+        <w:rPr>
+          <w:rStyle w:val="a4"/>
+        </w:rPr>
+        <w:t>Santosh Divvala</w:t>
+      </w:r>
+      <w:r>
+        <w:t>，</w:t>
+      </w:r>
+      <w:r>
+        <w:rPr>
+          <w:rStyle w:val="a4"/>
+        </w:rPr>
+        <w:t>Ross Girshick</w:t>
+      </w:r>
+      <w:r>
+        <w:t>和</w:t>
+      </w:r>
+      <w:r>
+        <w:rPr>
+          <w:rStyle w:val="a4"/>
+        </w:rPr>
+        <w:t>Ali Farhadi</w:t>
+      </w:r>
+      <w:r>
+        <w:t>提出的算法。</w:t>
+      </w:r>
+    </w:p>
+    <w:p>
+      <w:pPr>
+        <w:pStyle w:val="a3"/>
+      </w:pPr>
+      <w:r>
+        <w:t>是这么做的，比如你的输入图像是100×100的，然后在图像上放一个网格。为了介绍起来简单一些，我用</w:t>
+      </w:r>
+      <w:r>
+        <w:rPr>
+          <w:b/>
+        </w:rPr>
+        <w:t>3×3网格</w:t>
+      </w:r>
+      <w:r>
+        <w:t>，实际实现时会用更精细的网格，可能是</w:t>
+      </w:r>
+      <w:r>
+        <w:rPr>
+          <w:b/>
+        </w:rPr>
+        <w:t>19×19</w:t>
+      </w:r>
+      <w:r>
+        <w:t>。</w:t>
+      </w:r>
+      <w:r>
+        <w:rPr>
+          <w:b/>
+        </w:rPr>
+        <w:t>基本思路是使用图像分类和定位算法</w:t>
+      </w:r>
+      <w:r>
+        <w:t>，前几个视频介绍过的，然后将算法应用到9个格子上。（基本思路是，采用图像分类和定位算法，本周第一个视频中介绍过的，逐一应用在图像的9个格子中。）更具体一点，你需要这样定义训练标签，所以</w:t>
+      </w:r>
+      <w:r>
+        <w:rPr>
+          <w:b/>
+        </w:rPr>
+        <w:t>对于9个格子中的每一个指定一个标签，是8维的</w:t>
+      </w:r>
+      <w:r>
+        <w:t>，和你之前看到的一样，</w:t>
+      </w:r>
+      <m:oMath>
+        <m:r>
+          <m:rPr>
+            <m:sty m:val="p"/>
+          </m:rPr>
+          <w:rPr>
+            <w:rFonts w:ascii="Cambria Math" w:hAnsi="Cambria Math"/>
+          </w:rPr>
+          <m:t>y=</m:t>
+        </m:r>
+        <m:d>
+          <m:dPr>
+            <m:begChr m:val="["/>
+            <m:endChr m:val="]"/>
+            <m:ctrlPr>
+              <w:rPr>
+                <w:rFonts w:ascii="Cambria Math" w:hAnsi="Cambria Math"/>
+              </w:rPr>
+            </m:ctrlPr>
+          </m:dPr>
+          <m:e>
+            <m:m>
+              <m:mPr>
+                <m:mcs>
+                  <m:mc>
+                    <m:mcPr>
+                      <m:count m:val="1"/>
+                      <m:mcJc m:val="center"/>
+                    </m:mcPr>
+                  </m:mc>
+                </m:mcs>
+                <m:ctrlPr>
+                  <w:rPr>
+                    <w:rFonts w:ascii="Cambria Math" w:hAnsi="Cambria Math"/>
+                  </w:rPr>
+                </m:ctrlPr>
+              </m:mPr>
+              <m:mr>
+                <m:e>
+                  <m:sSub>
+                    <m:sSubPr>
+                      <m:ctrlPr>
+                        <w:rPr>
+                          <w:rFonts w:ascii="Cambria Math" w:hAnsi="Cambria Math"/>
+                          <w:i/>
+                        </w:rPr>
+                      </m:ctrlPr>
+                    </m:sSubPr>
+                    <m:e>
+                      <m:r>
+                        <w:rPr>
+                          <w:rFonts w:ascii="Cambria Math" w:hAnsi="Cambria Math" w:hint="eastAsia"/>
+                        </w:rPr>
+                        <m:t>p</m:t>
+                      </m:r>
+                    </m:e>
+                    <m:sub>
+                      <m:r>
+                        <w:rPr>
+                          <w:rFonts w:ascii="Cambria Math" w:hAnsi="Cambria Math"/>
+                        </w:rPr>
+                        <m:t>c</m:t>
+                      </m:r>
+                    </m:sub>
+                  </m:sSub>
+                  <m:ctrlPr>
+                    <w:rPr>
+                      <w:rFonts w:ascii="Cambria Math" w:eastAsia="Cambria Math" w:hAnsi="Cambria Math" w:cs="Cambria Math"/>
+                      <w:i/>
+                    </w:rPr>
+                  </m:ctrlPr>
+                </m:e>
+              </m:mr>
+              <m:mr>
+                <m:e>
+                  <m:sSub>
+                    <m:sSubPr>
+                      <m:ctrlPr>
+                        <w:rPr>
+                          <w:rFonts w:ascii="Cambria Math" w:eastAsia="Cambria Math" w:hAnsi="Cambria Math" w:cs="Cambria Math"/>
+                          <w:i/>
+                        </w:rPr>
+                      </m:ctrlPr>
+                    </m:sSubPr>
+                    <m:e>
+                      <m:r>
+                        <w:rPr>
+                          <w:rFonts w:ascii="Cambria Math" w:eastAsia="Cambria Math" w:hAnsi="Cambria Math" w:cs="Cambria Math"/>
+                        </w:rPr>
+                        <m:t>b</m:t>
+                      </m:r>
+                    </m:e>
+                    <m:sub>
+                      <m:r>
+                        <w:rPr>
+                          <w:rFonts w:ascii="Cambria Math" w:eastAsia="Cambria Math" w:hAnsi="Cambria Math" w:cs="Cambria Math"/>
+                        </w:rPr>
+                        <m:t>x</m:t>
+                      </m:r>
+                    </m:sub>
+                  </m:sSub>
+                  <m:ctrlPr>
+                    <w:rPr>
+                      <w:rFonts w:ascii="Cambria Math" w:eastAsia="Cambria Math" w:hAnsi="Cambria Math" w:cs="Cambria Math"/>
+                      <w:i/>
+                    </w:rPr>
+                  </m:ctrlPr>
+                </m:e>
+              </m:mr>
+              <m:mr>
+                <m:e>
+                  <m:sSub>
+                    <m:sSubPr>
+                      <m:ctrlPr>
+                        <w:rPr>
+                          <w:rFonts w:ascii="Cambria Math" w:eastAsia="Cambria Math" w:hAnsi="Cambria Math" w:cs="Cambria Math"/>
+                          <w:i/>
+                        </w:rPr>
+                      </m:ctrlPr>
+                    </m:sSubPr>
+                    <m:e>
+                      <m:r>
+                        <w:rPr>
+                          <w:rFonts w:ascii="Cambria Math" w:eastAsia="Cambria Math" w:hAnsi="Cambria Math" w:cs="Cambria Math"/>
+                        </w:rPr>
+                        <m:t>b</m:t>
+                      </m:r>
+                    </m:e>
+                    <m:sub>
+                      <m:r>
+                        <w:rPr>
+                          <w:rFonts w:ascii="Cambria Math" w:eastAsia="Cambria Math" w:hAnsi="Cambria Math" w:cs="Cambria Math"/>
+                        </w:rPr>
+                        <m:t>y</m:t>
+                      </m:r>
+                    </m:sub>
+                  </m:sSub>
+                  <m:ctrlPr>
+                    <w:rPr>
+                      <w:rFonts w:ascii="Cambria Math" w:eastAsia="Cambria Math" w:hAnsi="Cambria Math" w:cs="Cambria Math"/>
+                      <w:i/>
+                    </w:rPr>
+                  </m:ctrlPr>
+                </m:e>
+              </m:mr>
+              <m:mr>
+                <m:e>
+                  <m:sSub>
+                    <m:sSubPr>
+                      <m:ctrlPr>
+                        <w:rPr>
+                          <w:rFonts w:ascii="Cambria Math" w:eastAsia="Cambria Math" w:hAnsi="Cambria Math" w:cs="Cambria Math"/>
+                          <w:i/>
+                        </w:rPr>
+                      </m:ctrlPr>
+                    </m:sSubPr>
+                    <m:e>
+                      <m:r>
+                        <w:rPr>
+                          <w:rFonts w:ascii="Cambria Math" w:eastAsia="Cambria Math" w:hAnsi="Cambria Math" w:cs="Cambria Math"/>
+                        </w:rPr>
+                        <m:t>b</m:t>
+                      </m:r>
+                    </m:e>
+                    <m:sub>
+                      <m:r>
+                        <w:rPr>
+                          <w:rFonts w:ascii="Cambria Math" w:eastAsia="Cambria Math" w:hAnsi="Cambria Math" w:cs="Cambria Math"/>
+                        </w:rPr>
+                        <m:t>z</m:t>
+                      </m:r>
+                    </m:sub>
+                  </m:sSub>
+                  <m:ctrlPr>
+                    <w:rPr>
+                      <w:rFonts w:ascii="Cambria Math" w:eastAsia="Cambria Math" w:hAnsi="Cambria Math" w:cs="Cambria Math"/>
+                      <w:i/>
+                    </w:rPr>
+                  </m:ctrlPr>
+                </m:e>
+              </m:mr>
+              <m:mr>
+                <m:e>
+                  <m:sSub>
+                    <m:sSubPr>
+                      <m:ctrlPr>
+                        <w:rPr>
+                          <w:rFonts w:ascii="Cambria Math" w:eastAsia="Cambria Math" w:hAnsi="Cambria Math" w:cs="Cambria Math"/>
+                          <w:i/>
+                        </w:rPr>
+                      </m:ctrlPr>
+                    </m:sSubPr>
+                    <m:e>
+                      <m:r>
+                        <w:rPr>
+                          <w:rFonts w:ascii="Cambria Math" w:eastAsia="Cambria Math" w:hAnsi="Cambria Math" w:cs="Cambria Math"/>
+                        </w:rPr>
+                        <m:t>b</m:t>
+                      </m:r>
+                    </m:e>
+                    <m:sub>
+                      <m:r>
+                        <w:rPr>
+                          <w:rFonts w:ascii="Cambria Math" w:eastAsia="Cambria Math" w:hAnsi="Cambria Math" w:cs="Cambria Math"/>
+                        </w:rPr>
+                        <m:t>h</m:t>
+                      </m:r>
+                    </m:sub>
+                  </m:sSub>
+                  <m:ctrlPr>
+                    <w:rPr>
+                      <w:rFonts w:ascii="Cambria Math" w:eastAsia="Cambria Math" w:hAnsi="Cambria Math" w:cs="Cambria Math"/>
+                      <w:i/>
+                    </w:rPr>
+                  </m:ctrlPr>
+                </m:e>
+              </m:mr>
+              <m:mr>
+                <m:e>
+                  <m:sSub>
+                    <m:sSubPr>
+                      <m:ctrlPr>
+                        <w:rPr>
+                          <w:rFonts w:ascii="Cambria Math" w:eastAsia="Cambria Math" w:hAnsi="Cambria Math" w:cs="Cambria Math"/>
+                          <w:i/>
+                        </w:rPr>
+                      </m:ctrlPr>
+                    </m:sSubPr>
+                    <m:e>
+                      <m:r>
+                        <w:rPr>
+                          <w:rFonts w:ascii="Cambria Math" w:eastAsia="Cambria Math" w:hAnsi="Cambria Math" w:cs="Cambria Math"/>
+                        </w:rPr>
+                        <m:t>b</m:t>
+                      </m:r>
+                    </m:e>
+                    <m:sub>
+                      <m:r>
+                        <w:rPr>
+                          <w:rFonts w:ascii="Cambria Math" w:eastAsia="Cambria Math" w:hAnsi="Cambria Math" w:cs="Cambria Math"/>
+                        </w:rPr>
+                        <m:t>w</m:t>
+                      </m:r>
+                    </m:sub>
+                  </m:sSub>
+                  <m:ctrlPr>
+                    <w:rPr>
+                      <w:rFonts w:ascii="Cambria Math" w:eastAsia="Cambria Math" w:hAnsi="Cambria Math" w:cs="Cambria Math"/>
+                      <w:i/>
+                    </w:rPr>
+                  </m:ctrlPr>
+                </m:e>
+              </m:mr>
+              <m:mr>
+                <m:e>
+                  <m:sSub>
+                    <m:sSubPr>
+                      <m:ctrlPr>
+                        <w:rPr>
+                          <w:rFonts w:ascii="Cambria Math" w:eastAsia="Cambria Math" w:hAnsi="Cambria Math" w:cs="Cambria Math"/>
+                          <w:i/>
+                        </w:rPr>
+                      </m:ctrlPr>
+                    </m:sSubPr>
+                    <m:e>
+                      <m:r>
+                        <w:rPr>
+                          <w:rFonts w:ascii="Cambria Math" w:eastAsia="Cambria Math" w:hAnsi="Cambria Math" w:cs="Cambria Math"/>
+                        </w:rPr>
+                        <m:t>c</m:t>
+                      </m:r>
+                    </m:e>
+                    <m:sub>
+                      <m:r>
+                        <w:rPr>
+                          <w:rFonts w:ascii="Cambria Math" w:eastAsia="Cambria Math" w:hAnsi="Cambria Math" w:cs="Cambria Math"/>
+                        </w:rPr>
+                        <m:t>1</m:t>
+                      </m:r>
+                    </m:sub>
+                  </m:sSub>
+                </m:e>
+              </m:mr>
+              <m:mr>
+                <m:e>
+                  <m:sSub>
+                    <m:sSubPr>
+                      <m:ctrlPr>
+                        <w:rPr>
+                          <w:rFonts w:ascii="Cambria Math" w:eastAsia="Cambria Math" w:hAnsi="Cambria Math" w:cs="Cambria Math"/>
+                          <w:i/>
+                        </w:rPr>
+                      </m:ctrlPr>
+                    </m:sSubPr>
+                    <m:e>
+                      <m:r>
+                        <w:rPr>
+                          <w:rFonts w:ascii="Cambria Math" w:eastAsia="Cambria Math" w:hAnsi="Cambria Math" w:cs="Cambria Math"/>
+                        </w:rPr>
+                        <m:t>c</m:t>
+                      </m:r>
+                    </m:e>
+                    <m:sub>
+                      <m:r>
+                        <w:rPr>
+                          <w:rFonts w:ascii="Cambria Math" w:eastAsia="Cambria Math" w:hAnsi="Cambria Math" w:cs="Cambria Math"/>
+                        </w:rPr>
+                        <m:t>2</m:t>
+                      </m:r>
+                    </m:sub>
+                  </m:sSub>
+                  <m:ctrlPr>
+                    <w:rPr>
+                      <w:rFonts w:ascii="Cambria Math" w:eastAsia="Cambria Math" w:hAnsi="Cambria Math" w:cs="Cambria Math"/>
+                      <w:i/>
+                    </w:rPr>
+                  </m:ctrlPr>
+                </m:e>
+              </m:mr>
+              <m:mr>
+                <m:e>
+                  <m:sSub>
+                    <m:sSubPr>
+                      <m:ctrlPr>
+                        <w:rPr>
+                          <w:rFonts w:ascii="Cambria Math" w:eastAsia="Cambria Math" w:hAnsi="Cambria Math" w:cs="Cambria Math"/>
+                          <w:i/>
+                        </w:rPr>
+                      </m:ctrlPr>
+                    </m:sSubPr>
+                    <m:e>
+                      <m:r>
+                        <w:rPr>
+                          <w:rFonts w:ascii="Cambria Math" w:eastAsia="Cambria Math" w:hAnsi="Cambria Math" w:cs="Cambria Math"/>
+                        </w:rPr>
+                        <m:t>c</m:t>
+                      </m:r>
+                    </m:e>
+                    <m:sub>
+                      <m:r>
+                        <w:rPr>
+                          <w:rFonts w:ascii="Cambria Math" w:eastAsia="Cambria Math" w:hAnsi="Cambria Math" w:cs="Cambria Math"/>
+                        </w:rPr>
+                        <m:t>3</m:t>
+                      </m:r>
+                    </m:sub>
+                  </m:sSub>
+                </m:e>
+              </m:mr>
+            </m:m>
+          </m:e>
+        </m:d>
+      </m:oMath>
+      <w:r>
+        <w:rPr>
+          <w:rFonts w:hint="eastAsia"/>
+        </w:rPr>
+        <w:t>，</w:t>
+      </w:r>
+      <w:r>
+        <w:t>，</w:t>
+      </w:r>
+      <m:oMath>
+        <m:sSub>
+          <m:sSubPr>
+            <m:ctrlPr>
+              <w:rPr>
+                <w:rFonts w:ascii="Cambria Math" w:eastAsiaTheme="minorEastAsia" w:hAnsi="Cambria Math" w:cstheme="minorBidi"/>
+                <w:i/>
+                <w:kern w:val="2"/>
+                <w:sz w:val="21"/>
+                <w:szCs w:val="22"/>
+              </w:rPr>
+            </m:ctrlPr>
+          </m:sSubPr>
+          <m:e>
+            <m:r>
+              <w:rPr>
+                <w:rFonts w:ascii="Cambria Math" w:hAnsi="Cambria Math" w:hint="eastAsia"/>
+              </w:rPr>
+              <m:t>p</m:t>
+            </m:r>
+          </m:e>
+          <m:sub>
+            <m:r>
+              <w:rPr>
+                <w:rFonts w:ascii="Cambria Math" w:hAnsi="Cambria Math"/>
+              </w:rPr>
+              <m:t>c</m:t>
+            </m:r>
+          </m:sub>
+        </m:sSub>
+      </m:oMath>
+      <w:r>
+        <w:t>等于0或1取决于这个绿色格子中是否有图像。然后</w:t>
+      </w:r>
+      <m:oMath>
+        <m:sSub>
+          <m:sSubPr>
+            <m:ctrlPr>
+              <w:rPr>
+                <w:rFonts w:ascii="Cambria Math" w:hAnsi="Cambria Math"/>
+              </w:rPr>
+            </m:ctrlPr>
+          </m:sSubPr>
+          <m:e>
+            <m:r>
+              <w:rPr>
+                <w:rFonts w:ascii="Cambria Math" w:hAnsi="Cambria Math" w:hint="eastAsia"/>
+              </w:rPr>
+              <m:t>b</m:t>
+            </m:r>
+          </m:e>
+          <m:sub>
+            <m:r>
+              <w:rPr>
+                <w:rFonts w:ascii="Cambria Math" w:hAnsi="Cambria Math" w:hint="eastAsia"/>
+              </w:rPr>
+              <m:t>x</m:t>
+            </m:r>
+          </m:sub>
+        </m:sSub>
+      </m:oMath>
+      <w:r>
+        <w:t>,</w:t>
+      </w:r>
+      <m:oMath>
+        <m:r>
+          <m:rPr>
+            <m:sty m:val="p"/>
+          </m:rPr>
+          <w:rPr>
+            <w:rFonts w:ascii="Cambria Math" w:hAnsi="Cambria Math"/>
+          </w:rPr>
+          <m:t xml:space="preserve"> </m:t>
+        </m:r>
+        <m:sSub>
+          <m:sSubPr>
+            <m:ctrlPr>
+              <w:rPr>
+                <w:rFonts w:ascii="Cambria Math" w:hAnsi="Cambria Math"/>
+              </w:rPr>
+            </m:ctrlPr>
+          </m:sSubPr>
+          <m:e>
+            <m:r>
+              <w:rPr>
+                <w:rFonts w:ascii="Cambria Math" w:hAnsi="Cambria Math" w:hint="eastAsia"/>
+              </w:rPr>
+              <m:t>b</m:t>
+            </m:r>
+          </m:e>
+          <m:sub>
+            <m:r>
+              <w:rPr>
+                <w:rFonts w:ascii="Cambria Math" w:hAnsi="Cambria Math"/>
+              </w:rPr>
+              <m:t>y</m:t>
+            </m:r>
+          </m:sub>
+        </m:sSub>
+      </m:oMath>
+      <w:r>
+        <w:t>,</w:t>
+      </w:r>
+      <m:oMath>
+        <m:r>
+          <m:rPr>
+            <m:sty m:val="p"/>
+          </m:rPr>
+          <w:rPr>
+            <w:rFonts w:ascii="Cambria Math" w:hAnsi="Cambria Math"/>
+          </w:rPr>
+          <m:t xml:space="preserve"> </m:t>
+        </m:r>
+        <m:sSub>
+          <m:sSubPr>
+            <m:ctrlPr>
+              <w:rPr>
+                <w:rFonts w:ascii="Cambria Math" w:hAnsi="Cambria Math"/>
+              </w:rPr>
+            </m:ctrlPr>
+          </m:sSubPr>
+          <m:e>
+            <m:r>
+              <w:rPr>
+                <w:rFonts w:ascii="Cambria Math" w:hAnsi="Cambria Math" w:hint="eastAsia"/>
+              </w:rPr>
+              <m:t>b</m:t>
+            </m:r>
+          </m:e>
+          <m:sub>
+            <m:r>
+              <w:rPr>
+                <w:rFonts w:ascii="Cambria Math" w:hAnsi="Cambria Math"/>
+              </w:rPr>
+              <m:t>h</m:t>
+            </m:r>
+          </m:sub>
+        </m:sSub>
+      </m:oMath>
+      <w:r>
+        <w:t>和</w:t>
+      </w:r>
+      <m:oMath>
+        <m:sSub>
+          <m:sSubPr>
+            <m:ctrlPr>
+              <w:rPr>
+                <w:rFonts w:ascii="Cambria Math" w:hAnsi="Cambria Math"/>
+              </w:rPr>
+            </m:ctrlPr>
+          </m:sSubPr>
+          <m:e>
+            <m:r>
+              <w:rPr>
+                <w:rFonts w:ascii="Cambria Math" w:hAnsi="Cambria Math" w:hint="eastAsia"/>
+              </w:rPr>
+              <m:t>b</m:t>
+            </m:r>
+          </m:e>
+          <m:sub>
+            <m:r>
+              <w:rPr>
+                <w:rFonts w:ascii="Cambria Math" w:hAnsi="Cambria Math"/>
+              </w:rPr>
+              <m:t>w</m:t>
+            </m:r>
+          </m:sub>
+        </m:sSub>
+      </m:oMath>
+      <w:r>
+        <w:t>作用就是，如果那个格子里有对象，那么就给出边界框坐标。然后</w:t>
+      </w:r>
+      <m:oMath>
+        <m:sSub>
+          <m:sSubPr>
+            <m:ctrlPr>
+              <w:rPr>
+                <w:rFonts w:ascii="Cambria Math" w:eastAsia="Cambria Math" w:hAnsi="Cambria Math" w:cs="Cambria Math"/>
+                <w:i/>
+              </w:rPr>
+            </m:ctrlPr>
+          </m:sSubPr>
+          <m:e>
+            <m:r>
+              <w:rPr>
+                <w:rFonts w:ascii="Cambria Math" w:eastAsia="Cambria Math" w:hAnsi="Cambria Math" w:cs="Cambria Math"/>
+              </w:rPr>
+              <m:t>c</m:t>
+            </m:r>
+          </m:e>
+          <m:sub>
+            <m:r>
+              <w:rPr>
+                <w:rFonts w:ascii="Cambria Math" w:eastAsia="Cambria Math" w:hAnsi="Cambria Math" w:cs="Cambria Math"/>
+              </w:rPr>
+              <m:t>1</m:t>
+            </m:r>
+          </m:sub>
+        </m:sSub>
+      </m:oMath>
+      <w:r>
+        <w:t>、</w:t>
+      </w:r>
+      <m:oMath>
+        <m:sSub>
+          <m:sSubPr>
+            <m:ctrlPr>
+              <w:rPr>
+                <w:rFonts w:ascii="Cambria Math" w:eastAsia="Cambria Math" w:hAnsi="Cambria Math" w:cs="Cambria Math"/>
+                <w:i/>
+              </w:rPr>
+            </m:ctrlPr>
+          </m:sSubPr>
+          <m:e>
+            <m:r>
+              <w:rPr>
+                <w:rFonts w:ascii="Cambria Math" w:eastAsia="Cambria Math" w:hAnsi="Cambria Math" w:cs="Cambria Math"/>
+              </w:rPr>
+              <m:t>c</m:t>
+            </m:r>
+          </m:e>
+          <m:sub>
+            <m:r>
+              <w:rPr>
+                <w:rFonts w:ascii="Cambria Math" w:hAnsi="Cambria Math" w:cs="Cambria Math" w:hint="eastAsia"/>
+              </w:rPr>
+              <m:t>2</m:t>
+            </m:r>
+          </m:sub>
+        </m:sSub>
+      </m:oMath>
+      <w:r>
+        <w:t>和</w:t>
+      </w:r>
+      <m:oMath>
+        <m:sSub>
+          <m:sSubPr>
+            <m:ctrlPr>
+              <w:rPr>
+                <w:rFonts w:ascii="Cambria Math" w:eastAsia="Cambria Math" w:hAnsi="Cambria Math" w:cs="Cambria Math"/>
+                <w:i/>
+              </w:rPr>
+            </m:ctrlPr>
+          </m:sSubPr>
+          <m:e>
+            <m:r>
+              <w:rPr>
+                <w:rFonts w:ascii="Cambria Math" w:eastAsia="Cambria Math" w:hAnsi="Cambria Math" w:cs="Cambria Math"/>
+              </w:rPr>
+              <m:t>c</m:t>
+            </m:r>
+          </m:e>
+          <m:sub>
+            <m:r>
+              <w:rPr>
+                <w:rFonts w:ascii="Cambria Math" w:hAnsi="Cambria Math" w:cs="Cambria Math" w:hint="eastAsia"/>
+              </w:rPr>
+              <m:t>3</m:t>
+            </m:r>
+          </m:sub>
+        </m:sSub>
+      </m:oMath>
+      <w:r>
+        <w:t>就是你想要识别的三个类别，背景类别不算，所以你尝试在背景类别中识别行人、汽车和摩托车，那么</w:t>
+      </w:r>
+      <m:oMath>
+        <m:sSub>
+          <m:sSubPr>
+            <m:ctrlPr>
+              <w:rPr>
+                <w:rFonts w:ascii="Cambria Math" w:eastAsia="Cambria Math" w:hAnsi="Cambria Math" w:cs="Cambria Math"/>
+                <w:i/>
+              </w:rPr>
+            </m:ctrlPr>
+          </m:sSubPr>
+          <m:e>
+            <m:r>
+              <w:rPr>
+                <w:rFonts w:ascii="Cambria Math" w:eastAsia="Cambria Math" w:hAnsi="Cambria Math" w:cs="Cambria Math"/>
+              </w:rPr>
+              <m:t>c</m:t>
+            </m:r>
+          </m:e>
+          <m:sub>
+            <m:r>
+              <w:rPr>
+                <w:rFonts w:ascii="Cambria Math" w:eastAsia="Cambria Math" w:hAnsi="Cambria Math" w:cs="Cambria Math"/>
+              </w:rPr>
+              <m:t>1</m:t>
+            </m:r>
+          </m:sub>
+        </m:sSub>
+      </m:oMath>
+      <w:r>
+        <w:t>、</w:t>
+      </w:r>
+      <m:oMath>
+        <m:sSub>
+          <m:sSubPr>
+            <m:ctrlPr>
+              <w:rPr>
+                <w:rFonts w:ascii="Cambria Math" w:eastAsia="Cambria Math" w:hAnsi="Cambria Math" w:cs="Cambria Math"/>
+                <w:i/>
+              </w:rPr>
+            </m:ctrlPr>
+          </m:sSubPr>
+          <m:e>
+            <m:r>
+              <w:rPr>
+                <w:rFonts w:ascii="Cambria Math" w:eastAsia="Cambria Math" w:hAnsi="Cambria Math" w:cs="Cambria Math"/>
+              </w:rPr>
+              <m:t>c</m:t>
+            </m:r>
+          </m:e>
+          <m:sub>
+            <m:r>
+              <w:rPr>
+                <w:rFonts w:ascii="Cambria Math" w:hAnsi="Cambria Math" w:cs="Cambria Math" w:hint="eastAsia"/>
+              </w:rPr>
+              <m:t>2</m:t>
+            </m:r>
+          </m:sub>
+        </m:sSub>
+      </m:oMath>
+      <w:r>
+        <w:t>和</w:t>
+      </w:r>
+      <m:oMath>
+        <m:sSub>
+          <m:sSubPr>
+            <m:ctrlPr>
+              <w:rPr>
+                <w:rFonts w:ascii="Cambria Math" w:eastAsia="Cambria Math" w:hAnsi="Cambria Math" w:cs="Cambria Math"/>
+                <w:i/>
+              </w:rPr>
+            </m:ctrlPr>
+          </m:sSubPr>
+          <m:e>
+            <m:r>
+              <w:rPr>
+                <w:rFonts w:ascii="Cambria Math" w:eastAsia="Cambria Math" w:hAnsi="Cambria Math" w:cs="Cambria Math"/>
+              </w:rPr>
+              <m:t>c</m:t>
+            </m:r>
+          </m:e>
+          <m:sub>
+            <m:r>
+              <w:rPr>
+                <w:rFonts w:ascii="Cambria Math" w:hAnsi="Cambria Math" w:cs="Cambria Math" w:hint="eastAsia"/>
+              </w:rPr>
+              <m:t>3</m:t>
+            </m:r>
+          </m:sub>
+        </m:sSub>
+      </m:oMath>
+      <w:r>
+        <w:t>可以是行人、汽车和摩托车类别。这张图里有9个格子，所以对于每个格子都有这么一个向量。</w:t>
+      </w:r>
+    </w:p>
+    <w:p>
+      <w:pPr>
+        <w:pStyle w:val="a3"/>
+      </w:pPr>
+      <w:r>
+        <w:rPr>
+          <w:noProof/>
+        </w:rPr>
+        <w:drawing>
+          <wp:inline distT="0" distB="0" distL="0" distR="0" wp14:anchorId="216D8042" wp14:editId="03090844">
+            <wp:extent cx="5274310" cy="1959029"/>
+            <wp:effectExtent l="0" t="0" r="2540" b="3175"/>
+            <wp:docPr id="33" name="图片 33" descr="http://www.ai-start.com/dl2017/images/fb08477cd3937f7df0deddc1de1d2920.png"/>
+            <wp:cNvGraphicFramePr>
+              <a:graphicFrameLocks xmlns:a="http://schemas.openxmlformats.org/drawingml/2006/main" noChangeAspect="1"/>
+            </wp:cNvGraphicFramePr>
+            <a:graphic xmlns:a="http://schemas.openxmlformats.org/drawingml/2006/main">
+              <a:graphicData uri="http://schemas.openxmlformats.org/drawingml/2006/picture">
+                <pic:pic xmlns:pic="http://schemas.openxmlformats.org/drawingml/2006/picture">
+                  <pic:nvPicPr>
+                    <pic:cNvPr id="0" name="Picture 46" descr="http://www.ai-start.com/dl2017/images/fb08477cd3937f7df0deddc1de1d2920.png"/>
+                    <pic:cNvPicPr>
+                      <a:picLocks noChangeAspect="1" noChangeArrowheads="1"/>
+                    </pic:cNvPicPr>
+                  </pic:nvPicPr>
+                  <pic:blipFill>
+                    <a:blip r:embed="rId36">
+                      <a:extLst>
+                        <a:ext uri="{28A0092B-C50C-407E-A947-70E740481C1C}">
+                          <a14:useLocalDpi xmlns:a14="http://schemas.microsoft.com/office/drawing/2010/main" val="0"/>
+                        </a:ext>
+                      </a:extLst>
+                    </a:blip>
+                    <a:srcRect/>
+                    <a:stretch>
+                      <a:fillRect/>
+                    </a:stretch>
+                  </pic:blipFill>
+                  <pic:spPr bwMode="auto">
+                    <a:xfrm>
+                      <a:off x="0" y="0"/>
+                      <a:ext cx="5274310" cy="1959029"/>
+                    </a:xfrm>
+                    <a:prstGeom prst="rect">
+                      <a:avLst/>
+                    </a:prstGeom>
+                    <a:noFill/>
+                    <a:ln>
+                      <a:noFill/>
+                    </a:ln>
+                  </pic:spPr>
+                </pic:pic>
+              </a:graphicData>
+            </a:graphic>
+          </wp:inline>
+        </w:drawing>
+      </w:r>
+    </w:p>
+    <w:p>
+      <w:pPr>
+        <w:pStyle w:val="a3"/>
+      </w:pPr>
+    </w:p>
+    <w:p>
+      <w:pPr>
+        <w:pStyle w:val="a3"/>
+      </w:pPr>
+      <w:r>
+        <w:lastRenderedPageBreak/>
+        <w:t>我们看看左上方格子，这里这个（编号1），</w:t>
+      </w:r>
+      <w:r>
+        <w:rPr>
+          <w:b/>
+        </w:rPr>
+        <w:t>里面什么也没有</w:t>
+      </w:r>
+      <w:r>
+        <w:t>，所以左上格子的标签向量是</w:t>
+      </w:r>
+      <m:oMath>
+        <m:r>
+          <m:rPr>
+            <m:sty m:val="p"/>
+          </m:rPr>
+          <w:rPr>
+            <w:rFonts w:ascii="Cambria Math" w:hAnsi="Cambria Math"/>
+          </w:rPr>
+          <m:t>y=</m:t>
+        </m:r>
+        <m:d>
+          <m:dPr>
+            <m:begChr m:val="["/>
+            <m:endChr m:val="]"/>
+            <m:ctrlPr>
+              <w:rPr>
+                <w:rFonts w:ascii="Cambria Math" w:hAnsi="Cambria Math"/>
+              </w:rPr>
+            </m:ctrlPr>
+          </m:dPr>
+          <m:e>
+            <m:m>
+              <m:mPr>
+                <m:mcs>
+                  <m:mc>
+                    <m:mcPr>
+                      <m:count m:val="1"/>
+                      <m:mcJc m:val="center"/>
+                    </m:mcPr>
+                  </m:mc>
+                </m:mcs>
+                <m:ctrlPr>
+                  <w:rPr>
+                    <w:rFonts w:ascii="Cambria Math" w:hAnsi="Cambria Math"/>
+                  </w:rPr>
+                </m:ctrlPr>
+              </m:mPr>
+              <m:mr>
+                <m:e>
+                  <m:r>
+                    <w:rPr>
+                      <w:rFonts w:ascii="Cambria Math" w:hAnsi="Cambria Math"/>
+                    </w:rPr>
+                    <m:t>0</m:t>
+                  </m:r>
+                  <m:ctrlPr>
+                    <w:rPr>
+                      <w:rFonts w:ascii="Cambria Math" w:eastAsia="Cambria Math" w:hAnsi="Cambria Math" w:cs="Cambria Math"/>
+                      <w:i/>
+                    </w:rPr>
+                  </m:ctrlPr>
+                </m:e>
+              </m:mr>
+              <m:mr>
+                <m:e>
+                  <m:r>
+                    <w:rPr>
+                      <w:rFonts w:ascii="Cambria Math" w:eastAsia="Cambria Math" w:hAnsi="Cambria Math" w:cs="Cambria Math"/>
+                    </w:rPr>
+                    <m:t>?</m:t>
+                  </m:r>
+                  <m:ctrlPr>
+                    <w:rPr>
+                      <w:rFonts w:ascii="Cambria Math" w:eastAsia="Cambria Math" w:hAnsi="Cambria Math" w:cs="Cambria Math"/>
+                      <w:i/>
+                    </w:rPr>
+                  </m:ctrlPr>
+                </m:e>
+              </m:mr>
+              <m:mr>
+                <m:e>
+                  <m:r>
+                    <w:rPr>
+                      <w:rFonts w:ascii="Cambria Math" w:eastAsia="Cambria Math" w:hAnsi="Cambria Math" w:cs="Cambria Math"/>
+                    </w:rPr>
+                    <m:t>?</m:t>
+                  </m:r>
+                  <m:ctrlPr>
+                    <w:rPr>
+                      <w:rFonts w:ascii="Cambria Math" w:eastAsia="Cambria Math" w:hAnsi="Cambria Math" w:cs="Cambria Math"/>
+                      <w:i/>
+                    </w:rPr>
+                  </m:ctrlPr>
+                </m:e>
+              </m:mr>
+              <m:mr>
+                <m:e>
+                  <m:r>
+                    <w:rPr>
+                      <w:rFonts w:ascii="Cambria Math" w:eastAsia="Cambria Math" w:hAnsi="Cambria Math" w:cs="Cambria Math"/>
+                    </w:rPr>
+                    <m:t>?</m:t>
+                  </m:r>
+                  <m:ctrlPr>
+                    <w:rPr>
+                      <w:rFonts w:ascii="Cambria Math" w:eastAsia="Cambria Math" w:hAnsi="Cambria Math" w:cs="Cambria Math"/>
+                      <w:i/>
+                    </w:rPr>
+                  </m:ctrlPr>
+                </m:e>
+              </m:mr>
+              <m:mr>
+                <m:e>
+                  <m:r>
+                    <w:rPr>
+                      <w:rFonts w:ascii="Cambria Math" w:eastAsia="Cambria Math" w:hAnsi="Cambria Math" w:cs="Cambria Math"/>
+                    </w:rPr>
+                    <m:t>?</m:t>
+                  </m:r>
+                  <m:ctrlPr>
+                    <w:rPr>
+                      <w:rFonts w:ascii="Cambria Math" w:eastAsia="Cambria Math" w:hAnsi="Cambria Math" w:cs="Cambria Math"/>
+                      <w:i/>
+                    </w:rPr>
+                  </m:ctrlPr>
+                </m:e>
+              </m:mr>
+              <m:mr>
+                <m:e>
+                  <m:r>
+                    <w:rPr>
+                      <w:rFonts w:ascii="Cambria Math" w:eastAsia="Cambria Math" w:hAnsi="Cambria Math" w:cs="Cambria Math"/>
+                    </w:rPr>
+                    <m:t>?</m:t>
+                  </m:r>
+                  <m:ctrlPr>
+                    <w:rPr>
+                      <w:rFonts w:ascii="Cambria Math" w:eastAsia="Cambria Math" w:hAnsi="Cambria Math" w:cs="Cambria Math"/>
+                      <w:i/>
+                    </w:rPr>
+                  </m:ctrlPr>
+                </m:e>
+              </m:mr>
+              <m:mr>
+                <m:e>
+                  <m:r>
+                    <w:rPr>
+                      <w:rFonts w:ascii="Cambria Math" w:eastAsia="Cambria Math" w:hAnsi="Cambria Math" w:cs="Cambria Math"/>
+                    </w:rPr>
+                    <m:t>?</m:t>
+                  </m:r>
+                </m:e>
+              </m:mr>
+              <m:mr>
+                <m:e>
+                  <m:r>
+                    <w:rPr>
+                      <w:rFonts w:ascii="Cambria Math" w:eastAsia="Cambria Math" w:hAnsi="Cambria Math" w:cs="Cambria Math"/>
+                    </w:rPr>
+                    <m:t>?</m:t>
+                  </m:r>
+                  <m:ctrlPr>
+                    <w:rPr>
+                      <w:rFonts w:ascii="Cambria Math" w:eastAsia="Cambria Math" w:hAnsi="Cambria Math" w:cs="Cambria Math"/>
+                      <w:i/>
+                    </w:rPr>
+                  </m:ctrlPr>
+                </m:e>
+              </m:mr>
+              <m:mr>
+                <m:e>
+                  <m:r>
+                    <w:rPr>
+                      <w:rFonts w:ascii="Cambria Math" w:eastAsia="Cambria Math" w:hAnsi="Cambria Math" w:cs="Cambria Math"/>
+                    </w:rPr>
+                    <m:t>?</m:t>
+                  </m:r>
+                </m:e>
+              </m:mr>
+            </m:m>
+          </m:e>
+        </m:d>
+      </m:oMath>
+      <w:r>
+        <w:t>。然后这个格子（编号2）的输出标签也是一样，这个格子（编号3），还有其他什么也没有的格子都一样。</w:t>
+      </w:r>
+    </w:p>
+    <w:p>
+      <w:pPr>
+        <w:pStyle w:val="a3"/>
+      </w:pPr>
+      <w:r>
+        <w:t>现在这个格子呢？讲的更具体一点，</w:t>
+      </w:r>
+      <w:r>
+        <w:rPr>
+          <w:b/>
+        </w:rPr>
+        <w:t>这张图有两个对象，YOLO算法做的就是，取两个对象的中点，然后将这个对象分配给包含对象中点的格子</w:t>
+      </w:r>
+      <w:r>
+        <w:t>。所以左边的汽车就分配到这个格子上（编号4），然后这辆Condor（车型：神鹰）中点在这里，分配给这个格子（编号6）。所以即使中心格子（编号5）同时有两辆车的一部分，我们就假装中心格子没有任何我们感兴趣的对象，所以对于中心格子，分类标签y和这个向量类似，和这个没有对象的向量类似，即</w:t>
+      </w:r>
+      <m:oMath>
+        <m:r>
+          <m:rPr>
+            <m:sty m:val="p"/>
+          </m:rPr>
+          <w:rPr>
+            <w:rFonts w:ascii="Cambria Math" w:hAnsi="Cambria Math"/>
+          </w:rPr>
+          <m:t>y=</m:t>
+        </m:r>
+        <m:d>
+          <m:dPr>
+            <m:begChr m:val="["/>
+            <m:endChr m:val="]"/>
+            <m:ctrlPr>
+              <w:rPr>
+                <w:rFonts w:ascii="Cambria Math" w:hAnsi="Cambria Math"/>
+              </w:rPr>
+            </m:ctrlPr>
+          </m:dPr>
+          <m:e>
+            <m:m>
+              <m:mPr>
+                <m:mcs>
+                  <m:mc>
+                    <m:mcPr>
+                      <m:count m:val="1"/>
+                      <m:mcJc m:val="center"/>
+                    </m:mcPr>
+                  </m:mc>
+                </m:mcs>
+                <m:ctrlPr>
+                  <w:rPr>
+                    <w:rFonts w:ascii="Cambria Math" w:hAnsi="Cambria Math"/>
+                  </w:rPr>
+                </m:ctrlPr>
+              </m:mPr>
+              <m:mr>
+                <m:e>
+                  <m:r>
+                    <w:rPr>
+                      <w:rFonts w:ascii="Cambria Math" w:hAnsi="Cambria Math"/>
+                    </w:rPr>
+                    <m:t>0</m:t>
+                  </m:r>
+                  <m:ctrlPr>
+                    <w:rPr>
+                      <w:rFonts w:ascii="Cambria Math" w:eastAsia="Cambria Math" w:hAnsi="Cambria Math" w:cs="Cambria Math"/>
+                      <w:i/>
+                    </w:rPr>
+                  </m:ctrlPr>
+                </m:e>
+              </m:mr>
+              <m:mr>
+                <m:e>
+                  <m:r>
+                    <w:rPr>
+                      <w:rFonts w:ascii="Cambria Math" w:eastAsia="Cambria Math" w:hAnsi="Cambria Math" w:cs="Cambria Math"/>
+                    </w:rPr>
+                    <m:t>?</m:t>
+                  </m:r>
+                  <m:ctrlPr>
+                    <w:rPr>
+                      <w:rFonts w:ascii="Cambria Math" w:eastAsia="Cambria Math" w:hAnsi="Cambria Math" w:cs="Cambria Math"/>
+                      <w:i/>
+                    </w:rPr>
+                  </m:ctrlPr>
+                </m:e>
+              </m:mr>
+              <m:mr>
+                <m:e>
+                  <m:r>
+                    <w:rPr>
+                      <w:rFonts w:ascii="Cambria Math" w:eastAsia="Cambria Math" w:hAnsi="Cambria Math" w:cs="Cambria Math"/>
+                    </w:rPr>
+                    <m:t>?</m:t>
+                  </m:r>
+                  <m:ctrlPr>
+                    <w:rPr>
+                      <w:rFonts w:ascii="Cambria Math" w:eastAsia="Cambria Math" w:hAnsi="Cambria Math" w:cs="Cambria Math"/>
+                      <w:i/>
+                    </w:rPr>
+                  </m:ctrlPr>
+                </m:e>
+              </m:mr>
+              <m:mr>
+                <m:e>
+                  <m:r>
+                    <w:rPr>
+                      <w:rFonts w:ascii="Cambria Math" w:eastAsia="Cambria Math" w:hAnsi="Cambria Math" w:cs="Cambria Math"/>
+                    </w:rPr>
+                    <m:t>?</m:t>
+                  </m:r>
+                  <m:ctrlPr>
+                    <w:rPr>
+                      <w:rFonts w:ascii="Cambria Math" w:eastAsia="Cambria Math" w:hAnsi="Cambria Math" w:cs="Cambria Math"/>
+                      <w:i/>
+                    </w:rPr>
+                  </m:ctrlPr>
+                </m:e>
+              </m:mr>
+              <m:mr>
+                <m:e>
+                  <m:r>
+                    <w:rPr>
+                      <w:rFonts w:ascii="Cambria Math" w:eastAsia="Cambria Math" w:hAnsi="Cambria Math" w:cs="Cambria Math"/>
+                    </w:rPr>
+                    <m:t>?</m:t>
+                  </m:r>
+                  <m:ctrlPr>
+                    <w:rPr>
+                      <w:rFonts w:ascii="Cambria Math" w:eastAsia="Cambria Math" w:hAnsi="Cambria Math" w:cs="Cambria Math"/>
+                      <w:i/>
+                    </w:rPr>
+                  </m:ctrlPr>
+                </m:e>
+              </m:mr>
+              <m:mr>
+                <m:e>
+                  <m:r>
+                    <w:rPr>
+                      <w:rFonts w:ascii="Cambria Math" w:eastAsia="Cambria Math" w:hAnsi="Cambria Math" w:cs="Cambria Math"/>
+                    </w:rPr>
+                    <m:t>?</m:t>
+                  </m:r>
+                  <m:ctrlPr>
+                    <w:rPr>
+                      <w:rFonts w:ascii="Cambria Math" w:eastAsia="Cambria Math" w:hAnsi="Cambria Math" w:cs="Cambria Math"/>
+                      <w:i/>
+                    </w:rPr>
+                  </m:ctrlPr>
+                </m:e>
+              </m:mr>
+              <m:mr>
+                <m:e>
+                  <m:r>
+                    <w:rPr>
+                      <w:rFonts w:ascii="Cambria Math" w:eastAsia="Cambria Math" w:hAnsi="Cambria Math" w:cs="Cambria Math"/>
+                    </w:rPr>
+                    <m:t>?</m:t>
+                  </m:r>
+                </m:e>
+              </m:mr>
+              <m:mr>
+                <m:e>
+                  <m:r>
+                    <w:rPr>
+                      <w:rFonts w:ascii="Cambria Math" w:eastAsia="Cambria Math" w:hAnsi="Cambria Math" w:cs="Cambria Math"/>
+                    </w:rPr>
+                    <m:t>?</m:t>
+                  </m:r>
+                  <m:ctrlPr>
+                    <w:rPr>
+                      <w:rFonts w:ascii="Cambria Math" w:eastAsia="Cambria Math" w:hAnsi="Cambria Math" w:cs="Cambria Math"/>
+                      <w:i/>
+                    </w:rPr>
+                  </m:ctrlPr>
+                </m:e>
+              </m:mr>
+              <m:mr>
+                <m:e>
+                  <m:r>
+                    <w:rPr>
+                      <w:rFonts w:ascii="Cambria Math" w:eastAsia="Cambria Math" w:hAnsi="Cambria Math" w:cs="Cambria Math"/>
+                    </w:rPr>
+                    <m:t>?</m:t>
+                  </m:r>
+                </m:e>
+              </m:mr>
+            </m:m>
+          </m:e>
+        </m:d>
+      </m:oMath>
+      <w:r>
+        <w:t>。而对于这个格子，这个用绿色框起来的格子（编号4），目标标签就是这样的，这里有一个对象</w:t>
+      </w:r>
+      <m:oMath>
+        <m:sSub>
+          <m:sSubPr>
+            <m:ctrlPr>
+              <w:rPr>
+                <w:rFonts w:ascii="Cambria Math" w:eastAsiaTheme="minorEastAsia" w:hAnsi="Cambria Math" w:cstheme="minorBidi"/>
+                <w:i/>
+                <w:kern w:val="2"/>
+                <w:sz w:val="21"/>
+                <w:szCs w:val="22"/>
+              </w:rPr>
+            </m:ctrlPr>
+          </m:sSubPr>
+          <m:e>
+            <m:r>
+              <w:rPr>
+                <w:rFonts w:ascii="Cambria Math" w:hAnsi="Cambria Math" w:hint="eastAsia"/>
+              </w:rPr>
+              <m:t>p</m:t>
+            </m:r>
+          </m:e>
+          <m:sub>
+            <m:r>
+              <w:rPr>
+                <w:rFonts w:ascii="Cambria Math" w:hAnsi="Cambria Math"/>
+              </w:rPr>
+              <m:t>c</m:t>
+            </m:r>
+          </m:sub>
+        </m:sSub>
+        <m:r>
+          <w:rPr>
+            <w:rFonts w:ascii="Cambria Math" w:eastAsiaTheme="minorEastAsia" w:hAnsi="Cambria Math" w:cstheme="minorBidi"/>
+            <w:kern w:val="2"/>
+            <w:sz w:val="21"/>
+            <w:szCs w:val="22"/>
+          </w:rPr>
+          <m:t>=1</m:t>
+        </m:r>
+      </m:oMath>
+      <w:r>
+        <w:t>，，然后你写出</w:t>
+      </w:r>
+      <m:oMath>
+        <m:sSub>
+          <m:sSubPr>
+            <m:ctrlPr>
+              <w:rPr>
+                <w:rFonts w:ascii="Cambria Math" w:hAnsi="Cambria Math"/>
+              </w:rPr>
+            </m:ctrlPr>
+          </m:sSubPr>
+          <m:e>
+            <m:r>
+              <w:rPr>
+                <w:rFonts w:ascii="Cambria Math" w:hAnsi="Cambria Math" w:hint="eastAsia"/>
+              </w:rPr>
+              <m:t>b</m:t>
+            </m:r>
+          </m:e>
+          <m:sub>
+            <m:r>
+              <w:rPr>
+                <w:rFonts w:ascii="Cambria Math" w:hAnsi="Cambria Math" w:hint="eastAsia"/>
+              </w:rPr>
+              <m:t>x</m:t>
+            </m:r>
+          </m:sub>
+        </m:sSub>
+      </m:oMath>
+      <w:r>
+        <w:t>,</w:t>
+      </w:r>
+      <m:oMath>
+        <m:r>
+          <m:rPr>
+            <m:sty m:val="p"/>
+          </m:rPr>
+          <w:rPr>
+            <w:rFonts w:ascii="Cambria Math" w:hAnsi="Cambria Math"/>
+          </w:rPr>
+          <m:t xml:space="preserve"> </m:t>
+        </m:r>
+        <m:sSub>
+          <m:sSubPr>
+            <m:ctrlPr>
+              <w:rPr>
+                <w:rFonts w:ascii="Cambria Math" w:hAnsi="Cambria Math"/>
+              </w:rPr>
+            </m:ctrlPr>
+          </m:sSubPr>
+          <m:e>
+            <m:r>
+              <w:rPr>
+                <w:rFonts w:ascii="Cambria Math" w:hAnsi="Cambria Math" w:hint="eastAsia"/>
+              </w:rPr>
+              <m:t>b</m:t>
+            </m:r>
+          </m:e>
+          <m:sub>
+            <m:r>
+              <w:rPr>
+                <w:rFonts w:ascii="Cambria Math" w:hAnsi="Cambria Math"/>
+              </w:rPr>
+              <m:t>y</m:t>
+            </m:r>
+          </m:sub>
+        </m:sSub>
+      </m:oMath>
+      <w:r>
+        <w:t>,</w:t>
+      </w:r>
+      <m:oMath>
+        <m:r>
+          <m:rPr>
+            <m:sty m:val="p"/>
+          </m:rPr>
+          <w:rPr>
+            <w:rFonts w:ascii="Cambria Math" w:hAnsi="Cambria Math"/>
+          </w:rPr>
+          <m:t xml:space="preserve"> </m:t>
+        </m:r>
+        <m:sSub>
+          <m:sSubPr>
+            <m:ctrlPr>
+              <w:rPr>
+                <w:rFonts w:ascii="Cambria Math" w:hAnsi="Cambria Math"/>
+              </w:rPr>
+            </m:ctrlPr>
+          </m:sSubPr>
+          <m:e>
+            <m:r>
+              <w:rPr>
+                <w:rFonts w:ascii="Cambria Math" w:hAnsi="Cambria Math" w:hint="eastAsia"/>
+              </w:rPr>
+              <m:t>b</m:t>
+            </m:r>
+          </m:e>
+          <m:sub>
+            <m:r>
+              <w:rPr>
+                <w:rFonts w:ascii="Cambria Math" w:hAnsi="Cambria Math"/>
+              </w:rPr>
+              <m:t>h</m:t>
+            </m:r>
+          </m:sub>
+        </m:sSub>
+      </m:oMath>
+      <w:r>
+        <w:t>和</w:t>
+      </w:r>
+      <m:oMath>
+        <m:sSub>
+          <m:sSubPr>
+            <m:ctrlPr>
+              <w:rPr>
+                <w:rFonts w:ascii="Cambria Math" w:hAnsi="Cambria Math"/>
+              </w:rPr>
+            </m:ctrlPr>
+          </m:sSubPr>
+          <m:e>
+            <m:r>
+              <w:rPr>
+                <w:rFonts w:ascii="Cambria Math" w:hAnsi="Cambria Math" w:hint="eastAsia"/>
+              </w:rPr>
+              <m:t>b</m:t>
+            </m:r>
+          </m:e>
+          <m:sub>
+            <m:r>
+              <w:rPr>
+                <w:rFonts w:ascii="Cambria Math" w:hAnsi="Cambria Math"/>
+              </w:rPr>
+              <m:t>w</m:t>
+            </m:r>
+          </m:sub>
+        </m:sSub>
+      </m:oMath>
+      <w:r>
+        <w:t>来指定边界框位置，然后还有类别1是行人，那么，类别2是汽车，所以，类别3是摩托车，则数值，</w:t>
+      </w:r>
+      <w:r>
+        <w:lastRenderedPageBreak/>
+        <w:t>即</w:t>
+      </w:r>
+      <m:oMath>
+        <m:r>
+          <m:rPr>
+            <m:sty m:val="p"/>
+          </m:rPr>
+          <w:rPr>
+            <w:rFonts w:ascii="Cambria Math" w:hAnsi="Cambria Math"/>
+          </w:rPr>
+          <m:t>y=</m:t>
+        </m:r>
+        <m:d>
+          <m:dPr>
+            <m:begChr m:val="["/>
+            <m:endChr m:val="]"/>
+            <m:ctrlPr>
+              <w:rPr>
+                <w:rFonts w:ascii="Cambria Math" w:hAnsi="Cambria Math"/>
+              </w:rPr>
+            </m:ctrlPr>
+          </m:dPr>
+          <m:e>
+            <m:m>
+              <m:mPr>
+                <m:mcs>
+                  <m:mc>
+                    <m:mcPr>
+                      <m:count m:val="1"/>
+                      <m:mcJc m:val="center"/>
+                    </m:mcPr>
+                  </m:mc>
+                </m:mcs>
+                <m:ctrlPr>
+                  <w:rPr>
+                    <w:rFonts w:ascii="Cambria Math" w:hAnsi="Cambria Math"/>
+                  </w:rPr>
+                </m:ctrlPr>
+              </m:mPr>
+              <m:mr>
+                <m:e>
+                  <m:r>
+                    <w:rPr>
+                      <w:rFonts w:ascii="Cambria Math" w:hAnsi="Cambria Math"/>
+                    </w:rPr>
+                    <m:t>1</m:t>
+                  </m:r>
+                  <m:ctrlPr>
+                    <w:rPr>
+                      <w:rFonts w:ascii="Cambria Math" w:eastAsia="Cambria Math" w:hAnsi="Cambria Math" w:cs="Cambria Math"/>
+                      <w:i/>
+                    </w:rPr>
+                  </m:ctrlPr>
+                </m:e>
+              </m:mr>
+              <m:mr>
+                <m:e>
+                  <m:sSub>
+                    <m:sSubPr>
+                      <m:ctrlPr>
+                        <w:rPr>
+                          <w:rFonts w:ascii="Cambria Math" w:eastAsia="Cambria Math" w:hAnsi="Cambria Math" w:cs="Cambria Math"/>
+                          <w:i/>
+                        </w:rPr>
+                      </m:ctrlPr>
+                    </m:sSubPr>
+                    <m:e>
+                      <m:r>
+                        <w:rPr>
+                          <w:rFonts w:ascii="Cambria Math" w:eastAsia="Cambria Math" w:hAnsi="Cambria Math" w:cs="Cambria Math"/>
+                        </w:rPr>
+                        <m:t>b</m:t>
+                      </m:r>
+                    </m:e>
+                    <m:sub>
+                      <m:r>
+                        <w:rPr>
+                          <w:rFonts w:ascii="Cambria Math" w:eastAsia="Cambria Math" w:hAnsi="Cambria Math" w:cs="Cambria Math"/>
+                        </w:rPr>
+                        <m:t>x</m:t>
+                      </m:r>
+                    </m:sub>
+                  </m:sSub>
+                  <m:ctrlPr>
+                    <w:rPr>
+                      <w:rFonts w:ascii="Cambria Math" w:eastAsia="Cambria Math" w:hAnsi="Cambria Math" w:cs="Cambria Math"/>
+                      <w:i/>
+                    </w:rPr>
+                  </m:ctrlPr>
+                </m:e>
+              </m:mr>
+              <m:mr>
+                <m:e>
+                  <m:sSub>
+                    <m:sSubPr>
+                      <m:ctrlPr>
+                        <w:rPr>
+                          <w:rFonts w:ascii="Cambria Math" w:eastAsia="Cambria Math" w:hAnsi="Cambria Math" w:cs="Cambria Math"/>
+                          <w:i/>
+                        </w:rPr>
+                      </m:ctrlPr>
+                    </m:sSubPr>
+                    <m:e>
+                      <m:r>
+                        <w:rPr>
+                          <w:rFonts w:ascii="Cambria Math" w:eastAsia="Cambria Math" w:hAnsi="Cambria Math" w:cs="Cambria Math"/>
+                        </w:rPr>
+                        <m:t>b</m:t>
+                      </m:r>
+                    </m:e>
+                    <m:sub>
+                      <m:r>
+                        <w:rPr>
+                          <w:rFonts w:ascii="Cambria Math" w:eastAsia="Cambria Math" w:hAnsi="Cambria Math" w:cs="Cambria Math"/>
+                        </w:rPr>
+                        <m:t>y</m:t>
+                      </m:r>
+                    </m:sub>
+                  </m:sSub>
+                  <m:ctrlPr>
+                    <w:rPr>
+                      <w:rFonts w:ascii="Cambria Math" w:eastAsia="Cambria Math" w:hAnsi="Cambria Math" w:cs="Cambria Math"/>
+                      <w:i/>
+                    </w:rPr>
+                  </m:ctrlPr>
+                </m:e>
+              </m:mr>
+              <m:mr>
+                <m:e>
+                  <m:sSub>
+                    <m:sSubPr>
+                      <m:ctrlPr>
+                        <w:rPr>
+                          <w:rFonts w:ascii="Cambria Math" w:eastAsia="Cambria Math" w:hAnsi="Cambria Math" w:cs="Cambria Math"/>
+                          <w:i/>
+                        </w:rPr>
+                      </m:ctrlPr>
+                    </m:sSubPr>
+                    <m:e>
+                      <m:r>
+                        <w:rPr>
+                          <w:rFonts w:ascii="Cambria Math" w:eastAsia="Cambria Math" w:hAnsi="Cambria Math" w:cs="Cambria Math"/>
+                        </w:rPr>
+                        <m:t>b</m:t>
+                      </m:r>
+                    </m:e>
+                    <m:sub>
+                      <m:r>
+                        <w:rPr>
+                          <w:rFonts w:ascii="Cambria Math" w:eastAsia="Cambria Math" w:hAnsi="Cambria Math" w:cs="Cambria Math"/>
+                        </w:rPr>
+                        <m:t>z</m:t>
+                      </m:r>
+                    </m:sub>
+                  </m:sSub>
+                  <m:ctrlPr>
+                    <w:rPr>
+                      <w:rFonts w:ascii="Cambria Math" w:eastAsia="Cambria Math" w:hAnsi="Cambria Math" w:cs="Cambria Math"/>
+                      <w:i/>
+                    </w:rPr>
+                  </m:ctrlPr>
+                </m:e>
+              </m:mr>
+              <m:mr>
+                <m:e>
+                  <m:sSub>
+                    <m:sSubPr>
+                      <m:ctrlPr>
+                        <w:rPr>
+                          <w:rFonts w:ascii="Cambria Math" w:eastAsia="Cambria Math" w:hAnsi="Cambria Math" w:cs="Cambria Math"/>
+                          <w:i/>
+                        </w:rPr>
+                      </m:ctrlPr>
+                    </m:sSubPr>
+                    <m:e>
+                      <m:r>
+                        <w:rPr>
+                          <w:rFonts w:ascii="Cambria Math" w:eastAsia="Cambria Math" w:hAnsi="Cambria Math" w:cs="Cambria Math"/>
+                        </w:rPr>
+                        <m:t>b</m:t>
+                      </m:r>
+                    </m:e>
+                    <m:sub>
+                      <m:r>
+                        <w:rPr>
+                          <w:rFonts w:ascii="Cambria Math" w:eastAsia="Cambria Math" w:hAnsi="Cambria Math" w:cs="Cambria Math"/>
+                        </w:rPr>
+                        <m:t>h</m:t>
+                      </m:r>
+                    </m:sub>
+                  </m:sSub>
+                  <m:ctrlPr>
+                    <w:rPr>
+                      <w:rFonts w:ascii="Cambria Math" w:eastAsia="Cambria Math" w:hAnsi="Cambria Math" w:cs="Cambria Math"/>
+                      <w:i/>
+                    </w:rPr>
+                  </m:ctrlPr>
+                </m:e>
+              </m:mr>
+              <m:mr>
+                <m:e>
+                  <m:sSub>
+                    <m:sSubPr>
+                      <m:ctrlPr>
+                        <w:rPr>
+                          <w:rFonts w:ascii="Cambria Math" w:eastAsia="Cambria Math" w:hAnsi="Cambria Math" w:cs="Cambria Math"/>
+                          <w:i/>
+                        </w:rPr>
+                      </m:ctrlPr>
+                    </m:sSubPr>
+                    <m:e>
+                      <m:r>
+                        <w:rPr>
+                          <w:rFonts w:ascii="Cambria Math" w:eastAsia="Cambria Math" w:hAnsi="Cambria Math" w:cs="Cambria Math"/>
+                        </w:rPr>
+                        <m:t>b</m:t>
+                      </m:r>
+                    </m:e>
+                    <m:sub>
+                      <m:r>
+                        <w:rPr>
+                          <w:rFonts w:ascii="Cambria Math" w:eastAsia="Cambria Math" w:hAnsi="Cambria Math" w:cs="Cambria Math"/>
+                        </w:rPr>
+                        <m:t>w</m:t>
+                      </m:r>
+                    </m:sub>
+                  </m:sSub>
+                  <m:ctrlPr>
+                    <w:rPr>
+                      <w:rFonts w:ascii="Cambria Math" w:eastAsia="Cambria Math" w:hAnsi="Cambria Math" w:cs="Cambria Math"/>
+                      <w:i/>
+                    </w:rPr>
+                  </m:ctrlPr>
+                </m:e>
+              </m:mr>
+              <m:mr>
+                <m:e>
+                  <m:r>
+                    <w:rPr>
+                      <w:rFonts w:ascii="Cambria Math" w:eastAsia="Cambria Math" w:hAnsi="Cambria Math" w:cs="Cambria Math"/>
+                    </w:rPr>
+                    <m:t>0</m:t>
+                  </m:r>
+                </m:e>
+              </m:mr>
+              <m:mr>
+                <m:e>
+                  <m:r>
+                    <w:rPr>
+                      <w:rFonts w:ascii="Cambria Math" w:eastAsia="Cambria Math" w:hAnsi="Cambria Math" w:cs="Cambria Math"/>
+                    </w:rPr>
+                    <m:t>1</m:t>
+                  </m:r>
+                  <m:ctrlPr>
+                    <w:rPr>
+                      <w:rFonts w:ascii="Cambria Math" w:eastAsia="Cambria Math" w:hAnsi="Cambria Math" w:cs="Cambria Math"/>
+                      <w:i/>
+                    </w:rPr>
+                  </m:ctrlPr>
+                </m:e>
+              </m:mr>
+              <m:mr>
+                <m:e>
+                  <m:r>
+                    <w:rPr>
+                      <w:rFonts w:ascii="Cambria Math" w:eastAsia="Cambria Math" w:hAnsi="Cambria Math" w:cs="Cambria Math"/>
+                    </w:rPr>
+                    <m:t>0</m:t>
+                  </m:r>
+                </m:e>
+              </m:mr>
+            </m:m>
+          </m:e>
+        </m:d>
+      </m:oMath>
+      <w:r>
+        <w:t>。右边这个格子（编号6）也是类似的，因为这里确实有一个对象，它的向量应该是这个样子的，</w:t>
+      </w:r>
+      <m:oMath>
+        <m:r>
+          <m:rPr>
+            <m:sty m:val="p"/>
+          </m:rPr>
+          <w:rPr>
+            <w:rFonts w:ascii="Cambria Math" w:hAnsi="Cambria Math"/>
+          </w:rPr>
+          <m:t>y=</m:t>
+        </m:r>
+        <m:d>
+          <m:dPr>
+            <m:begChr m:val="["/>
+            <m:endChr m:val="]"/>
+            <m:ctrlPr>
+              <w:rPr>
+                <w:rFonts w:ascii="Cambria Math" w:hAnsi="Cambria Math"/>
+              </w:rPr>
+            </m:ctrlPr>
+          </m:dPr>
+          <m:e>
+            <m:m>
+              <m:mPr>
+                <m:mcs>
+                  <m:mc>
+                    <m:mcPr>
+                      <m:count m:val="1"/>
+                      <m:mcJc m:val="center"/>
+                    </m:mcPr>
+                  </m:mc>
+                </m:mcs>
+                <m:ctrlPr>
+                  <w:rPr>
+                    <w:rFonts w:ascii="Cambria Math" w:hAnsi="Cambria Math"/>
+                  </w:rPr>
+                </m:ctrlPr>
+              </m:mPr>
+              <m:mr>
+                <m:e>
+                  <m:r>
+                    <w:rPr>
+                      <w:rFonts w:ascii="Cambria Math" w:hAnsi="Cambria Math"/>
+                    </w:rPr>
+                    <m:t>1</m:t>
+                  </m:r>
+                  <m:ctrlPr>
+                    <w:rPr>
+                      <w:rFonts w:ascii="Cambria Math" w:eastAsia="Cambria Math" w:hAnsi="Cambria Math" w:cs="Cambria Math"/>
+                      <w:i/>
+                    </w:rPr>
+                  </m:ctrlPr>
+                </m:e>
+              </m:mr>
+              <m:mr>
+                <m:e>
+                  <m:sSub>
+                    <m:sSubPr>
+                      <m:ctrlPr>
+                        <w:rPr>
+                          <w:rFonts w:ascii="Cambria Math" w:eastAsia="Cambria Math" w:hAnsi="Cambria Math" w:cs="Cambria Math"/>
+                          <w:i/>
+                        </w:rPr>
+                      </m:ctrlPr>
+                    </m:sSubPr>
+                    <m:e>
+                      <m:r>
+                        <w:rPr>
+                          <w:rFonts w:ascii="Cambria Math" w:eastAsia="Cambria Math" w:hAnsi="Cambria Math" w:cs="Cambria Math"/>
+                        </w:rPr>
+                        <m:t>b</m:t>
+                      </m:r>
+                    </m:e>
+                    <m:sub>
+                      <m:r>
+                        <w:rPr>
+                          <w:rFonts w:ascii="Cambria Math" w:eastAsia="Cambria Math" w:hAnsi="Cambria Math" w:cs="Cambria Math"/>
+                        </w:rPr>
+                        <m:t>x</m:t>
+                      </m:r>
+                    </m:sub>
+                  </m:sSub>
+                  <m:ctrlPr>
+                    <w:rPr>
+                      <w:rFonts w:ascii="Cambria Math" w:eastAsia="Cambria Math" w:hAnsi="Cambria Math" w:cs="Cambria Math"/>
+                      <w:i/>
+                    </w:rPr>
+                  </m:ctrlPr>
+                </m:e>
+              </m:mr>
+              <m:mr>
+                <m:e>
+                  <m:sSub>
+                    <m:sSubPr>
+                      <m:ctrlPr>
+                        <w:rPr>
+                          <w:rFonts w:ascii="Cambria Math" w:eastAsia="Cambria Math" w:hAnsi="Cambria Math" w:cs="Cambria Math"/>
+                          <w:i/>
+                        </w:rPr>
+                      </m:ctrlPr>
+                    </m:sSubPr>
+                    <m:e>
+                      <m:r>
+                        <w:rPr>
+                          <w:rFonts w:ascii="Cambria Math" w:eastAsia="Cambria Math" w:hAnsi="Cambria Math" w:cs="Cambria Math"/>
+                        </w:rPr>
+                        <m:t>b</m:t>
+                      </m:r>
+                    </m:e>
+                    <m:sub>
+                      <m:r>
+                        <w:rPr>
+                          <w:rFonts w:ascii="Cambria Math" w:eastAsia="Cambria Math" w:hAnsi="Cambria Math" w:cs="Cambria Math"/>
+                        </w:rPr>
+                        <m:t>y</m:t>
+                      </m:r>
+                    </m:sub>
+                  </m:sSub>
+                  <m:ctrlPr>
+                    <w:rPr>
+                      <w:rFonts w:ascii="Cambria Math" w:eastAsia="Cambria Math" w:hAnsi="Cambria Math" w:cs="Cambria Math"/>
+                      <w:i/>
+                    </w:rPr>
+                  </m:ctrlPr>
+                </m:e>
+              </m:mr>
+              <m:mr>
+                <m:e>
+                  <m:sSub>
+                    <m:sSubPr>
+                      <m:ctrlPr>
+                        <w:rPr>
+                          <w:rFonts w:ascii="Cambria Math" w:eastAsia="Cambria Math" w:hAnsi="Cambria Math" w:cs="Cambria Math"/>
+                          <w:i/>
+                        </w:rPr>
+                      </m:ctrlPr>
+                    </m:sSubPr>
+                    <m:e>
+                      <m:r>
+                        <w:rPr>
+                          <w:rFonts w:ascii="Cambria Math" w:eastAsia="Cambria Math" w:hAnsi="Cambria Math" w:cs="Cambria Math"/>
+                        </w:rPr>
+                        <m:t>b</m:t>
+                      </m:r>
+                    </m:e>
+                    <m:sub>
+                      <m:r>
+                        <w:rPr>
+                          <w:rFonts w:ascii="Cambria Math" w:eastAsia="Cambria Math" w:hAnsi="Cambria Math" w:cs="Cambria Math"/>
+                        </w:rPr>
+                        <m:t>z</m:t>
+                      </m:r>
+                    </m:sub>
+                  </m:sSub>
+                  <m:ctrlPr>
+                    <w:rPr>
+                      <w:rFonts w:ascii="Cambria Math" w:eastAsia="Cambria Math" w:hAnsi="Cambria Math" w:cs="Cambria Math"/>
+                      <w:i/>
+                    </w:rPr>
+                  </m:ctrlPr>
+                </m:e>
+              </m:mr>
+              <m:mr>
+                <m:e>
+                  <m:sSub>
+                    <m:sSubPr>
+                      <m:ctrlPr>
+                        <w:rPr>
+                          <w:rFonts w:ascii="Cambria Math" w:eastAsia="Cambria Math" w:hAnsi="Cambria Math" w:cs="Cambria Math"/>
+                          <w:i/>
+                        </w:rPr>
+                      </m:ctrlPr>
+                    </m:sSubPr>
+                    <m:e>
+                      <m:r>
+                        <w:rPr>
+                          <w:rFonts w:ascii="Cambria Math" w:eastAsia="Cambria Math" w:hAnsi="Cambria Math" w:cs="Cambria Math"/>
+                        </w:rPr>
+                        <m:t>b</m:t>
+                      </m:r>
+                    </m:e>
+                    <m:sub>
+                      <m:r>
+                        <w:rPr>
+                          <w:rFonts w:ascii="Cambria Math" w:eastAsia="Cambria Math" w:hAnsi="Cambria Math" w:cs="Cambria Math"/>
+                        </w:rPr>
+                        <m:t>h</m:t>
+                      </m:r>
+                    </m:sub>
+                  </m:sSub>
+                  <m:ctrlPr>
+                    <w:rPr>
+                      <w:rFonts w:ascii="Cambria Math" w:eastAsia="Cambria Math" w:hAnsi="Cambria Math" w:cs="Cambria Math"/>
+                      <w:i/>
+                    </w:rPr>
+                  </m:ctrlPr>
+                </m:e>
+              </m:mr>
+              <m:mr>
+                <m:e>
+                  <m:sSub>
+                    <m:sSubPr>
+                      <m:ctrlPr>
+                        <w:rPr>
+                          <w:rFonts w:ascii="Cambria Math" w:eastAsia="Cambria Math" w:hAnsi="Cambria Math" w:cs="Cambria Math"/>
+                          <w:i/>
+                        </w:rPr>
+                      </m:ctrlPr>
+                    </m:sSubPr>
+                    <m:e>
+                      <m:r>
+                        <w:rPr>
+                          <w:rFonts w:ascii="Cambria Math" w:eastAsia="Cambria Math" w:hAnsi="Cambria Math" w:cs="Cambria Math"/>
+                        </w:rPr>
+                        <m:t>b</m:t>
+                      </m:r>
+                    </m:e>
+                    <m:sub>
+                      <m:r>
+                        <w:rPr>
+                          <w:rFonts w:ascii="Cambria Math" w:eastAsia="Cambria Math" w:hAnsi="Cambria Math" w:cs="Cambria Math"/>
+                        </w:rPr>
+                        <m:t>w</m:t>
+                      </m:r>
+                    </m:sub>
+                  </m:sSub>
+                  <m:ctrlPr>
+                    <w:rPr>
+                      <w:rFonts w:ascii="Cambria Math" w:eastAsia="Cambria Math" w:hAnsi="Cambria Math" w:cs="Cambria Math"/>
+                      <w:i/>
+                    </w:rPr>
+                  </m:ctrlPr>
+                </m:e>
+              </m:mr>
+              <m:mr>
+                <m:e>
+                  <m:r>
+                    <w:rPr>
+                      <w:rFonts w:ascii="Cambria Math" w:eastAsia="Cambria Math" w:hAnsi="Cambria Math" w:cs="Cambria Math"/>
+                    </w:rPr>
+                    <m:t>0</m:t>
+                  </m:r>
+                </m:e>
+              </m:mr>
+              <m:mr>
+                <m:e>
+                  <m:r>
+                    <w:rPr>
+                      <w:rFonts w:ascii="Cambria Math" w:eastAsia="Cambria Math" w:hAnsi="Cambria Math" w:cs="Cambria Math"/>
+                    </w:rPr>
+                    <m:t>1</m:t>
+                  </m:r>
+                  <m:ctrlPr>
+                    <w:rPr>
+                      <w:rFonts w:ascii="Cambria Math" w:eastAsia="Cambria Math" w:hAnsi="Cambria Math" w:cs="Cambria Math"/>
+                      <w:i/>
+                    </w:rPr>
+                  </m:ctrlPr>
+                </m:e>
+              </m:mr>
+              <m:mr>
+                <m:e>
+                  <m:r>
+                    <w:rPr>
+                      <w:rFonts w:ascii="Cambria Math" w:eastAsia="Cambria Math" w:hAnsi="Cambria Math" w:cs="Cambria Math"/>
+                    </w:rPr>
+                    <m:t>0</m:t>
+                  </m:r>
+                </m:e>
+              </m:mr>
+            </m:m>
+          </m:e>
+        </m:d>
+      </m:oMath>
+      <w:r>
+        <w:t>作为目标向量对应右边的格子。</w:t>
+      </w:r>
+    </w:p>
+    <w:p>
+      <w:pPr>
+        <w:pStyle w:val="a3"/>
+      </w:pPr>
+      <w:r>
+        <w:t>所以对于</w:t>
+      </w:r>
+      <w:r>
+        <w:rPr>
+          <w:b/>
+        </w:rPr>
+        <w:t>这里9个格子中任何一个，你都会得到一个8维输出向量</w:t>
+      </w:r>
+      <w:r>
+        <w:t>，因为这里是3×3的网格，所以有9个格子，</w:t>
+      </w:r>
+      <w:r>
+        <w:rPr>
+          <w:b/>
+        </w:rPr>
+        <w:t>总的输出尺寸是3×3×8</w:t>
+      </w:r>
+      <w:r>
+        <w:t>，所以目标输出是3×3×8。因为这里有3×3格子，然后对于每个格子，你都有一个8维向量，所以</w:t>
+      </w:r>
+      <w:r>
+        <w:rPr>
+          <w:b/>
+        </w:rPr>
+        <w:t>目标输出尺寸是3×3×8</w:t>
+      </w:r>
+      <w:r>
+        <w:t>。</w:t>
+      </w:r>
+    </w:p>
+    <w:p>
+      <w:pPr>
+        <w:pStyle w:val="a3"/>
+        <w:jc w:val="center"/>
+      </w:pPr>
+      <w:r>
+        <w:rPr>
+          <w:noProof/>
+        </w:rPr>
+        <w:drawing>
+          <wp:inline distT="0" distB="0" distL="0" distR="0" wp14:anchorId="7811A7FB" wp14:editId="77EB6EC1">
+            <wp:extent cx="2857500" cy="1821180"/>
+            <wp:effectExtent l="0" t="0" r="0" b="7620"/>
+            <wp:docPr id="34" name="图片 34" descr="http://www.ai-start.com/dl2017/images/98633e9df22fd06cfc21af2e7d39bbb6.png"/>
+            <wp:cNvGraphicFramePr>
+              <a:graphicFrameLocks xmlns:a="http://schemas.openxmlformats.org/drawingml/2006/main" noChangeAspect="1"/>
+            </wp:cNvGraphicFramePr>
+            <a:graphic xmlns:a="http://schemas.openxmlformats.org/drawingml/2006/main">
+              <a:graphicData uri="http://schemas.openxmlformats.org/drawingml/2006/picture">
+                <pic:pic xmlns:pic="http://schemas.openxmlformats.org/drawingml/2006/picture">
+                  <pic:nvPicPr>
+                    <pic:cNvPr id="0" name="Picture 48" descr="http://www.ai-start.com/dl2017/images/98633e9df22fd06cfc21af2e7d39bbb6.png"/>
+                    <pic:cNvPicPr>
+                      <a:picLocks noChangeAspect="1" noChangeArrowheads="1"/>
+                    </pic:cNvPicPr>
+                  </pic:nvPicPr>
+                  <pic:blipFill>
+                    <a:blip r:embed="rId37">
+                      <a:extLst>
+                        <a:ext uri="{28A0092B-C50C-407E-A947-70E740481C1C}">
+                          <a14:useLocalDpi xmlns:a14="http://schemas.microsoft.com/office/drawing/2010/main" val="0"/>
+                        </a:ext>
+                      </a:extLst>
+                    </a:blip>
+                    <a:srcRect/>
+                    <a:stretch>
+                      <a:fillRect/>
+                    </a:stretch>
+                  </pic:blipFill>
+                  <pic:spPr bwMode="auto">
+                    <a:xfrm>
+                      <a:off x="0" y="0"/>
+                      <a:ext cx="2857500" cy="1821180"/>
+                    </a:xfrm>
+                    <a:prstGeom prst="rect">
+                      <a:avLst/>
+                    </a:prstGeom>
+                    <a:noFill/>
+                    <a:ln>
+                      <a:noFill/>
+                    </a:ln>
+                  </pic:spPr>
+                </pic:pic>
+              </a:graphicData>
+            </a:graphic>
+          </wp:inline>
+        </w:drawing>
+      </w:r>
+    </w:p>
+    <w:p>
+      <w:pPr>
+        <w:pStyle w:val="a3"/>
+      </w:pPr>
+      <w:r>
+        <w:t>对于这个例子中，左上格子是1×1×8，对应的是9个格子中左上格子的输出向量。所以对于这3×3中每一个位置而言，对于这9个格子，每个都对应一个8维输出目标向量</w:t>
+      </w:r>
+      <w:r>
+        <w:rPr>
+          <w:rFonts w:hint="eastAsia"/>
+        </w:rPr>
+        <w:t>y</w:t>
+      </w:r>
+      <w:r>
+        <w:t>，其中一些值可以是</w:t>
+      </w:r>
+      <w:r>
+        <w:rPr>
+          <w:rStyle w:val="a4"/>
+        </w:rPr>
+        <w:t>dont care-s</w:t>
+      </w:r>
+      <w:r>
+        <w:t>（即？），如果这里没有对象的话。所以总的目标输出，这个图片的输出标签尺寸就是3×3×8。</w:t>
+      </w:r>
+    </w:p>
+    <w:p>
+      <w:pPr>
+        <w:pStyle w:val="a3"/>
+      </w:pPr>
+      <w:r>
+        <w:rPr>
+          <w:noProof/>
+        </w:rPr>
+        <w:lastRenderedPageBreak/>
+        <w:drawing>
+          <wp:inline distT="0" distB="0" distL="0" distR="0" wp14:anchorId="425F03B3" wp14:editId="43854B54">
+            <wp:extent cx="5274310" cy="984538"/>
+            <wp:effectExtent l="0" t="0" r="2540" b="6350"/>
+            <wp:docPr id="35" name="图片 35" descr="http://www.ai-start.com/dl2017/images/404fdcba2685b830ae3718d348ab1d75.png"/>
+            <wp:cNvGraphicFramePr>
+              <a:graphicFrameLocks xmlns:a="http://schemas.openxmlformats.org/drawingml/2006/main" noChangeAspect="1"/>
+            </wp:cNvGraphicFramePr>
+            <a:graphic xmlns:a="http://schemas.openxmlformats.org/drawingml/2006/main">
+              <a:graphicData uri="http://schemas.openxmlformats.org/drawingml/2006/picture">
+                <pic:pic xmlns:pic="http://schemas.openxmlformats.org/drawingml/2006/picture">
+                  <pic:nvPicPr>
+                    <pic:cNvPr id="0" name="Picture 50" descr="http://www.ai-start.com/dl2017/images/404fdcba2685b830ae3718d348ab1d75.png"/>
+                    <pic:cNvPicPr>
+                      <a:picLocks noChangeAspect="1" noChangeArrowheads="1"/>
+                    </pic:cNvPicPr>
+                  </pic:nvPicPr>
+                  <pic:blipFill>
+                    <a:blip r:embed="rId38">
+                      <a:extLst>
+                        <a:ext uri="{28A0092B-C50C-407E-A947-70E740481C1C}">
+                          <a14:useLocalDpi xmlns:a14="http://schemas.microsoft.com/office/drawing/2010/main" val="0"/>
+                        </a:ext>
+                      </a:extLst>
+                    </a:blip>
+                    <a:srcRect/>
+                    <a:stretch>
+                      <a:fillRect/>
+                    </a:stretch>
+                  </pic:blipFill>
+                  <pic:spPr bwMode="auto">
+                    <a:xfrm>
+                      <a:off x="0" y="0"/>
+                      <a:ext cx="5274310" cy="984538"/>
+                    </a:xfrm>
+                    <a:prstGeom prst="rect">
+                      <a:avLst/>
+                    </a:prstGeom>
+                    <a:noFill/>
+                    <a:ln>
+                      <a:noFill/>
+                    </a:ln>
+                  </pic:spPr>
+                </pic:pic>
+              </a:graphicData>
+            </a:graphic>
+          </wp:inline>
+        </w:drawing>
+      </w:r>
+    </w:p>
+    <w:p>
+      <w:pPr>
+        <w:pStyle w:val="a3"/>
+        <w:rPr>
+          <w:rFonts w:hint="eastAsia"/>
+          <w:b/>
+        </w:rPr>
+      </w:pPr>
+      <w:r>
+        <w:t>如果你现在要训练一个输入为100×100×3的神经网络，现在这是输入图像，然后你有一个普通的卷积网络，卷积层，最大池化层等等，最后你会有这个，</w:t>
+      </w:r>
+      <w:r>
+        <w:rPr>
+          <w:b/>
+        </w:rPr>
+        <w:t>选择卷积层和最大池化层，这样最后就映射到一个3×3×8输出尺寸</w:t>
+      </w:r>
+      <w:r>
+        <w:t>。所以你要做的是，</w:t>
+      </w:r>
+      <w:r>
+        <w:rPr>
+          <w:b/>
+        </w:rPr>
+        <w:t>有一个输入</w:t>
+      </w:r>
+      <w:r>
+        <w:rPr>
+          <w:rFonts w:hint="eastAsia"/>
+          <w:b/>
+        </w:rPr>
+        <w:t>x</w:t>
+      </w:r>
+      <w:r>
+        <w:rPr>
+          <w:b/>
+        </w:rPr>
+        <w:t>，就是这样的输入图像，然后你有这些3×3×8的目标标签</w:t>
+      </w:r>
+      <w:r>
+        <w:rPr>
+          <w:rFonts w:hint="eastAsia"/>
+          <w:b/>
+        </w:rPr>
+        <w:t>y</w:t>
+      </w:r>
+      <w:r>
+        <w:rPr>
+          <w:b/>
+        </w:rPr>
+        <w:t>。</w:t>
+      </w:r>
+      <w:r>
+        <w:rPr>
+          <w:b/>
+          <w:color w:val="FF0000"/>
+        </w:rPr>
+        <w:t>当你用反向传播训练神经网络时，将任意输入</w:t>
+      </w:r>
+      <w:r>
+        <w:rPr>
+          <w:rFonts w:hint="eastAsia"/>
+          <w:b/>
+          <w:color w:val="FF0000"/>
+        </w:rPr>
+        <w:t>x</w:t>
+      </w:r>
+      <w:r>
+        <w:rPr>
+          <w:b/>
+          <w:color w:val="FF0000"/>
+        </w:rPr>
+        <w:t>映射到这类输出向量</w:t>
+      </w:r>
+      <w:r>
+        <w:rPr>
+          <w:rFonts w:hint="eastAsia"/>
+          <w:b/>
+          <w:color w:val="FF0000"/>
+        </w:rPr>
+        <w:t>y</w:t>
+      </w:r>
+      <w:r>
+        <w:rPr>
+          <w:b/>
+        </w:rPr>
+        <w:t>。</w:t>
+      </w:r>
+    </w:p>
+    <w:p>
+      <w:pPr>
+        <w:pStyle w:val="a3"/>
+      </w:pPr>
+      <w:r>
+        <w:rPr>
+          <w:noProof/>
+        </w:rPr>
+        <w:drawing>
+          <wp:inline distT="0" distB="0" distL="0" distR="0" wp14:anchorId="76CB59DA" wp14:editId="53E21424">
+            <wp:extent cx="5274310" cy="2808399"/>
+            <wp:effectExtent l="0" t="0" r="2540" b="0"/>
+            <wp:docPr id="36" name="图片 36" descr="http://www.ai-start.com/dl2017/images/a6d32959543c502ee18765cf20495bc2.png"/>
+            <wp:cNvGraphicFramePr>
+              <a:graphicFrameLocks xmlns:a="http://schemas.openxmlformats.org/drawingml/2006/main" noChangeAspect="1"/>
+            </wp:cNvGraphicFramePr>
+            <a:graphic xmlns:a="http://schemas.openxmlformats.org/drawingml/2006/main">
+              <a:graphicData uri="http://schemas.openxmlformats.org/drawingml/2006/picture">
+                <pic:pic xmlns:pic="http://schemas.openxmlformats.org/drawingml/2006/picture">
+                  <pic:nvPicPr>
+                    <pic:cNvPr id="0" name="Picture 52" descr="http://www.ai-start.com/dl2017/images/a6d32959543c502ee18765cf20495bc2.png"/>
+                    <pic:cNvPicPr>
+                      <a:picLocks noChangeAspect="1" noChangeArrowheads="1"/>
+                    </pic:cNvPicPr>
+                  </pic:nvPicPr>
+                  <pic:blipFill>
+                    <a:blip r:embed="rId39">
+                      <a:extLst>
+                        <a:ext uri="{28A0092B-C50C-407E-A947-70E740481C1C}">
+                          <a14:useLocalDpi xmlns:a14="http://schemas.microsoft.com/office/drawing/2010/main" val="0"/>
+                        </a:ext>
+                      </a:extLst>
+                    </a:blip>
+                    <a:srcRect/>
+                    <a:stretch>
+                      <a:fillRect/>
+                    </a:stretch>
+                  </pic:blipFill>
+                  <pic:spPr bwMode="auto">
+                    <a:xfrm>
+                      <a:off x="0" y="0"/>
+                      <a:ext cx="5274310" cy="2808399"/>
+                    </a:xfrm>
+                    <a:prstGeom prst="rect">
+                      <a:avLst/>
+                    </a:prstGeom>
+                    <a:noFill/>
+                    <a:ln>
+                      <a:noFill/>
+                    </a:ln>
+                  </pic:spPr>
+                </pic:pic>
+              </a:graphicData>
+            </a:graphic>
+          </wp:inline>
+        </w:drawing>
+      </w:r>
+    </w:p>
+    <w:p>
+      <w:pPr>
+        <w:pStyle w:val="a3"/>
+      </w:pPr>
+    </w:p>
+    <w:p>
+      <w:pPr>
+        <w:pStyle w:val="a3"/>
+      </w:pPr>
+      <w:r>
+        <w:t>所以这个算法的优点在于</w:t>
+      </w:r>
+      <w:r>
+        <w:rPr>
+          <w:b/>
+        </w:rPr>
+        <w:t>神经网络可以输出精确的边界框，所以测试的时候，你做的是喂入输入图像</w:t>
+      </w:r>
+      <w:r>
+        <w:rPr>
+          <w:rFonts w:hint="eastAsia"/>
+          <w:b/>
+        </w:rPr>
+        <w:t>x</w:t>
+      </w:r>
+      <w:r>
+        <w:rPr>
+          <w:b/>
+        </w:rPr>
+        <w:t>，然后跑正向传播，直到你得到这个输出</w:t>
+      </w:r>
+      <w:r>
+        <w:rPr>
+          <w:rFonts w:hint="eastAsia"/>
+          <w:b/>
+        </w:rPr>
+        <w:t>y</w:t>
+      </w:r>
+      <w:r>
+        <w:rPr>
+          <w:b/>
+        </w:rPr>
+        <w:t>。</w:t>
+      </w:r>
+      <w:r>
+        <w:t>然后对于这里3×3位置对应的9个输出，我们在输出中展示过的，你就可以读出1或0（编号1位置），你就知道9个位置之一有个对象。如果那里有个对象，那个对象是什么（编号3位置），还有格子中这个对象的边界框是什么（编号2位置）。</w:t>
+      </w:r>
+      <w:r>
+        <w:rPr>
+          <w:b/>
+        </w:rPr>
+        <w:t>只要每个格子中对象数目没有超过1个，这个算法应该是没问题的。</w:t>
+      </w:r>
+      <w:r>
+        <w:t>一个格子中存在多个对象的问题，我们稍后再讨论。但实践中，我们这里用的是比较小的3×3网格，实践中你可能会使用</w:t>
+      </w:r>
+      <w:r>
+        <w:rPr>
+          <w:b/>
+        </w:rPr>
+        <w:t>更精细的19×19网格</w:t>
+      </w:r>
+      <w:r>
+        <w:t>，所以输出就是</w:t>
+      </w:r>
+      <w:r>
+        <w:rPr>
+          <w:b/>
+        </w:rPr>
+        <w:t>19×19×8</w:t>
+      </w:r>
+      <w:r>
+        <w:t>。这样的网格精细得多，那么多个对象分配到同一个格子得概率就小得多。</w:t>
+      </w:r>
+    </w:p>
+    <w:p>
+      <w:pPr>
+        <w:pStyle w:val="a3"/>
+      </w:pPr>
+      <w:r>
+        <w:t>重申一下，</w:t>
+      </w:r>
+      <w:r>
+        <w:rPr>
+          <w:b/>
+        </w:rPr>
+        <w:t>把对象分配到一个格子的过程是，</w:t>
+      </w:r>
+      <w:r>
+        <w:rPr>
+          <w:b/>
+          <w:color w:val="FF0000"/>
+        </w:rPr>
+        <w:t>你观察对象的中点，然后将这个对象分配到其中点所在的格子</w:t>
+      </w:r>
+      <w:r>
+        <w:rPr>
+          <w:b/>
+        </w:rPr>
+        <w:t>，所以即使对象可以横跨多个格子，也只会被分</w:t>
+      </w:r>
+      <w:r>
+        <w:rPr>
+          <w:b/>
+        </w:rPr>
+        <w:lastRenderedPageBreak/>
+        <w:t>配到9个格子其中之一</w:t>
+      </w:r>
+      <w:r>
+        <w:t>，就是3×3网络的其中一个格子，或者19×19网络的其中一个格子。在19×19网格中，两个对象的中点（图中蓝色点所示）处于同一个格子的概率就会更低。</w:t>
+      </w:r>
+    </w:p>
+    <w:p>
+      <w:pPr>
+        <w:pStyle w:val="a3"/>
+      </w:pPr>
+      <w:r>
+        <w:rPr>
+          <w:noProof/>
+        </w:rPr>
+        <w:drawing>
+          <wp:inline distT="0" distB="0" distL="0" distR="0" wp14:anchorId="7B68163B" wp14:editId="08212A34">
+            <wp:extent cx="5274310" cy="2960616"/>
+            <wp:effectExtent l="0" t="0" r="2540" b="0"/>
+            <wp:docPr id="37" name="图片 37" descr="http://www.ai-start.com/dl2017/images/b6b6ca6167596a180c7bab7296ea850c.png"/>
+            <wp:cNvGraphicFramePr>
+              <a:graphicFrameLocks xmlns:a="http://schemas.openxmlformats.org/drawingml/2006/main" noChangeAspect="1"/>
+            </wp:cNvGraphicFramePr>
+            <a:graphic xmlns:a="http://schemas.openxmlformats.org/drawingml/2006/main">
+              <a:graphicData uri="http://schemas.openxmlformats.org/drawingml/2006/picture">
+                <pic:pic xmlns:pic="http://schemas.openxmlformats.org/drawingml/2006/picture">
+                  <pic:nvPicPr>
+                    <pic:cNvPr id="0" name="Picture 54" descr="http://www.ai-start.com/dl2017/images/b6b6ca6167596a180c7bab7296ea850c.png"/>
+                    <pic:cNvPicPr>
+                      <a:picLocks noChangeAspect="1" noChangeArrowheads="1"/>
+                    </pic:cNvPicPr>
+                  </pic:nvPicPr>
+                  <pic:blipFill>
+                    <a:blip r:embed="rId40">
+                      <a:extLst>
+                        <a:ext uri="{28A0092B-C50C-407E-A947-70E740481C1C}">
+                          <a14:useLocalDpi xmlns:a14="http://schemas.microsoft.com/office/drawing/2010/main" val="0"/>
+                        </a:ext>
+                      </a:extLst>
+                    </a:blip>
+                    <a:srcRect/>
+                    <a:stretch>
+                      <a:fillRect/>
+                    </a:stretch>
+                  </pic:blipFill>
+                  <pic:spPr bwMode="auto">
+                    <a:xfrm>
+                      <a:off x="0" y="0"/>
+                      <a:ext cx="5274310" cy="2960616"/>
+                    </a:xfrm>
+                    <a:prstGeom prst="rect">
+                      <a:avLst/>
+                    </a:prstGeom>
+                    <a:noFill/>
+                    <a:ln>
+                      <a:noFill/>
+                    </a:ln>
+                  </pic:spPr>
+                </pic:pic>
+              </a:graphicData>
+            </a:graphic>
+          </wp:inline>
+        </w:drawing>
+      </w:r>
+    </w:p>
+    <w:p>
+      <w:pPr>
+        <w:pStyle w:val="a3"/>
+      </w:pPr>
+    </w:p>
+    <w:p>
+      <w:pPr>
+        <w:pStyle w:val="a3"/>
+      </w:pPr>
+      <w:r>
+        <w:t>所以要注意，首先这和图像分类和定位算法非常像，我们在本周第一节课讲过的，就是</w:t>
+      </w:r>
+      <w:r>
+        <w:rPr>
+          <w:b/>
+        </w:rPr>
+        <w:t>它显式地输出边界框坐标，所以这能让神经网络输出边界框，可以具有任意宽高比，并且能输出更精确的坐标，不会受到滑动窗口分类器的步长大小限制</w:t>
+      </w:r>
+      <w:r>
+        <w:t>。其次，</w:t>
+      </w:r>
+      <w:r>
+        <w:rPr>
+          <w:b/>
+        </w:rPr>
+        <w:t>这是一个卷积实现</w:t>
+      </w:r>
+      <w:r>
+        <w:t>，你并没有在3×3网格上跑9次算法，或者，如果你用的是19×19的网格，19平方是361次，所以你不需要让同一个算法跑361次。相反，</w:t>
+      </w:r>
+      <w:r>
+        <w:rPr>
+          <w:b/>
+        </w:rPr>
+        <w:t>这是单次卷积实现，但你使用了一个卷积网络，有很多共享计算步骤，在处理这3×3计算中很多计算步骤是共享的，或者你的19×19的网格，所以这个算法效率很高</w:t>
+      </w:r>
+      <w:r>
+        <w:t>。</w:t>
+      </w:r>
+    </w:p>
+    <w:p>
+      <w:pPr>
+        <w:pStyle w:val="a3"/>
+      </w:pPr>
+    </w:p>
+    <w:p>
+      <w:pPr>
+        <w:pStyle w:val="a3"/>
+      </w:pPr>
+      <w:r>
+        <w:rPr>
+          <w:noProof/>
+        </w:rPr>
+        <w:drawing>
+          <wp:inline distT="0" distB="0" distL="0" distR="0" wp14:anchorId="52100FCF" wp14:editId="6DEC42EC">
+            <wp:extent cx="2857500" cy="1958340"/>
+            <wp:effectExtent l="0" t="0" r="0" b="3810"/>
+            <wp:docPr id="38" name="图片 38" descr="http://www.ai-start.com/dl2017/images/395c57c64bb792a813a904b135423937.png"/>
+            <wp:cNvGraphicFramePr>
+              <a:graphicFrameLocks xmlns:a="http://schemas.openxmlformats.org/drawingml/2006/main" noChangeAspect="1"/>
+            </wp:cNvGraphicFramePr>
+            <a:graphic xmlns:a="http://schemas.openxmlformats.org/drawingml/2006/main">
+              <a:graphicData uri="http://schemas.openxmlformats.org/drawingml/2006/picture">
+                <pic:pic xmlns:pic="http://schemas.openxmlformats.org/drawingml/2006/picture">
+                  <pic:nvPicPr>
+                    <pic:cNvPr id="0" name="Picture 56" descr="http://www.ai-start.com/dl2017/images/395c57c64bb792a813a904b135423937.png"/>
+                    <pic:cNvPicPr>
+                      <a:picLocks noChangeAspect="1" noChangeArrowheads="1"/>
+                    </pic:cNvPicPr>
+                  </pic:nvPicPr>
+                  <pic:blipFill>
+                    <a:blip r:embed="rId41">
+                      <a:extLst>
+                        <a:ext uri="{28A0092B-C50C-407E-A947-70E740481C1C}">
+                          <a14:useLocalDpi xmlns:a14="http://schemas.microsoft.com/office/drawing/2010/main" val="0"/>
+                        </a:ext>
+                      </a:extLst>
+                    </a:blip>
+                    <a:srcRect/>
+                    <a:stretch>
+                      <a:fillRect/>
+                    </a:stretch>
+                  </pic:blipFill>
+                  <pic:spPr bwMode="auto">
+                    <a:xfrm>
+                      <a:off x="0" y="0"/>
+                      <a:ext cx="2857500" cy="1958340"/>
+                    </a:xfrm>
+                    <a:prstGeom prst="rect">
+                      <a:avLst/>
+                    </a:prstGeom>
+                    <a:noFill/>
+                    <a:ln>
+                      <a:noFill/>
+                    </a:ln>
+                  </pic:spPr>
+                </pic:pic>
+              </a:graphicData>
+            </a:graphic>
+          </wp:inline>
+        </w:drawing>
+      </w:r>
+    </w:p>
+    <w:p>
+      <w:pPr>
+        <w:pStyle w:val="a3"/>
+      </w:pPr>
+      <w:r>
+        <w:lastRenderedPageBreak/>
+        <w:t>事实上</w:t>
+      </w:r>
+      <w:r>
+        <w:rPr>
+          <w:rStyle w:val="a4"/>
+        </w:rPr>
+        <w:t>YOLO</w:t>
+      </w:r>
+      <w:r>
+        <w:t>算法有一个好处，也是它受欢迎的原因，</w:t>
+      </w:r>
+      <w:r>
+        <w:rPr>
+          <w:b/>
+        </w:rPr>
+        <w:t>因为这是一个卷积实现，实际上它的运行速度非常快，可以达到实时识别</w:t>
+      </w:r>
+      <w:r>
+        <w:t>。在结束之前我还想给你们分享一个小细节，如何编码这些边界框</w:t>
+      </w:r>
+      <m:oMath>
+        <m:sSub>
+          <m:sSubPr>
+            <m:ctrlPr>
+              <w:rPr>
+                <w:rFonts w:ascii="Cambria Math" w:hAnsi="Cambria Math"/>
+              </w:rPr>
+            </m:ctrlPr>
+          </m:sSubPr>
+          <m:e>
+            <m:r>
+              <w:rPr>
+                <w:rFonts w:ascii="Cambria Math" w:hAnsi="Cambria Math" w:hint="eastAsia"/>
+              </w:rPr>
+              <m:t>b</m:t>
+            </m:r>
+          </m:e>
+          <m:sub>
+            <m:r>
+              <w:rPr>
+                <w:rFonts w:ascii="Cambria Math" w:hAnsi="Cambria Math" w:hint="eastAsia"/>
+              </w:rPr>
+              <m:t>x</m:t>
+            </m:r>
+          </m:sub>
+        </m:sSub>
+      </m:oMath>
+      <w:r>
+        <w:t>,</w:t>
+      </w:r>
+      <m:oMath>
+        <m:r>
+          <m:rPr>
+            <m:sty m:val="p"/>
+          </m:rPr>
+          <w:rPr>
+            <w:rFonts w:ascii="Cambria Math" w:hAnsi="Cambria Math"/>
+          </w:rPr>
+          <m:t xml:space="preserve"> </m:t>
+        </m:r>
+        <m:sSub>
+          <m:sSubPr>
+            <m:ctrlPr>
+              <w:rPr>
+                <w:rFonts w:ascii="Cambria Math" w:hAnsi="Cambria Math"/>
+              </w:rPr>
+            </m:ctrlPr>
+          </m:sSubPr>
+          <m:e>
+            <m:r>
+              <w:rPr>
+                <w:rFonts w:ascii="Cambria Math" w:hAnsi="Cambria Math" w:hint="eastAsia"/>
+              </w:rPr>
+              <m:t>b</m:t>
+            </m:r>
+          </m:e>
+          <m:sub>
+            <m:r>
+              <w:rPr>
+                <w:rFonts w:ascii="Cambria Math" w:hAnsi="Cambria Math"/>
+              </w:rPr>
+              <m:t>y</m:t>
+            </m:r>
+          </m:sub>
+        </m:sSub>
+      </m:oMath>
+      <w:r>
+        <w:t>,</w:t>
+      </w:r>
+      <m:oMath>
+        <m:r>
+          <m:rPr>
+            <m:sty m:val="p"/>
+          </m:rPr>
+          <w:rPr>
+            <w:rFonts w:ascii="Cambria Math" w:hAnsi="Cambria Math"/>
+          </w:rPr>
+          <m:t xml:space="preserve"> </m:t>
+        </m:r>
+        <m:sSub>
+          <m:sSubPr>
+            <m:ctrlPr>
+              <w:rPr>
+                <w:rFonts w:ascii="Cambria Math" w:hAnsi="Cambria Math"/>
+              </w:rPr>
+            </m:ctrlPr>
+          </m:sSubPr>
+          <m:e>
+            <m:r>
+              <w:rPr>
+                <w:rFonts w:ascii="Cambria Math" w:hAnsi="Cambria Math" w:hint="eastAsia"/>
+              </w:rPr>
+              <m:t>b</m:t>
+            </m:r>
+          </m:e>
+          <m:sub>
+            <m:r>
+              <w:rPr>
+                <w:rFonts w:ascii="Cambria Math" w:hAnsi="Cambria Math"/>
+              </w:rPr>
+              <m:t>h</m:t>
+            </m:r>
+          </m:sub>
+        </m:sSub>
+      </m:oMath>
+      <w:r>
+        <w:t>和</w:t>
+      </w:r>
+      <m:oMath>
+        <m:sSub>
+          <m:sSubPr>
+            <m:ctrlPr>
+              <w:rPr>
+                <w:rFonts w:ascii="Cambria Math" w:hAnsi="Cambria Math"/>
+              </w:rPr>
+            </m:ctrlPr>
+          </m:sSubPr>
+          <m:e>
+            <m:r>
+              <w:rPr>
+                <w:rFonts w:ascii="Cambria Math" w:hAnsi="Cambria Math" w:hint="eastAsia"/>
+              </w:rPr>
+              <m:t>b</m:t>
+            </m:r>
+          </m:e>
+          <m:sub>
+            <m:r>
+              <w:rPr>
+                <w:rFonts w:ascii="Cambria Math" w:hAnsi="Cambria Math"/>
+              </w:rPr>
+              <m:t>w</m:t>
+            </m:r>
+          </m:sub>
+        </m:sSub>
+      </m:oMath>
+      <w:r>
+        <w:t>，我们在下一张幻灯片上讨论。</w:t>
+      </w:r>
+    </w:p>
+    <w:p>
+      <w:pPr>
+        <w:pStyle w:val="a3"/>
+      </w:pPr>
+      <w:r>
+        <w:t>这里有两辆车，我们有个3×3网格，我们以右边的车为例（编号1），红色格子里有个对象，所以目标标签</w:t>
+      </w:r>
+      <w:r>
+        <w:rPr>
+          <w:rFonts w:hint="eastAsia"/>
+        </w:rPr>
+        <w:t>y</w:t>
+      </w:r>
+      <w:r>
+        <w:t>就是</w:t>
+      </w:r>
+      <m:oMath>
+        <m:sSub>
+          <m:sSubPr>
+            <m:ctrlPr>
+              <w:rPr>
+                <w:rFonts w:ascii="Cambria Math" w:eastAsiaTheme="minorEastAsia" w:hAnsi="Cambria Math" w:cstheme="minorBidi"/>
+                <w:i/>
+                <w:kern w:val="2"/>
+                <w:sz w:val="21"/>
+                <w:szCs w:val="22"/>
+              </w:rPr>
+            </m:ctrlPr>
+          </m:sSubPr>
+          <m:e>
+            <m:r>
+              <w:rPr>
+                <w:rFonts w:ascii="Cambria Math" w:hAnsi="Cambria Math" w:hint="eastAsia"/>
+              </w:rPr>
+              <m:t>p</m:t>
+            </m:r>
+          </m:e>
+          <m:sub>
+            <m:r>
+              <w:rPr>
+                <w:rFonts w:ascii="Cambria Math" w:hAnsi="Cambria Math"/>
+              </w:rPr>
+              <m:t>c</m:t>
+            </m:r>
+          </m:sub>
+        </m:sSub>
+        <m:r>
+          <w:rPr>
+            <w:rFonts w:ascii="Cambria Math" w:eastAsiaTheme="minorEastAsia" w:hAnsi="Cambria Math" w:cstheme="minorBidi"/>
+            <w:kern w:val="2"/>
+            <w:sz w:val="21"/>
+            <w:szCs w:val="22"/>
+          </w:rPr>
+          <m:t>=1</m:t>
+        </m:r>
+      </m:oMath>
+      <w:r>
+        <w:t>，，然后</w:t>
+      </w:r>
+      <m:oMath>
+        <m:sSub>
+          <m:sSubPr>
+            <m:ctrlPr>
+              <w:rPr>
+                <w:rFonts w:ascii="Cambria Math" w:hAnsi="Cambria Math"/>
+              </w:rPr>
+            </m:ctrlPr>
+          </m:sSubPr>
+          <m:e>
+            <m:r>
+              <w:rPr>
+                <w:rFonts w:ascii="Cambria Math" w:hAnsi="Cambria Math" w:hint="eastAsia"/>
+              </w:rPr>
+              <m:t>b</m:t>
+            </m:r>
+          </m:e>
+          <m:sub>
+            <m:r>
+              <w:rPr>
+                <w:rFonts w:ascii="Cambria Math" w:hAnsi="Cambria Math" w:hint="eastAsia"/>
+              </w:rPr>
+              <m:t>x</m:t>
+            </m:r>
+          </m:sub>
+        </m:sSub>
+      </m:oMath>
+      <w:r>
+        <w:t>,</w:t>
+      </w:r>
+      <m:oMath>
+        <m:r>
+          <m:rPr>
+            <m:sty m:val="p"/>
+          </m:rPr>
+          <w:rPr>
+            <w:rFonts w:ascii="Cambria Math" w:hAnsi="Cambria Math"/>
+          </w:rPr>
+          <m:t xml:space="preserve"> </m:t>
+        </m:r>
+        <m:sSub>
+          <m:sSubPr>
+            <m:ctrlPr>
+              <w:rPr>
+                <w:rFonts w:ascii="Cambria Math" w:hAnsi="Cambria Math"/>
+              </w:rPr>
+            </m:ctrlPr>
+          </m:sSubPr>
+          <m:e>
+            <m:r>
+              <w:rPr>
+                <w:rFonts w:ascii="Cambria Math" w:hAnsi="Cambria Math" w:hint="eastAsia"/>
+              </w:rPr>
+              <m:t>b</m:t>
+            </m:r>
+          </m:e>
+          <m:sub>
+            <m:r>
+              <w:rPr>
+                <w:rFonts w:ascii="Cambria Math" w:hAnsi="Cambria Math"/>
+              </w:rPr>
+              <m:t>y</m:t>
+            </m:r>
+          </m:sub>
+        </m:sSub>
+      </m:oMath>
+      <w:r>
+        <w:t>,</w:t>
+      </w:r>
+      <m:oMath>
+        <m:r>
+          <m:rPr>
+            <m:sty m:val="p"/>
+          </m:rPr>
+          <w:rPr>
+            <w:rFonts w:ascii="Cambria Math" w:hAnsi="Cambria Math"/>
+          </w:rPr>
+          <m:t xml:space="preserve"> </m:t>
+        </m:r>
+        <m:sSub>
+          <m:sSubPr>
+            <m:ctrlPr>
+              <w:rPr>
+                <w:rFonts w:ascii="Cambria Math" w:hAnsi="Cambria Math"/>
+              </w:rPr>
+            </m:ctrlPr>
+          </m:sSubPr>
+          <m:e>
+            <m:r>
+              <w:rPr>
+                <w:rFonts w:ascii="Cambria Math" w:hAnsi="Cambria Math" w:hint="eastAsia"/>
+              </w:rPr>
+              <m:t>b</m:t>
+            </m:r>
+          </m:e>
+          <m:sub>
+            <m:r>
+              <w:rPr>
+                <w:rFonts w:ascii="Cambria Math" w:hAnsi="Cambria Math"/>
+              </w:rPr>
+              <m:t>h</m:t>
+            </m:r>
+          </m:sub>
+        </m:sSub>
+      </m:oMath>
+      <w:r>
+        <w:t>和</w:t>
+      </w:r>
+      <m:oMath>
+        <m:sSub>
+          <m:sSubPr>
+            <m:ctrlPr>
+              <w:rPr>
+                <w:rFonts w:ascii="Cambria Math" w:hAnsi="Cambria Math"/>
+              </w:rPr>
+            </m:ctrlPr>
+          </m:sSubPr>
+          <m:e>
+            <m:r>
+              <w:rPr>
+                <w:rFonts w:ascii="Cambria Math" w:hAnsi="Cambria Math" w:hint="eastAsia"/>
+              </w:rPr>
+              <m:t>b</m:t>
+            </m:r>
+          </m:e>
+          <m:sub>
+            <m:r>
+              <w:rPr>
+                <w:rFonts w:ascii="Cambria Math" w:hAnsi="Cambria Math"/>
+              </w:rPr>
+              <m:t>w</m:t>
+            </m:r>
+          </m:sub>
+        </m:sSub>
+      </m:oMath>
+      <w:r>
+        <w:t>，然后</w:t>
+      </w:r>
+      <m:oMath>
+        <m:sSub>
+          <m:sSubPr>
+            <m:ctrlPr>
+              <w:rPr>
+                <w:rFonts w:ascii="Cambria Math" w:eastAsia="Cambria Math" w:hAnsi="Cambria Math" w:cs="Cambria Math"/>
+                <w:i/>
+              </w:rPr>
+            </m:ctrlPr>
+          </m:sSubPr>
+          <m:e>
+            <m:r>
+              <w:rPr>
+                <w:rFonts w:ascii="Cambria Math" w:eastAsia="Cambria Math" w:hAnsi="Cambria Math" w:cs="Cambria Math"/>
+              </w:rPr>
+              <m:t>c</m:t>
+            </m:r>
+          </m:e>
+          <m:sub>
+            <m:r>
+              <w:rPr>
+                <w:rFonts w:ascii="Cambria Math" w:eastAsia="Cambria Math" w:hAnsi="Cambria Math" w:cs="Cambria Math"/>
+              </w:rPr>
+              <m:t>1</m:t>
+            </m:r>
+          </m:sub>
+        </m:sSub>
+      </m:oMath>
+      <w:r>
+        <w:t>、</w:t>
+      </w:r>
+      <m:oMath>
+        <m:sSub>
+          <m:sSubPr>
+            <m:ctrlPr>
+              <w:rPr>
+                <w:rFonts w:ascii="Cambria Math" w:eastAsia="Cambria Math" w:hAnsi="Cambria Math" w:cs="Cambria Math"/>
+                <w:i/>
+              </w:rPr>
+            </m:ctrlPr>
+          </m:sSubPr>
+          <m:e>
+            <m:r>
+              <w:rPr>
+                <w:rFonts w:ascii="Cambria Math" w:eastAsia="Cambria Math" w:hAnsi="Cambria Math" w:cs="Cambria Math"/>
+              </w:rPr>
+              <m:t>c</m:t>
+            </m:r>
+          </m:e>
+          <m:sub>
+            <m:r>
+              <w:rPr>
+                <w:rFonts w:ascii="Cambria Math" w:hAnsi="Cambria Math" w:cs="Cambria Math" w:hint="eastAsia"/>
+              </w:rPr>
+              <m:t>2</m:t>
+            </m:r>
+          </m:sub>
+        </m:sSub>
+      </m:oMath>
+      <w:r>
+        <w:t>和</w:t>
+      </w:r>
+      <m:oMath>
+        <m:sSub>
+          <m:sSubPr>
+            <m:ctrlPr>
+              <w:rPr>
+                <w:rFonts w:ascii="Cambria Math" w:eastAsia="Cambria Math" w:hAnsi="Cambria Math" w:cs="Cambria Math"/>
+                <w:i/>
+              </w:rPr>
+            </m:ctrlPr>
+          </m:sSubPr>
+          <m:e>
+            <m:r>
+              <w:rPr>
+                <w:rFonts w:ascii="Cambria Math" w:eastAsia="Cambria Math" w:hAnsi="Cambria Math" w:cs="Cambria Math"/>
+              </w:rPr>
+              <m:t>c</m:t>
+            </m:r>
+          </m:e>
+          <m:sub>
+            <m:r>
+              <w:rPr>
+                <w:rFonts w:ascii="Cambria Math" w:hAnsi="Cambria Math" w:cs="Cambria Math" w:hint="eastAsia"/>
+              </w:rPr>
+              <m:t>3</m:t>
+            </m:r>
+          </m:sub>
+        </m:sSub>
+      </m:oMath>
+      <w:r>
+        <w:t>即</w:t>
+      </w:r>
+      <m:oMath>
+        <m:r>
+          <m:rPr>
+            <m:sty m:val="p"/>
+          </m:rPr>
+          <w:rPr>
+            <w:rFonts w:ascii="Cambria Math" w:hAnsi="Cambria Math"/>
+          </w:rPr>
+          <m:t>y=</m:t>
+        </m:r>
+        <m:d>
+          <m:dPr>
+            <m:begChr m:val="["/>
+            <m:endChr m:val="]"/>
+            <m:ctrlPr>
+              <w:rPr>
+                <w:rFonts w:ascii="Cambria Math" w:hAnsi="Cambria Math"/>
+              </w:rPr>
+            </m:ctrlPr>
+          </m:dPr>
+          <m:e>
+            <m:m>
+              <m:mPr>
+                <m:mcs>
+                  <m:mc>
+                    <m:mcPr>
+                      <m:count m:val="1"/>
+                      <m:mcJc m:val="center"/>
+                    </m:mcPr>
+                  </m:mc>
+                </m:mcs>
+                <m:ctrlPr>
+                  <w:rPr>
+                    <w:rFonts w:ascii="Cambria Math" w:hAnsi="Cambria Math"/>
+                  </w:rPr>
+                </m:ctrlPr>
+              </m:mPr>
+              <m:mr>
+                <m:e>
+                  <m:r>
+                    <w:rPr>
+                      <w:rFonts w:ascii="Cambria Math" w:hAnsi="Cambria Math"/>
+                    </w:rPr>
+                    <m:t>1</m:t>
+                  </m:r>
+                  <m:ctrlPr>
+                    <w:rPr>
+                      <w:rFonts w:ascii="Cambria Math" w:eastAsia="Cambria Math" w:hAnsi="Cambria Math" w:cs="Cambria Math"/>
+                      <w:i/>
+                    </w:rPr>
+                  </m:ctrlPr>
+                </m:e>
+              </m:mr>
+              <m:mr>
+                <m:e>
+                  <m:sSub>
+                    <m:sSubPr>
+                      <m:ctrlPr>
+                        <w:rPr>
+                          <w:rFonts w:ascii="Cambria Math" w:eastAsia="Cambria Math" w:hAnsi="Cambria Math" w:cs="Cambria Math"/>
+                          <w:i/>
+                        </w:rPr>
+                      </m:ctrlPr>
+                    </m:sSubPr>
+                    <m:e>
+                      <m:r>
+                        <w:rPr>
+                          <w:rFonts w:ascii="Cambria Math" w:eastAsia="Cambria Math" w:hAnsi="Cambria Math" w:cs="Cambria Math"/>
+                        </w:rPr>
+                        <m:t>b</m:t>
+                      </m:r>
+                    </m:e>
+                    <m:sub>
+                      <m:r>
+                        <w:rPr>
+                          <w:rFonts w:ascii="Cambria Math" w:eastAsia="Cambria Math" w:hAnsi="Cambria Math" w:cs="Cambria Math"/>
+                        </w:rPr>
+                        <m:t>x</m:t>
+                      </m:r>
+                    </m:sub>
+                  </m:sSub>
+                  <m:ctrlPr>
+                    <w:rPr>
+                      <w:rFonts w:ascii="Cambria Math" w:eastAsia="Cambria Math" w:hAnsi="Cambria Math" w:cs="Cambria Math"/>
+                      <w:i/>
+                    </w:rPr>
+                  </m:ctrlPr>
+                </m:e>
+              </m:mr>
+              <m:mr>
+                <m:e>
+                  <m:sSub>
+                    <m:sSubPr>
+                      <m:ctrlPr>
+                        <w:rPr>
+                          <w:rFonts w:ascii="Cambria Math" w:eastAsia="Cambria Math" w:hAnsi="Cambria Math" w:cs="Cambria Math"/>
+                          <w:i/>
+                        </w:rPr>
+                      </m:ctrlPr>
+                    </m:sSubPr>
+                    <m:e>
+                      <m:r>
+                        <w:rPr>
+                          <w:rFonts w:ascii="Cambria Math" w:eastAsia="Cambria Math" w:hAnsi="Cambria Math" w:cs="Cambria Math"/>
+                        </w:rPr>
+                        <m:t>b</m:t>
+                      </m:r>
+                    </m:e>
+                    <m:sub>
+                      <m:r>
+                        <w:rPr>
+                          <w:rFonts w:ascii="Cambria Math" w:eastAsia="Cambria Math" w:hAnsi="Cambria Math" w:cs="Cambria Math"/>
+                        </w:rPr>
+                        <m:t>y</m:t>
+                      </m:r>
+                    </m:sub>
+                  </m:sSub>
+                  <m:ctrlPr>
+                    <w:rPr>
+                      <w:rFonts w:ascii="Cambria Math" w:eastAsia="Cambria Math" w:hAnsi="Cambria Math" w:cs="Cambria Math"/>
+                      <w:i/>
+                    </w:rPr>
+                  </m:ctrlPr>
+                </m:e>
+              </m:mr>
+              <m:mr>
+                <m:e>
+                  <m:sSub>
+                    <m:sSubPr>
+                      <m:ctrlPr>
+                        <w:rPr>
+                          <w:rFonts w:ascii="Cambria Math" w:eastAsia="Cambria Math" w:hAnsi="Cambria Math" w:cs="Cambria Math"/>
+                          <w:i/>
+                        </w:rPr>
+                      </m:ctrlPr>
+                    </m:sSubPr>
+                    <m:e>
+                      <m:r>
+                        <w:rPr>
+                          <w:rFonts w:ascii="Cambria Math" w:eastAsia="Cambria Math" w:hAnsi="Cambria Math" w:cs="Cambria Math"/>
+                        </w:rPr>
+                        <m:t>b</m:t>
+                      </m:r>
+                    </m:e>
+                    <m:sub>
+                      <m:r>
+                        <w:rPr>
+                          <w:rFonts w:ascii="Cambria Math" w:eastAsia="Cambria Math" w:hAnsi="Cambria Math" w:cs="Cambria Math"/>
+                        </w:rPr>
+                        <m:t>z</m:t>
+                      </m:r>
+                    </m:sub>
+                  </m:sSub>
+                  <m:ctrlPr>
+                    <w:rPr>
+                      <w:rFonts w:ascii="Cambria Math" w:eastAsia="Cambria Math" w:hAnsi="Cambria Math" w:cs="Cambria Math"/>
+                      <w:i/>
+                    </w:rPr>
+                  </m:ctrlPr>
+                </m:e>
+              </m:mr>
+              <m:mr>
+                <m:e>
+                  <m:sSub>
+                    <m:sSubPr>
+                      <m:ctrlPr>
+                        <w:rPr>
+                          <w:rFonts w:ascii="Cambria Math" w:eastAsia="Cambria Math" w:hAnsi="Cambria Math" w:cs="Cambria Math"/>
+                          <w:i/>
+                        </w:rPr>
+                      </m:ctrlPr>
+                    </m:sSubPr>
+                    <m:e>
+                      <m:r>
+                        <w:rPr>
+                          <w:rFonts w:ascii="Cambria Math" w:eastAsia="Cambria Math" w:hAnsi="Cambria Math" w:cs="Cambria Math"/>
+                        </w:rPr>
+                        <m:t>b</m:t>
+                      </m:r>
+                    </m:e>
+                    <m:sub>
+                      <m:r>
+                        <w:rPr>
+                          <w:rFonts w:ascii="Cambria Math" w:eastAsia="Cambria Math" w:hAnsi="Cambria Math" w:cs="Cambria Math"/>
+                        </w:rPr>
+                        <m:t>h</m:t>
+                      </m:r>
+                    </m:sub>
+                  </m:sSub>
+                  <m:ctrlPr>
+                    <w:rPr>
+                      <w:rFonts w:ascii="Cambria Math" w:eastAsia="Cambria Math" w:hAnsi="Cambria Math" w:cs="Cambria Math"/>
+                      <w:i/>
+                    </w:rPr>
+                  </m:ctrlPr>
+                </m:e>
+              </m:mr>
+              <m:mr>
+                <m:e>
+                  <m:sSub>
+                    <m:sSubPr>
+                      <m:ctrlPr>
+                        <w:rPr>
+                          <w:rFonts w:ascii="Cambria Math" w:eastAsia="Cambria Math" w:hAnsi="Cambria Math" w:cs="Cambria Math"/>
+                          <w:i/>
+                        </w:rPr>
+                      </m:ctrlPr>
+                    </m:sSubPr>
+                    <m:e>
+                      <m:r>
+                        <w:rPr>
+                          <w:rFonts w:ascii="Cambria Math" w:eastAsia="Cambria Math" w:hAnsi="Cambria Math" w:cs="Cambria Math"/>
+                        </w:rPr>
+                        <m:t>b</m:t>
+                      </m:r>
+                    </m:e>
+                    <m:sub>
+                      <m:r>
+                        <w:rPr>
+                          <w:rFonts w:ascii="Cambria Math" w:eastAsia="Cambria Math" w:hAnsi="Cambria Math" w:cs="Cambria Math"/>
+                        </w:rPr>
+                        <m:t>w</m:t>
+                      </m:r>
+                    </m:sub>
+                  </m:sSub>
+                  <m:ctrlPr>
+                    <w:rPr>
+                      <w:rFonts w:ascii="Cambria Math" w:eastAsia="Cambria Math" w:hAnsi="Cambria Math" w:cs="Cambria Math"/>
+                      <w:i/>
+                    </w:rPr>
+                  </m:ctrlPr>
+                </m:e>
+              </m:mr>
+              <m:mr>
+                <m:e>
+                  <m:r>
+                    <w:rPr>
+                      <w:rFonts w:ascii="Cambria Math" w:eastAsia="Cambria Math" w:hAnsi="Cambria Math" w:cs="Cambria Math"/>
+                    </w:rPr>
+                    <m:t>0</m:t>
+                  </m:r>
+                </m:e>
+              </m:mr>
+              <m:mr>
+                <m:e>
+                  <m:r>
+                    <w:rPr>
+                      <w:rFonts w:ascii="Cambria Math" w:eastAsia="Cambria Math" w:hAnsi="Cambria Math" w:cs="Cambria Math"/>
+                    </w:rPr>
+                    <m:t>1</m:t>
+                  </m:r>
+                  <m:ctrlPr>
+                    <w:rPr>
+                      <w:rFonts w:ascii="Cambria Math" w:eastAsia="Cambria Math" w:hAnsi="Cambria Math" w:cs="Cambria Math"/>
+                      <w:i/>
+                    </w:rPr>
+                  </m:ctrlPr>
+                </m:e>
+              </m:mr>
+              <m:mr>
+                <m:e>
+                  <m:r>
+                    <w:rPr>
+                      <w:rFonts w:ascii="Cambria Math" w:eastAsia="Cambria Math" w:hAnsi="Cambria Math" w:cs="Cambria Math"/>
+                    </w:rPr>
+                    <m:t>0</m:t>
+                  </m:r>
+                </m:e>
+              </m:mr>
+            </m:m>
+          </m:e>
+        </m:d>
+      </m:oMath>
+      <w:r>
+        <w:t>。你怎么指定这个边界框呢？</w:t>
+      </w:r>
+    </w:p>
+    <w:p>
+      <w:pPr>
+        <w:pStyle w:val="a3"/>
+      </w:pPr>
+      <w:r>
+        <w:rPr>
+          <w:noProof/>
+        </w:rPr>
+        <w:drawing>
+          <wp:inline distT="0" distB="0" distL="0" distR="0" wp14:anchorId="1FBE8EB8" wp14:editId="2789235B">
+            <wp:extent cx="4907280" cy="2087880"/>
+            <wp:effectExtent l="0" t="0" r="7620" b="7620"/>
+            <wp:docPr id="39" name="图片 39" descr="http://www.ai-start.com/dl2017/images/0d7ee9b9f455338a8724520841223b11.png"/>
+            <wp:cNvGraphicFramePr>
+              <a:graphicFrameLocks xmlns:a="http://schemas.openxmlformats.org/drawingml/2006/main" noChangeAspect="1"/>
+            </wp:cNvGraphicFramePr>
+            <a:graphic xmlns:a="http://schemas.openxmlformats.org/drawingml/2006/main">
+              <a:graphicData uri="http://schemas.openxmlformats.org/drawingml/2006/picture">
+                <pic:pic xmlns:pic="http://schemas.openxmlformats.org/drawingml/2006/picture">
+                  <pic:nvPicPr>
+                    <pic:cNvPr id="0" name="Picture 58" descr="http://www.ai-start.com/dl2017/images/0d7ee9b9f455338a8724520841223b11.png"/>
+                    <pic:cNvPicPr>
+                      <a:picLocks noChangeAspect="1" noChangeArrowheads="1"/>
+                    </pic:cNvPicPr>
+                  </pic:nvPicPr>
+                  <pic:blipFill>
+                    <a:blip r:embed="rId42">
+                      <a:extLst>
+                        <a:ext uri="{28A0092B-C50C-407E-A947-70E740481C1C}">
+                          <a14:useLocalDpi xmlns:a14="http://schemas.microsoft.com/office/drawing/2010/main" val="0"/>
+                        </a:ext>
+                      </a:extLst>
+                    </a:blip>
+                    <a:srcRect/>
+                    <a:stretch>
+                      <a:fillRect/>
+                    </a:stretch>
+                  </pic:blipFill>
+                  <pic:spPr bwMode="auto">
+                    <a:xfrm>
+                      <a:off x="0" y="0"/>
+                      <a:ext cx="4907280" cy="2087880"/>
+                    </a:xfrm>
+                    <a:prstGeom prst="rect">
+                      <a:avLst/>
+                    </a:prstGeom>
+                    <a:noFill/>
+                    <a:ln>
+                      <a:noFill/>
+                    </a:ln>
+                  </pic:spPr>
+                </pic:pic>
+              </a:graphicData>
+            </a:graphic>
+          </wp:inline>
+        </w:drawing>
+      </w:r>
+    </w:p>
+    <w:p>
+      <w:pPr>
+        <w:pStyle w:val="a3"/>
+      </w:pPr>
+      <w:r>
+        <w:t>在</w:t>
+      </w:r>
+      <w:r>
+        <w:rPr>
+          <w:rStyle w:val="a4"/>
+        </w:rPr>
+        <w:t>YOLO</w:t>
+      </w:r>
+      <w:r>
+        <w:t>算法中，对于这个方框（编号1所示），我们约定左上这个点是</w:t>
+      </w:r>
+      <w:r>
+        <w:rPr>
+          <w:rFonts w:hint="eastAsia"/>
+        </w:rPr>
+        <w:t>(</w:t>
+      </w:r>
+      <w:r>
+        <w:t>0,0)</w:t>
+      </w:r>
+      <w:r>
+        <w:t>，然后右下这个点是</w:t>
+      </w:r>
+      <w:r>
+        <w:rPr>
+          <w:rFonts w:hint="eastAsia"/>
+        </w:rPr>
+        <w:t>(</w:t>
+      </w:r>
+      <w:r>
+        <w:t>1,1)</w:t>
+      </w:r>
+      <w:r>
+        <w:t>,要指定橙色中点的位置，大概是0.4，因为它的位置大概是水平长度的0.4，然后大概是0.3，然后边界框的高度用格子总体宽度的比例表示，所以这个</w:t>
+      </w:r>
+      <w:r>
+        <w:rPr>
+          <w:b/>
+        </w:rPr>
+        <w:t>红框的宽度可能是蓝线（编号2所示的蓝线）的90%，所以是0.9</w:t>
+      </w:r>
+      <w:r>
+        <w:t>，它的</w:t>
+      </w:r>
+      <w:r>
+        <w:rPr>
+          <w:b/>
+        </w:rPr>
+        <w:t>高度也许是格子总体高度的一半，这样的话就是0.5</w:t>
+      </w:r>
+      <w:r>
+        <w:t>。换句话说，</w:t>
+      </w:r>
+      <m:oMath>
+        <m:sSub>
+          <m:sSubPr>
+            <m:ctrlPr>
+              <w:rPr>
+                <w:rFonts w:ascii="Cambria Math" w:hAnsi="Cambria Math"/>
+              </w:rPr>
+            </m:ctrlPr>
+          </m:sSubPr>
+          <m:e>
+            <m:r>
+              <w:rPr>
+                <w:rFonts w:ascii="Cambria Math" w:hAnsi="Cambria Math" w:hint="eastAsia"/>
+              </w:rPr>
+              <m:t>b</m:t>
+            </m:r>
+          </m:e>
+          <m:sub>
+            <m:r>
+              <w:rPr>
+                <w:rFonts w:ascii="Cambria Math" w:hAnsi="Cambria Math" w:hint="eastAsia"/>
+              </w:rPr>
+              <m:t>x</m:t>
+            </m:r>
+          </m:sub>
+        </m:sSub>
+      </m:oMath>
+      <w:r>
+        <w:t>,</w:t>
+      </w:r>
+      <m:oMath>
+        <m:r>
+          <m:rPr>
+            <m:sty m:val="p"/>
+          </m:rPr>
+          <w:rPr>
+            <w:rFonts w:ascii="Cambria Math" w:hAnsi="Cambria Math"/>
+          </w:rPr>
+          <m:t xml:space="preserve"> </m:t>
+        </m:r>
+        <m:sSub>
+          <m:sSubPr>
+            <m:ctrlPr>
+              <w:rPr>
+                <w:rFonts w:ascii="Cambria Math" w:hAnsi="Cambria Math"/>
+              </w:rPr>
+            </m:ctrlPr>
+          </m:sSubPr>
+          <m:e>
+            <m:r>
+              <w:rPr>
+                <w:rFonts w:ascii="Cambria Math" w:hAnsi="Cambria Math" w:hint="eastAsia"/>
+              </w:rPr>
+              <m:t>b</m:t>
+            </m:r>
+          </m:e>
+          <m:sub>
+            <m:r>
+              <w:rPr>
+                <w:rFonts w:ascii="Cambria Math" w:hAnsi="Cambria Math"/>
+              </w:rPr>
+              <m:t>y</m:t>
+            </m:r>
+          </m:sub>
+        </m:sSub>
+      </m:oMath>
+      <w:r>
+        <w:t>,</w:t>
+      </w:r>
+      <m:oMath>
+        <m:r>
+          <m:rPr>
+            <m:sty m:val="p"/>
+          </m:rPr>
+          <w:rPr>
+            <w:rFonts w:ascii="Cambria Math" w:hAnsi="Cambria Math"/>
+          </w:rPr>
+          <m:t xml:space="preserve"> </m:t>
+        </m:r>
+        <m:sSub>
+          <m:sSubPr>
+            <m:ctrlPr>
+              <w:rPr>
+                <w:rFonts w:ascii="Cambria Math" w:hAnsi="Cambria Math"/>
+              </w:rPr>
+            </m:ctrlPr>
+          </m:sSubPr>
+          <m:e>
+            <m:r>
+              <w:rPr>
+                <w:rFonts w:ascii="Cambria Math" w:hAnsi="Cambria Math" w:hint="eastAsia"/>
+              </w:rPr>
+              <m:t>b</m:t>
+            </m:r>
+          </m:e>
+          <m:sub>
+            <m:r>
+              <w:rPr>
+                <w:rFonts w:ascii="Cambria Math" w:hAnsi="Cambria Math"/>
+              </w:rPr>
+              <m:t>h</m:t>
+            </m:r>
+          </m:sub>
+        </m:sSub>
+      </m:oMath>
+      <w:r>
+        <w:t>和</w:t>
+      </w:r>
+      <m:oMath>
+        <m:sSub>
+          <m:sSubPr>
+            <m:ctrlPr>
+              <w:rPr>
+                <w:rFonts w:ascii="Cambria Math" w:hAnsi="Cambria Math"/>
+              </w:rPr>
+            </m:ctrlPr>
+          </m:sSubPr>
+          <m:e>
+            <m:r>
+              <w:rPr>
+                <w:rFonts w:ascii="Cambria Math" w:hAnsi="Cambria Math" w:hint="eastAsia"/>
+              </w:rPr>
+              <m:t>b</m:t>
+            </m:r>
+          </m:e>
+          <m:sub>
+            <m:r>
+              <w:rPr>
+                <w:rFonts w:ascii="Cambria Math" w:hAnsi="Cambria Math"/>
+              </w:rPr>
+              <m:t>w</m:t>
+            </m:r>
+          </m:sub>
+        </m:sSub>
+      </m:oMath>
+      <w:r>
+        <w:t>单位是相对于格子尺寸的比列，所以</w:t>
+      </w:r>
+      <m:oMath>
+        <m:sSub>
+          <m:sSubPr>
+            <m:ctrlPr>
+              <w:rPr>
+                <w:rFonts w:ascii="Cambria Math" w:hAnsi="Cambria Math"/>
+              </w:rPr>
+            </m:ctrlPr>
+          </m:sSubPr>
+          <m:e>
+            <m:r>
+              <w:rPr>
+                <w:rFonts w:ascii="Cambria Math" w:hAnsi="Cambria Math" w:hint="eastAsia"/>
+              </w:rPr>
+              <m:t>b</m:t>
+            </m:r>
+          </m:e>
+          <m:sub>
+            <m:r>
+              <w:rPr>
+                <w:rFonts w:ascii="Cambria Math" w:hAnsi="Cambria Math" w:hint="eastAsia"/>
+              </w:rPr>
+              <m:t>x</m:t>
+            </m:r>
+          </m:sub>
+        </m:sSub>
+      </m:oMath>
+      <w:r>
+        <w:t>,</w:t>
+      </w:r>
+      <m:oMath>
+        <m:r>
+          <m:rPr>
+            <m:sty m:val="p"/>
+          </m:rPr>
+          <w:rPr>
+            <w:rFonts w:ascii="Cambria Math" w:hAnsi="Cambria Math"/>
+          </w:rPr>
+          <m:t xml:space="preserve"> </m:t>
+        </m:r>
+        <m:sSub>
+          <m:sSubPr>
+            <m:ctrlPr>
+              <w:rPr>
+                <w:rFonts w:ascii="Cambria Math" w:hAnsi="Cambria Math"/>
+              </w:rPr>
+            </m:ctrlPr>
+          </m:sSubPr>
+          <m:e>
+            <m:r>
+              <w:rPr>
+                <w:rFonts w:ascii="Cambria Math" w:hAnsi="Cambria Math" w:hint="eastAsia"/>
+              </w:rPr>
+              <m:t>b</m:t>
+            </m:r>
+          </m:e>
+          <m:sub>
+            <m:r>
+              <w:rPr>
+                <w:rFonts w:ascii="Cambria Math" w:hAnsi="Cambria Math"/>
+              </w:rPr>
+              <m:t>y</m:t>
+            </m:r>
+          </m:sub>
+        </m:sSub>
+      </m:oMath>
+      <w:r>
+        <w:t>必须在0和1之间，因为从定义上看，</w:t>
+      </w:r>
+      <w:r>
+        <w:rPr>
+          <w:b/>
+        </w:rPr>
+        <w:t>橙色点位于对象分配到格子的范围内</w:t>
+      </w:r>
+      <w:r>
+        <w:t>，如果它不在0和1之间，如果它在方块外，那么这个对象就应该分配到另一个格子上。这个值（</w:t>
+      </w:r>
+      <m:oMath>
+        <m:sSub>
+          <m:sSubPr>
+            <m:ctrlPr>
+              <w:rPr>
+                <w:rFonts w:ascii="Cambria Math" w:hAnsi="Cambria Math"/>
+              </w:rPr>
+            </m:ctrlPr>
+          </m:sSubPr>
+          <m:e>
+            <m:r>
+              <w:rPr>
+                <w:rFonts w:ascii="Cambria Math" w:hAnsi="Cambria Math" w:hint="eastAsia"/>
+              </w:rPr>
+              <m:t>b</m:t>
+            </m:r>
+          </m:e>
+          <m:sub>
+            <m:r>
+              <w:rPr>
+                <w:rFonts w:ascii="Cambria Math" w:hAnsi="Cambria Math"/>
+              </w:rPr>
+              <m:t>h</m:t>
+            </m:r>
+          </m:sub>
+        </m:sSub>
+      </m:oMath>
+      <w:r>
+        <w:t>和</w:t>
+      </w:r>
+      <m:oMath>
+        <m:sSub>
+          <m:sSubPr>
+            <m:ctrlPr>
+              <w:rPr>
+                <w:rFonts w:ascii="Cambria Math" w:hAnsi="Cambria Math"/>
+              </w:rPr>
+            </m:ctrlPr>
+          </m:sSubPr>
+          <m:e>
+            <m:r>
+              <w:rPr>
+                <w:rFonts w:ascii="Cambria Math" w:hAnsi="Cambria Math" w:hint="eastAsia"/>
+              </w:rPr>
+              <m:t>b</m:t>
+            </m:r>
+          </m:e>
+          <m:sub>
+            <m:r>
+              <w:rPr>
+                <w:rFonts w:ascii="Cambria Math" w:hAnsi="Cambria Math"/>
+              </w:rPr>
+              <m:t>w</m:t>
+            </m:r>
+          </m:sub>
+        </m:sSub>
+      </m:oMath>
+      <w:r>
+        <w:t>）可能会大于1，特别是如果有一辆汽车的边界框是这样的（编号3所示），那么</w:t>
+      </w:r>
+      <w:r>
+        <w:rPr>
+          <w:b/>
+        </w:rPr>
+        <w:t>边界框的宽度和高度有可能大于1</w:t>
+      </w:r>
+      <w:r>
+        <w:t>。</w:t>
+      </w:r>
+    </w:p>
+    <w:p>
+      <w:pPr>
+        <w:pStyle w:val="a3"/>
+      </w:pPr>
+      <w:r>
+        <w:rPr>
+          <w:b/>
+        </w:rPr>
+        <w:t>指定边界框的方式有很多，但这种约定是比较合理的</w:t>
+      </w:r>
+      <w:r>
+        <w:t>，如果你去读</w:t>
+      </w:r>
+      <w:r>
+        <w:rPr>
+          <w:rStyle w:val="a4"/>
+        </w:rPr>
+        <w:t>YOLO</w:t>
+      </w:r>
+      <w:r>
+        <w:t>的研究论文，</w:t>
+      </w:r>
+      <w:r>
+        <w:rPr>
+          <w:rStyle w:val="a4"/>
+        </w:rPr>
+        <w:t>YOLO</w:t>
+      </w:r>
+      <w:r>
+        <w:t>的研究工作有其他参数化的方式，可能效果会更好，我这里就只给</w:t>
+      </w:r>
+      <w:r>
+        <w:lastRenderedPageBreak/>
+        <w:t>出了一个合理的约定，用起来应该没问题。不过还有其他更复杂的参数化方式，涉及到</w:t>
+      </w:r>
+      <w:r>
+        <w:rPr>
+          <w:rStyle w:val="a4"/>
+        </w:rPr>
+        <w:t>sigmoid</w:t>
+      </w:r>
+      <w:r>
+        <w:t>函数，</w:t>
+      </w:r>
+      <w:r>
+        <w:rPr>
+          <w:b/>
+        </w:rPr>
+        <w:t>确保这个值（和）介于0和1之间</w:t>
+      </w:r>
+      <w:r>
+        <w:t>，然后使用指数参数化来确保这些（和）都是非负数，因为0.9和0.5，这个必须大于等于0。还有其他更高级的参数化方式，可能效果要更好一点，但我这里讲的办法应该是管用的。</w:t>
+      </w:r>
+    </w:p>
+    <w:p>
+      <w:pPr>
+        <w:pStyle w:val="a3"/>
+      </w:pPr>
+      <w:r>
+        <w:rPr>
+          <w:b/>
+        </w:rPr>
+        <w:t>这就是</w:t>
+      </w:r>
+      <w:r>
+        <w:rPr>
+          <w:rStyle w:val="a4"/>
+          <w:b w:val="0"/>
+        </w:rPr>
+        <w:t>YOLO</w:t>
+      </w:r>
+      <w:r>
+        <w:rPr>
+          <w:b/>
+        </w:rPr>
+        <w:t>算法，你只看一次算法，在接下来的几个视频中，我会告诉你一些其他的思路可以让这个算法做的更好。</w:t>
+      </w:r>
+      <w:r>
+        <w:t>在此期间，如果你感兴趣，也可以看看</w:t>
+      </w:r>
+      <w:r>
+        <w:rPr>
+          <w:rStyle w:val="a4"/>
+        </w:rPr>
+        <w:t>YOLO</w:t>
+      </w:r>
+      <w:r>
+        <w:t>的论文，在前几张幻灯片底部引用的</w:t>
+      </w:r>
+      <w:r>
+        <w:rPr>
+          <w:rStyle w:val="a4"/>
+        </w:rPr>
+        <w:t>YOLO</w:t>
+      </w:r>
+      <w:r>
+        <w:t>论文。</w:t>
+      </w:r>
+    </w:p>
+    <w:p>
+      <w:pPr>
+        <w:pStyle w:val="a3"/>
+      </w:pPr>
+      <w:r>
+        <w:rPr>
+          <w:rStyle w:val="a4"/>
+        </w:rPr>
+        <w:t>Redmon, Joseph, et al. "You Only Look Once: Unified, Real-Time Object Detection." (2015):779-788.</w:t>
+      </w:r>
+    </w:p>
+    <w:p>
+      <w:pPr>
+        <w:pStyle w:val="a3"/>
+      </w:pPr>
+      <w:r>
+        <w:t>不过看这些论文之前，先给你们提个醒，</w:t>
+      </w:r>
+      <w:r>
+        <w:rPr>
+          <w:rStyle w:val="a4"/>
+          <w:b w:val="0"/>
+        </w:rPr>
+        <w:t>YOLO</w:t>
+      </w:r>
+      <w:r>
+        <w:rPr>
+          <w:b/>
+        </w:rPr>
+        <w:t>论文是相对难度较高的论文之一，我记得我第一次读这篇论文的时候，我真的很难搞清楚到底是怎么实现的，我最后问了一些我认识的研究员，看看他们能不能给我讲清楚，即使是他们，也很难理解这篇论文的一些细节</w:t>
+      </w:r>
+      <w:r>
+        <w:t>。所以如果你看论文的时候，发现看不懂，这是没问题的，我希望这种场合出现的概率要更低才好，但实际上，</w:t>
+      </w:r>
+      <w:r>
+        <w:rPr>
+          <w:b/>
+        </w:rPr>
+        <w:t>即使是资深研究员也有读不懂研究论文的时候，必须去读源代码，或者联系作者之类的才能弄清楚这些算法的细节</w:t>
+      </w:r>
+      <w:r>
+        <w:t>。但你们不要被我吓到，你们可以自己看看这些论文，如果你们感兴趣的话，但这篇论文相对较难。现在你们了解了</w:t>
+      </w:r>
+      <w:r>
+        <w:rPr>
+          <w:rStyle w:val="a4"/>
+        </w:rPr>
+        <w:t>YOLO</w:t>
+      </w:r>
+      <w:r>
+        <w:t>算法的基础，我们继续讨论别的让这个算法效果更好的研究。</w:t>
+      </w:r>
+    </w:p>
+    <w:p>
+      <w:pPr>
+        <w:pStyle w:val="a3"/>
+        <w:rPr>
+          <w:rFonts w:hint="eastAsia"/>
+        </w:rPr>
+      </w:pPr>
+      <w:bookmarkStart w:id="1" w:name="_GoBack"/>
+      <w:bookmarkEnd w:id="1"/>
     </w:p>
     <w:sectPr>
       <w:pgSz w:w="11906" w:h="16838"/>
